--- a/Тестирование.docx
+++ b/Тестирование.docx
@@ -1,6 +1,6 @@
 
 <file path=word/document.xml><?xml version="1.0" encoding="utf-8"?>
-<w:document xmlns:wpc="http://schemas.microsoft.com/office/word/2010/wordprocessingCanvas" xmlns:cx="http://schemas.microsoft.com/office/drawing/2014/chartex" xmlns:cx1="http://schemas.microsoft.com/office/drawing/2015/9/8/chartex" xmlns:cx2="http://schemas.microsoft.com/office/drawing/2015/10/21/chartex" xmlns:cx3="http://schemas.microsoft.com/office/drawing/2016/5/9/chartex" xmlns:cx4="http://schemas.microsoft.com/office/drawing/2016/5/10/chartex" xmlns:cx5="http://schemas.microsoft.com/office/drawing/2016/5/11/chartex" xmlns:cx6="http://schemas.microsoft.com/office/drawing/2016/5/12/chartex" xmlns:cx7="http://schemas.microsoft.com/office/drawing/2016/5/13/chartex" xmlns:cx8="http://schemas.microsoft.com/office/drawing/2016/5/14/chartex" xmlns:mc="http://schemas.openxmlformats.org/markup-compatibility/2006" xmlns:aink="http://schemas.microsoft.com/office/drawing/2016/ink" xmlns:am3d="http://schemas.microsoft.com/office/drawing/2017/model3d" xmlns:o="urn:schemas-microsoft-com:office:office" xmlns:oel="http://schemas.microsoft.com/office/2019/extlst" xmlns:r="http://schemas.openxmlformats.org/officeDocument/2006/relationships" xmlns:m="http://schemas.openxmlformats.org/officeDocument/2006/math" xmlns:v="urn:schemas-microsoft-com:vml" xmlns:wp14="http://schemas.microsoft.com/office/word/2010/wordprocessingDrawing" xmlns:wp="http://schemas.openxmlformats.org/drawingml/2006/wordprocessingDrawing" xmlns:w10="urn:schemas-microsoft-com:office:word" xmlns:w="http://schemas.openxmlformats.org/wordprocessingml/2006/main" xmlns:w14="http://schemas.microsoft.com/office/word/2010/wordml" xmlns:w15="http://schemas.microsoft.com/office/word/2012/wordml" xmlns:w16cex="http://schemas.microsoft.com/office/word/2018/wordml/cex" xmlns:w16cid="http://schemas.microsoft.com/office/word/2016/wordml/cid" xmlns:w16="http://schemas.microsoft.com/office/word/2018/wordml" xmlns:w16du="http://schemas.microsoft.com/office/word/2023/wordml/word16du" xmlns:w16sdtdh="http://schemas.microsoft.com/office/word/2020/wordml/sdtdatahash" xmlns:w16sdtfl="http://schemas.microsoft.com/office/word/2024/wordml/sdtformatlock" xmlns:w16se="http://schemas.microsoft.com/office/word/2015/wordml/symex" xmlns:wpg="http://schemas.microsoft.com/office/word/2010/wordprocessingGroup" xmlns:wpi="http://schemas.microsoft.com/office/word/2010/wordprocessingInk" xmlns:wne="http://schemas.microsoft.com/office/word/2006/wordml" xmlns:wps="http://schemas.microsoft.com/office/word/2010/wordprocessingShape" mc:Ignorable="w14 w15 w16se w16cid w16 w16cex w16sdtdh w16sdtfl w16du wp14">
+<w:document xmlns:wpc="http://schemas.microsoft.com/office/word/2010/wordprocessingCanvas" xmlns:mc="http://schemas.openxmlformats.org/markup-compatibility/2006" xmlns:o="urn:schemas-microsoft-com:office:office" xmlns:r="http://schemas.openxmlformats.org/officeDocument/2006/relationships" xmlns:m="http://schemas.openxmlformats.org/officeDocument/2006/math" xmlns:v="urn:schemas-microsoft-com:vml" xmlns:wp14="http://schemas.microsoft.com/office/word/2010/wordprocessingDrawing" xmlns:wp="http://schemas.openxmlformats.org/drawingml/2006/wordprocessingDrawing" xmlns:w="http://schemas.openxmlformats.org/wordprocessingml/2006/main" xmlns:w14="http://schemas.microsoft.com/office/word/2010/wordml" xmlns:w10="urn:schemas-microsoft-com:office:word" xmlns:w15="http://schemas.microsoft.com/office/word/2012/wordml" xmlns:wpg="http://schemas.microsoft.com/office/word/2010/wordprocessingGroup" xmlns:wpi="http://schemas.microsoft.com/office/word/2010/wordprocessingInk" xmlns:wne="http://schemas.microsoft.com/office/word/2006/wordml" xmlns:wps="http://schemas.microsoft.com/office/word/2010/wordprocessingShape" xmlns:wpsCustomData="http://www.wps.cn/officeDocument/2013/wpsCustomData" mc:Ignorable="w14 w15 wp14">
   <w:body>
     <w:p>
       <w:pPr>
@@ -57,23 +57,7 @@
           <w:sz w:val="28"/>
           <w:szCs w:val="28"/>
         </w:rPr>
-        <w:t xml:space="preserve">В ходе тестирования был применен метод 50 тест - кейсов, который проверяет работу сайта </w:t>
-      </w:r>
-      <w:r>
-        <w:rPr>
-          <w:rFonts w:ascii="Times New Roman" w:hAnsi="Times New Roman" w:cs="Times New Roman"/>
-          <w:sz w:val="28"/>
-          <w:szCs w:val="28"/>
-        </w:rPr>
-        <w:t>terranova-online.ru</w:t>
-      </w:r>
-      <w:r>
-        <w:rPr>
-          <w:rFonts w:ascii="Times New Roman" w:hAnsi="Times New Roman" w:cs="Times New Roman"/>
-          <w:sz w:val="28"/>
-          <w:szCs w:val="28"/>
-        </w:rPr>
-        <w:t>. Суть тестирования заключается в проверке работы всех обязательных функций сайта и его корректное отображение во всех актуальных браузерах.</w:t>
+        <w:t>В ходе тестирования был применен метод 50 тест - кейсов, который проверяет работу сайта terranova-online.ru. Суть тестирования заключается в проверке работы всех обязательных функций сайта и его корректное отображение во всех актуальных браузерах.</w:t>
       </w:r>
     </w:p>
     <w:p>
@@ -129,6 +113,11 @@
           <w:color w:val="000000" w:themeColor="text1"/>
           <w:sz w:val="28"/>
           <w:szCs w:val="28"/>
+          <w14:textFill>
+            <w14:solidFill>
+              <w14:schemeClr w14:val="tx1"/>
+            </w14:solidFill>
+          </w14:textFill>
         </w:rPr>
       </w:pPr>
       <w:r>
@@ -139,56 +128,98 @@
         </w:rPr>
         <w:t xml:space="preserve">Таблица 1. Тест-кейсы, пройденные в ходе тестирования сайта </w:t>
       </w:r>
-      <w:hyperlink r:id="rId5" w:history="1">
-        <w:r>
-          <w:rPr>
-            <w:rStyle w:val="ac"/>
-            <w:rFonts w:ascii="Times New Roman" w:hAnsi="Times New Roman" w:cs="Times New Roman"/>
-            <w:color w:val="000000" w:themeColor="text1"/>
-            <w:sz w:val="28"/>
-            <w:szCs w:val="28"/>
-          </w:rPr>
-          <w:t>https://</w:t>
-        </w:r>
-        <w:r>
-          <w:rPr>
-            <w:rStyle w:val="ac"/>
-            <w:rFonts w:ascii="Times New Roman" w:hAnsi="Times New Roman" w:cs="Times New Roman"/>
-            <w:color w:val="000000" w:themeColor="text1"/>
-            <w:kern w:val="0"/>
-            <w:sz w:val="28"/>
-            <w:szCs w:val="28"/>
-            <w14:ligatures w14:val="none"/>
-          </w:rPr>
-          <w:t xml:space="preserve"> </w:t>
-        </w:r>
-        <w:r>
-          <w:rPr>
-            <w:rStyle w:val="ac"/>
-            <w:rFonts w:ascii="Times New Roman" w:hAnsi="Times New Roman" w:cs="Times New Roman"/>
-            <w:color w:val="000000" w:themeColor="text1"/>
-            <w:sz w:val="28"/>
-            <w:szCs w:val="28"/>
-          </w:rPr>
-          <w:t>terranova-online.ru</w:t>
-        </w:r>
-        <w:r>
-          <w:rPr>
-            <w:rStyle w:val="ac"/>
-            <w:rFonts w:ascii="Times New Roman" w:hAnsi="Times New Roman" w:cs="Times New Roman"/>
-            <w:color w:val="000000" w:themeColor="text1"/>
-            <w:sz w:val="28"/>
-            <w:szCs w:val="28"/>
-          </w:rPr>
-          <w:t>/</w:t>
-        </w:r>
-      </w:hyperlink>
+      <w:r>
+        <w:fldChar w:fldCharType="begin"/>
+      </w:r>
+      <w:r>
+        <w:instrText xml:space="preserve"> HYPERLINK "https://cu566502.tw1.ru/" </w:instrText>
+      </w:r>
+      <w:r>
+        <w:fldChar w:fldCharType="separate"/>
+      </w:r>
+      <w:r>
+        <w:rPr>
+          <w:rStyle w:val="14"/>
+          <w:rFonts w:ascii="Times New Roman" w:hAnsi="Times New Roman" w:cs="Times New Roman"/>
+          <w:color w:val="000000" w:themeColor="text1"/>
+          <w:sz w:val="28"/>
+          <w:szCs w:val="28"/>
+          <w14:textFill>
+            <w14:solidFill>
+              <w14:schemeClr w14:val="tx1"/>
+            </w14:solidFill>
+          </w14:textFill>
+        </w:rPr>
+        <w:t>https://</w:t>
+      </w:r>
+      <w:r>
+        <w:rPr>
+          <w:rStyle w:val="14"/>
+          <w:rFonts w:ascii="Times New Roman" w:hAnsi="Times New Roman" w:cs="Times New Roman"/>
+          <w:color w:val="000000" w:themeColor="text1"/>
+          <w:kern w:val="0"/>
+          <w:sz w:val="28"/>
+          <w:szCs w:val="28"/>
+          <w14:textFill>
+            <w14:solidFill>
+              <w14:schemeClr w14:val="tx1"/>
+            </w14:solidFill>
+          </w14:textFill>
+          <w14:ligatures w14:val="none"/>
+        </w:rPr>
+        <w:t xml:space="preserve"> </w:t>
+      </w:r>
+      <w:r>
+        <w:rPr>
+          <w:rStyle w:val="14"/>
+          <w:rFonts w:ascii="Times New Roman" w:hAnsi="Times New Roman" w:cs="Times New Roman"/>
+          <w:color w:val="000000" w:themeColor="text1"/>
+          <w:sz w:val="28"/>
+          <w:szCs w:val="28"/>
+          <w14:textFill>
+            <w14:solidFill>
+              <w14:schemeClr w14:val="tx1"/>
+            </w14:solidFill>
+          </w14:textFill>
+        </w:rPr>
+        <w:t>terranova-online.ru/</w:t>
+      </w:r>
+      <w:r>
+        <w:rPr>
+          <w:rStyle w:val="14"/>
+          <w:rFonts w:ascii="Times New Roman" w:hAnsi="Times New Roman" w:cs="Times New Roman"/>
+          <w:color w:val="000000" w:themeColor="text1"/>
+          <w:sz w:val="28"/>
+          <w:szCs w:val="28"/>
+          <w14:textFill>
+            <w14:solidFill>
+              <w14:schemeClr w14:val="tx1"/>
+            </w14:solidFill>
+          </w14:textFill>
+        </w:rPr>
+        <w:fldChar w:fldCharType="end"/>
+      </w:r>
     </w:p>
     <w:tbl>
       <w:tblPr>
-        <w:tblStyle w:val="ae"/>
+        <w:tblStyle w:val="17"/>
         <w:tblW w:w="0" w:type="auto"/>
-        <w:tblLook w:val="04A0" w:firstRow="1" w:lastRow="0" w:firstColumn="1" w:lastColumn="0" w:noHBand="0" w:noVBand="1"/>
+        <w:tblInd w:w="0" w:type="dxa"/>
+        <w:tblBorders>
+          <w:top w:val="single" w:color="auto" w:sz="4" w:space="0"/>
+          <w:left w:val="single" w:color="auto" w:sz="4" w:space="0"/>
+          <w:bottom w:val="single" w:color="auto" w:sz="4" w:space="0"/>
+          <w:right w:val="single" w:color="auto" w:sz="4" w:space="0"/>
+          <w:insideH w:val="single" w:color="auto" w:sz="4" w:space="0"/>
+          <w:insideV w:val="single" w:color="auto" w:sz="4" w:space="0"/>
+        </w:tblBorders>
+        <w:tblLayout w:type="autofit"/>
+        <w:tblCellMar>
+          <w:top w:w="0" w:type="dxa"/>
+          <w:left w:w="108" w:type="dxa"/>
+          <w:bottom w:w="0" w:type="dxa"/>
+          <w:right w:w="108" w:type="dxa"/>
+        </w:tblCellMar>
       </w:tblPr>
       <w:tblGrid>
         <w:gridCol w:w="1129"/>
@@ -197,6 +228,22 @@
         <w:gridCol w:w="2591"/>
       </w:tblGrid>
       <w:tr>
+        <w:tblPrEx>
+          <w:tblBorders>
+            <w:top w:val="single" w:color="auto" w:sz="4" w:space="0"/>
+            <w:left w:val="single" w:color="auto" w:sz="4" w:space="0"/>
+            <w:bottom w:val="single" w:color="auto" w:sz="4" w:space="0"/>
+            <w:right w:val="single" w:color="auto" w:sz="4" w:space="0"/>
+            <w:insideH w:val="single" w:color="auto" w:sz="4" w:space="0"/>
+            <w:insideV w:val="single" w:color="auto" w:sz="4" w:space="0"/>
+          </w:tblBorders>
+          <w:tblCellMar>
+            <w:top w:w="0" w:type="dxa"/>
+            <w:left w:w="108" w:type="dxa"/>
+            <w:bottom w:w="0" w:type="dxa"/>
+            <w:right w:w="108" w:type="dxa"/>
+          </w:tblCellMar>
+        </w:tblPrEx>
         <w:tc>
           <w:tcPr>
             <w:tcW w:w="1129" w:type="dxa"/>
@@ -205,6 +252,7 @@
           <w:p>
             <w:pPr>
               <w:widowControl w:val="0"/>
+              <w:spacing w:after="0" w:line="240" w:lineRule="auto"/>
               <w:jc w:val="center"/>
               <w:rPr>
                 <w:rFonts w:ascii="Times New Roman" w:hAnsi="Times New Roman" w:cs="Times New Roman"/>
@@ -228,6 +276,7 @@
           <w:p>
             <w:pPr>
               <w:widowControl w:val="0"/>
+              <w:spacing w:after="0" w:line="240" w:lineRule="auto"/>
               <w:jc w:val="center"/>
               <w:rPr>
                 <w:rFonts w:ascii="Times New Roman" w:hAnsi="Times New Roman" w:cs="Times New Roman"/>
@@ -251,6 +300,7 @@
           <w:p>
             <w:pPr>
               <w:widowControl w:val="0"/>
+              <w:spacing w:after="0" w:line="240" w:lineRule="auto"/>
               <w:jc w:val="center"/>
               <w:rPr>
                 <w:rFonts w:ascii="Times New Roman" w:hAnsi="Times New Roman" w:cs="Times New Roman"/>
@@ -274,6 +324,7 @@
           <w:p>
             <w:pPr>
               <w:widowControl w:val="0"/>
+              <w:spacing w:after="0" w:line="240" w:lineRule="auto"/>
               <w:jc w:val="center"/>
               <w:rPr>
                 <w:rFonts w:ascii="Times New Roman" w:hAnsi="Times New Roman" w:cs="Times New Roman"/>
@@ -291,6 +342,22 @@
         </w:tc>
       </w:tr>
       <w:tr>
+        <w:tblPrEx>
+          <w:tblBorders>
+            <w:top w:val="single" w:color="auto" w:sz="4" w:space="0"/>
+            <w:left w:val="single" w:color="auto" w:sz="4" w:space="0"/>
+            <w:bottom w:val="single" w:color="auto" w:sz="4" w:space="0"/>
+            <w:right w:val="single" w:color="auto" w:sz="4" w:space="0"/>
+            <w:insideH w:val="single" w:color="auto" w:sz="4" w:space="0"/>
+            <w:insideV w:val="single" w:color="auto" w:sz="4" w:space="0"/>
+          </w:tblBorders>
+          <w:tblCellMar>
+            <w:top w:w="0" w:type="dxa"/>
+            <w:left w:w="108" w:type="dxa"/>
+            <w:bottom w:w="0" w:type="dxa"/>
+            <w:right w:w="108" w:type="dxa"/>
+          </w:tblCellMar>
+        </w:tblPrEx>
         <w:tc>
           <w:tcPr>
             <w:tcW w:w="9344" w:type="dxa"/>
@@ -300,6 +367,7 @@
           <w:p>
             <w:pPr>
               <w:widowControl w:val="0"/>
+              <w:spacing w:after="0" w:line="240" w:lineRule="auto"/>
               <w:jc w:val="center"/>
               <w:rPr>
                 <w:rFonts w:ascii="Times New Roman" w:hAnsi="Times New Roman" w:cs="Times New Roman"/>
@@ -315,6 +383,22 @@
         </w:tc>
       </w:tr>
       <w:tr>
+        <w:tblPrEx>
+          <w:tblBorders>
+            <w:top w:val="single" w:color="auto" w:sz="4" w:space="0"/>
+            <w:left w:val="single" w:color="auto" w:sz="4" w:space="0"/>
+            <w:bottom w:val="single" w:color="auto" w:sz="4" w:space="0"/>
+            <w:right w:val="single" w:color="auto" w:sz="4" w:space="0"/>
+            <w:insideH w:val="single" w:color="auto" w:sz="4" w:space="0"/>
+            <w:insideV w:val="single" w:color="auto" w:sz="4" w:space="0"/>
+          </w:tblBorders>
+          <w:tblCellMar>
+            <w:top w:w="0" w:type="dxa"/>
+            <w:left w:w="108" w:type="dxa"/>
+            <w:bottom w:w="0" w:type="dxa"/>
+            <w:right w:w="108" w:type="dxa"/>
+          </w:tblCellMar>
+        </w:tblPrEx>
         <w:tc>
           <w:tcPr>
             <w:tcW w:w="1129" w:type="dxa"/>
@@ -322,6 +406,7 @@
           <w:p>
             <w:pPr>
               <w:widowControl w:val="0"/>
+              <w:spacing w:after="0" w:line="240" w:lineRule="auto"/>
               <w:jc w:val="center"/>
               <w:rPr>
                 <w:rFonts w:ascii="Times New Roman" w:hAnsi="Times New Roman" w:cs="Times New Roman"/>
@@ -342,30 +427,17 @@
           <w:p>
             <w:pPr>
               <w:widowControl w:val="0"/>
-              <w:jc w:val="center"/>
-              <w:rPr>
-                <w:rFonts w:ascii="Times New Roman" w:hAnsi="Times New Roman" w:cs="Times New Roman"/>
-              </w:rPr>
-            </w:pPr>
-            <w:r>
-              <w:rPr>
-                <w:rFonts w:ascii="Times New Roman" w:hAnsi="Times New Roman" w:cs="Times New Roman"/>
-              </w:rPr>
-              <w:t xml:space="preserve">Приложение корректно отображается и функционирует во всех актуальных браузерах (IE, Edge, Chrome, Firefox, </w:t>
-            </w:r>
-            <w:proofErr w:type="gramStart"/>
-            <w:r>
-              <w:rPr>
-                <w:rFonts w:ascii="Times New Roman" w:hAnsi="Times New Roman" w:cs="Times New Roman"/>
-              </w:rPr>
-              <w:t>Safari,...</w:t>
-            </w:r>
-            <w:proofErr w:type="gramEnd"/>
-            <w:r>
-              <w:rPr>
-                <w:rFonts w:ascii="Times New Roman" w:hAnsi="Times New Roman" w:cs="Times New Roman"/>
-              </w:rPr>
-              <w:t>).</w:t>
+              <w:spacing w:after="0" w:line="240" w:lineRule="auto"/>
+              <w:jc w:val="center"/>
+              <w:rPr>
+                <w:rFonts w:ascii="Times New Roman" w:hAnsi="Times New Roman" w:cs="Times New Roman"/>
+              </w:rPr>
+            </w:pPr>
+            <w:r>
+              <w:rPr>
+                <w:rFonts w:ascii="Times New Roman" w:hAnsi="Times New Roman" w:cs="Times New Roman"/>
+              </w:rPr>
+              <w:t>Приложение корректно отображается и функционирует во всех актуальных браузерах (IE, Edge, Chrome, Firefox, Safari,...).</w:t>
             </w:r>
           </w:p>
         </w:tc>
@@ -376,6 +448,7 @@
           <w:p>
             <w:pPr>
               <w:widowControl w:val="0"/>
+              <w:spacing w:after="0" w:line="240" w:lineRule="auto"/>
               <w:jc w:val="center"/>
               <w:rPr>
                 <w:rFonts w:ascii="Times New Roman" w:hAnsi="Times New Roman" w:cs="Times New Roman"/>
@@ -396,34 +469,37 @@
           <w:p>
             <w:pPr>
               <w:widowControl w:val="0"/>
-              <w:rPr>
-                <w:rFonts w:ascii="Times New Roman" w:hAnsi="Times New Roman" w:cs="Times New Roman"/>
-              </w:rPr>
-            </w:pPr>
-            <w:r>
-              <w:rPr>
-                <w:rFonts w:ascii="Times New Roman" w:hAnsi="Times New Roman" w:cs="Times New Roman"/>
-              </w:rPr>
-              <w:t>IE полностью не поддерживается (</w:t>
-            </w:r>
-            <w:proofErr w:type="spellStart"/>
-            <w:r>
-              <w:rPr>
-                <w:rFonts w:ascii="Times New Roman" w:hAnsi="Times New Roman" w:cs="Times New Roman"/>
-              </w:rPr>
-              <w:t>Bootstrap</w:t>
-            </w:r>
-            <w:proofErr w:type="spellEnd"/>
-            <w:r>
-              <w:rPr>
-                <w:rFonts w:ascii="Times New Roman" w:hAnsi="Times New Roman" w:cs="Times New Roman"/>
-              </w:rPr>
-              <w:t xml:space="preserve"> 5 не поддерживает, современный JS не работает)</w:t>
+              <w:spacing w:after="0" w:line="240" w:lineRule="auto"/>
+              <w:rPr>
+                <w:rFonts w:ascii="Times New Roman" w:hAnsi="Times New Roman" w:cs="Times New Roman"/>
+              </w:rPr>
+            </w:pPr>
+            <w:r>
+              <w:rPr>
+                <w:rFonts w:ascii="Times New Roman" w:hAnsi="Times New Roman" w:cs="Times New Roman"/>
+              </w:rPr>
+              <w:t>IE полностью не поддерживается (Bootstrap 5 не поддерживает, современный JS не работает)</w:t>
             </w:r>
           </w:p>
         </w:tc>
       </w:tr>
       <w:tr>
+        <w:tblPrEx>
+          <w:tblBorders>
+            <w:top w:val="single" w:color="auto" w:sz="4" w:space="0"/>
+            <w:left w:val="single" w:color="auto" w:sz="4" w:space="0"/>
+            <w:bottom w:val="single" w:color="auto" w:sz="4" w:space="0"/>
+            <w:right w:val="single" w:color="auto" w:sz="4" w:space="0"/>
+            <w:insideH w:val="single" w:color="auto" w:sz="4" w:space="0"/>
+            <w:insideV w:val="single" w:color="auto" w:sz="4" w:space="0"/>
+          </w:tblBorders>
+          <w:tblCellMar>
+            <w:top w:w="0" w:type="dxa"/>
+            <w:left w:w="108" w:type="dxa"/>
+            <w:bottom w:w="0" w:type="dxa"/>
+            <w:right w:w="108" w:type="dxa"/>
+          </w:tblCellMar>
+        </w:tblPrEx>
         <w:tc>
           <w:tcPr>
             <w:tcW w:w="1129" w:type="dxa"/>
@@ -431,6 +507,7 @@
           <w:p>
             <w:pPr>
               <w:widowControl w:val="0"/>
+              <w:spacing w:after="0" w:line="240" w:lineRule="auto"/>
               <w:jc w:val="center"/>
               <w:rPr>
                 <w:rFonts w:ascii="Times New Roman" w:hAnsi="Times New Roman" w:cs="Times New Roman"/>
@@ -451,6 +528,7 @@
           <w:p>
             <w:pPr>
               <w:widowControl w:val="0"/>
+              <w:spacing w:after="0" w:line="240" w:lineRule="auto"/>
               <w:jc w:val="center"/>
               <w:rPr>
                 <w:rFonts w:ascii="Times New Roman" w:hAnsi="Times New Roman" w:cs="Times New Roman"/>
@@ -471,6 +549,7 @@
           <w:p>
             <w:pPr>
               <w:widowControl w:val="0"/>
+              <w:spacing w:after="0" w:line="240" w:lineRule="auto"/>
               <w:jc w:val="center"/>
               <w:rPr>
                 <w:rFonts w:ascii="Times New Roman" w:hAnsi="Times New Roman" w:cs="Times New Roman"/>
@@ -491,6 +570,7 @@
           <w:p>
             <w:pPr>
               <w:widowControl w:val="0"/>
+              <w:spacing w:after="0" w:line="240" w:lineRule="auto"/>
               <w:jc w:val="center"/>
               <w:rPr>
                 <w:rFonts w:ascii="Times New Roman" w:hAnsi="Times New Roman" w:cs="Times New Roman"/>
@@ -500,6 +580,22 @@
         </w:tc>
       </w:tr>
       <w:tr>
+        <w:tblPrEx>
+          <w:tblBorders>
+            <w:top w:val="single" w:color="auto" w:sz="4" w:space="0"/>
+            <w:left w:val="single" w:color="auto" w:sz="4" w:space="0"/>
+            <w:bottom w:val="single" w:color="auto" w:sz="4" w:space="0"/>
+            <w:right w:val="single" w:color="auto" w:sz="4" w:space="0"/>
+            <w:insideH w:val="single" w:color="auto" w:sz="4" w:space="0"/>
+            <w:insideV w:val="single" w:color="auto" w:sz="4" w:space="0"/>
+          </w:tblBorders>
+          <w:tblCellMar>
+            <w:top w:w="0" w:type="dxa"/>
+            <w:left w:w="108" w:type="dxa"/>
+            <w:bottom w:w="0" w:type="dxa"/>
+            <w:right w:w="108" w:type="dxa"/>
+          </w:tblCellMar>
+        </w:tblPrEx>
         <w:tc>
           <w:tcPr>
             <w:tcW w:w="1129" w:type="dxa"/>
@@ -507,6 +603,7 @@
           <w:p>
             <w:pPr>
               <w:widowControl w:val="0"/>
+              <w:spacing w:after="0" w:line="240" w:lineRule="auto"/>
               <w:jc w:val="center"/>
               <w:rPr>
                 <w:rFonts w:ascii="Times New Roman" w:hAnsi="Times New Roman" w:cs="Times New Roman"/>
@@ -527,6 +624,7 @@
           <w:p>
             <w:pPr>
               <w:widowControl w:val="0"/>
+              <w:spacing w:after="0" w:line="240" w:lineRule="auto"/>
               <w:jc w:val="center"/>
               <w:rPr>
                 <w:rFonts w:ascii="Times New Roman" w:hAnsi="Times New Roman" w:cs="Times New Roman"/>
@@ -547,6 +645,7 @@
           <w:p>
             <w:pPr>
               <w:widowControl w:val="0"/>
+              <w:spacing w:after="0" w:line="240" w:lineRule="auto"/>
               <w:jc w:val="center"/>
               <w:rPr>
                 <w:rFonts w:ascii="Times New Roman" w:hAnsi="Times New Roman" w:cs="Times New Roman"/>
@@ -567,6 +666,7 @@
           <w:p>
             <w:pPr>
               <w:widowControl w:val="0"/>
+              <w:spacing w:after="0" w:line="240" w:lineRule="auto"/>
               <w:jc w:val="center"/>
               <w:rPr>
                 <w:rFonts w:ascii="Times New Roman" w:hAnsi="Times New Roman" w:cs="Times New Roman"/>
@@ -576,6 +676,22 @@
         </w:tc>
       </w:tr>
       <w:tr>
+        <w:tblPrEx>
+          <w:tblBorders>
+            <w:top w:val="single" w:color="auto" w:sz="4" w:space="0"/>
+            <w:left w:val="single" w:color="auto" w:sz="4" w:space="0"/>
+            <w:bottom w:val="single" w:color="auto" w:sz="4" w:space="0"/>
+            <w:right w:val="single" w:color="auto" w:sz="4" w:space="0"/>
+            <w:insideH w:val="single" w:color="auto" w:sz="4" w:space="0"/>
+            <w:insideV w:val="single" w:color="auto" w:sz="4" w:space="0"/>
+          </w:tblBorders>
+          <w:tblCellMar>
+            <w:top w:w="0" w:type="dxa"/>
+            <w:left w:w="108" w:type="dxa"/>
+            <w:bottom w:w="0" w:type="dxa"/>
+            <w:right w:w="108" w:type="dxa"/>
+          </w:tblCellMar>
+        </w:tblPrEx>
         <w:tc>
           <w:tcPr>
             <w:tcW w:w="1129" w:type="dxa"/>
@@ -583,6 +699,7 @@
           <w:p>
             <w:pPr>
               <w:widowControl w:val="0"/>
+              <w:spacing w:after="0" w:line="240" w:lineRule="auto"/>
               <w:jc w:val="center"/>
               <w:rPr>
                 <w:rFonts w:ascii="Times New Roman" w:hAnsi="Times New Roman" w:cs="Times New Roman"/>
@@ -603,30 +720,17 @@
           <w:p>
             <w:pPr>
               <w:widowControl w:val="0"/>
-              <w:jc w:val="center"/>
-              <w:rPr>
-                <w:rFonts w:ascii="Times New Roman" w:hAnsi="Times New Roman" w:cs="Times New Roman"/>
-              </w:rPr>
-            </w:pPr>
-            <w:r>
-              <w:rPr>
-                <w:rFonts w:ascii="Times New Roman" w:hAnsi="Times New Roman" w:cs="Times New Roman"/>
-              </w:rPr>
-              <w:t xml:space="preserve">Работоспособность при удалении </w:t>
-            </w:r>
-            <w:proofErr w:type="spellStart"/>
-            <w:r>
-              <w:rPr>
-                <w:rFonts w:ascii="Times New Roman" w:hAnsi="Times New Roman" w:cs="Times New Roman"/>
-              </w:rPr>
-              <w:t>cookies</w:t>
-            </w:r>
-            <w:proofErr w:type="spellEnd"/>
-            <w:r>
-              <w:rPr>
-                <w:rFonts w:ascii="Times New Roman" w:hAnsi="Times New Roman" w:cs="Times New Roman"/>
-              </w:rPr>
-              <w:t xml:space="preserve"> во время использования приложения.</w:t>
+              <w:spacing w:after="0" w:line="240" w:lineRule="auto"/>
+              <w:jc w:val="center"/>
+              <w:rPr>
+                <w:rFonts w:ascii="Times New Roman" w:hAnsi="Times New Roman" w:cs="Times New Roman"/>
+              </w:rPr>
+            </w:pPr>
+            <w:r>
+              <w:rPr>
+                <w:rFonts w:ascii="Times New Roman" w:hAnsi="Times New Roman" w:cs="Times New Roman"/>
+              </w:rPr>
+              <w:t>Работоспособность при удалении cookies во время использования приложения.</w:t>
             </w:r>
           </w:p>
         </w:tc>
@@ -637,6 +741,7 @@
           <w:p>
             <w:pPr>
               <w:widowControl w:val="0"/>
+              <w:spacing w:after="0" w:line="240" w:lineRule="auto"/>
               <w:jc w:val="center"/>
               <w:rPr>
                 <w:rFonts w:ascii="Times New Roman" w:hAnsi="Times New Roman" w:cs="Times New Roman"/>
@@ -657,6 +762,7 @@
           <w:p>
             <w:pPr>
               <w:widowControl w:val="0"/>
+              <w:spacing w:after="0" w:line="240" w:lineRule="auto"/>
               <w:jc w:val="center"/>
               <w:rPr>
                 <w:rFonts w:ascii="Times New Roman" w:hAnsi="Times New Roman" w:cs="Times New Roman"/>
@@ -666,6 +772,22 @@
         </w:tc>
       </w:tr>
       <w:tr>
+        <w:tblPrEx>
+          <w:tblBorders>
+            <w:top w:val="single" w:color="auto" w:sz="4" w:space="0"/>
+            <w:left w:val="single" w:color="auto" w:sz="4" w:space="0"/>
+            <w:bottom w:val="single" w:color="auto" w:sz="4" w:space="0"/>
+            <w:right w:val="single" w:color="auto" w:sz="4" w:space="0"/>
+            <w:insideH w:val="single" w:color="auto" w:sz="4" w:space="0"/>
+            <w:insideV w:val="single" w:color="auto" w:sz="4" w:space="0"/>
+          </w:tblBorders>
+          <w:tblCellMar>
+            <w:top w:w="0" w:type="dxa"/>
+            <w:left w:w="108" w:type="dxa"/>
+            <w:bottom w:w="0" w:type="dxa"/>
+            <w:right w:w="108" w:type="dxa"/>
+          </w:tblCellMar>
+        </w:tblPrEx>
         <w:tc>
           <w:tcPr>
             <w:tcW w:w="9344" w:type="dxa"/>
@@ -674,6 +796,7 @@
           <w:p>
             <w:pPr>
               <w:widowControl w:val="0"/>
+              <w:spacing w:after="0" w:line="240" w:lineRule="auto"/>
               <w:jc w:val="center"/>
               <w:rPr>
                 <w:rFonts w:ascii="Times New Roman" w:hAnsi="Times New Roman" w:cs="Times New Roman"/>
@@ -689,6 +812,22 @@
         </w:tc>
       </w:tr>
       <w:tr>
+        <w:tblPrEx>
+          <w:tblBorders>
+            <w:top w:val="single" w:color="auto" w:sz="4" w:space="0"/>
+            <w:left w:val="single" w:color="auto" w:sz="4" w:space="0"/>
+            <w:bottom w:val="single" w:color="auto" w:sz="4" w:space="0"/>
+            <w:right w:val="single" w:color="auto" w:sz="4" w:space="0"/>
+            <w:insideH w:val="single" w:color="auto" w:sz="4" w:space="0"/>
+            <w:insideV w:val="single" w:color="auto" w:sz="4" w:space="0"/>
+          </w:tblBorders>
+          <w:tblCellMar>
+            <w:top w:w="0" w:type="dxa"/>
+            <w:left w:w="108" w:type="dxa"/>
+            <w:bottom w:w="0" w:type="dxa"/>
+            <w:right w:w="108" w:type="dxa"/>
+          </w:tblCellMar>
+        </w:tblPrEx>
         <w:tc>
           <w:tcPr>
             <w:tcW w:w="1129" w:type="dxa"/>
@@ -696,6 +835,7 @@
           <w:p>
             <w:pPr>
               <w:widowControl w:val="0"/>
+              <w:spacing w:after="0" w:line="240" w:lineRule="auto"/>
               <w:jc w:val="center"/>
               <w:rPr>
                 <w:rFonts w:ascii="Times New Roman" w:hAnsi="Times New Roman" w:cs="Times New Roman"/>
@@ -716,6 +856,7 @@
           <w:p>
             <w:pPr>
               <w:widowControl w:val="0"/>
+              <w:spacing w:after="0" w:line="240" w:lineRule="auto"/>
               <w:jc w:val="center"/>
               <w:rPr>
                 <w:rFonts w:ascii="Times New Roman" w:hAnsi="Times New Roman" w:cs="Times New Roman"/>
@@ -736,6 +877,7 @@
           <w:p>
             <w:pPr>
               <w:widowControl w:val="0"/>
+              <w:spacing w:after="0" w:line="240" w:lineRule="auto"/>
               <w:jc w:val="center"/>
               <w:rPr>
                 <w:rFonts w:ascii="Times New Roman" w:hAnsi="Times New Roman" w:cs="Times New Roman"/>
@@ -756,6 +898,7 @@
           <w:p>
             <w:pPr>
               <w:widowControl w:val="0"/>
+              <w:spacing w:after="0" w:line="240" w:lineRule="auto"/>
               <w:jc w:val="center"/>
               <w:rPr>
                 <w:rFonts w:ascii="Times New Roman" w:hAnsi="Times New Roman" w:cs="Times New Roman"/>
@@ -765,6 +908,22 @@
         </w:tc>
       </w:tr>
       <w:tr>
+        <w:tblPrEx>
+          <w:tblBorders>
+            <w:top w:val="single" w:color="auto" w:sz="4" w:space="0"/>
+            <w:left w:val="single" w:color="auto" w:sz="4" w:space="0"/>
+            <w:bottom w:val="single" w:color="auto" w:sz="4" w:space="0"/>
+            <w:right w:val="single" w:color="auto" w:sz="4" w:space="0"/>
+            <w:insideH w:val="single" w:color="auto" w:sz="4" w:space="0"/>
+            <w:insideV w:val="single" w:color="auto" w:sz="4" w:space="0"/>
+          </w:tblBorders>
+          <w:tblCellMar>
+            <w:top w:w="0" w:type="dxa"/>
+            <w:left w:w="108" w:type="dxa"/>
+            <w:bottom w:w="0" w:type="dxa"/>
+            <w:right w:w="108" w:type="dxa"/>
+          </w:tblCellMar>
+        </w:tblPrEx>
         <w:tc>
           <w:tcPr>
             <w:tcW w:w="1129" w:type="dxa"/>
@@ -772,6 +931,7 @@
           <w:p>
             <w:pPr>
               <w:widowControl w:val="0"/>
+              <w:spacing w:after="0" w:line="240" w:lineRule="auto"/>
               <w:jc w:val="center"/>
               <w:rPr>
                 <w:rFonts w:ascii="Times New Roman" w:hAnsi="Times New Roman" w:cs="Times New Roman"/>
@@ -792,6 +952,7 @@
           <w:p>
             <w:pPr>
               <w:widowControl w:val="0"/>
+              <w:spacing w:after="0" w:line="240" w:lineRule="auto"/>
               <w:jc w:val="center"/>
               <w:rPr>
                 <w:rFonts w:ascii="Times New Roman" w:hAnsi="Times New Roman" w:cs="Times New Roman"/>
@@ -812,6 +973,7 @@
           <w:p>
             <w:pPr>
               <w:widowControl w:val="0"/>
+              <w:spacing w:after="0" w:line="240" w:lineRule="auto"/>
               <w:jc w:val="center"/>
               <w:rPr>
                 <w:rFonts w:ascii="Times New Roman" w:hAnsi="Times New Roman" w:cs="Times New Roman"/>
@@ -832,6 +994,7 @@
           <w:p>
             <w:pPr>
               <w:widowControl w:val="0"/>
+              <w:spacing w:after="0" w:line="240" w:lineRule="auto"/>
               <w:jc w:val="center"/>
               <w:rPr>
                 <w:rFonts w:ascii="Times New Roman" w:hAnsi="Times New Roman" w:cs="Times New Roman"/>
@@ -841,6 +1004,22 @@
         </w:tc>
       </w:tr>
       <w:tr>
+        <w:tblPrEx>
+          <w:tblBorders>
+            <w:top w:val="single" w:color="auto" w:sz="4" w:space="0"/>
+            <w:left w:val="single" w:color="auto" w:sz="4" w:space="0"/>
+            <w:bottom w:val="single" w:color="auto" w:sz="4" w:space="0"/>
+            <w:right w:val="single" w:color="auto" w:sz="4" w:space="0"/>
+            <w:insideH w:val="single" w:color="auto" w:sz="4" w:space="0"/>
+            <w:insideV w:val="single" w:color="auto" w:sz="4" w:space="0"/>
+          </w:tblBorders>
+          <w:tblCellMar>
+            <w:top w:w="0" w:type="dxa"/>
+            <w:left w:w="108" w:type="dxa"/>
+            <w:bottom w:w="0" w:type="dxa"/>
+            <w:right w:w="108" w:type="dxa"/>
+          </w:tblCellMar>
+        </w:tblPrEx>
         <w:tc>
           <w:tcPr>
             <w:tcW w:w="1129" w:type="dxa"/>
@@ -848,6 +1027,7 @@
           <w:p>
             <w:pPr>
               <w:widowControl w:val="0"/>
+              <w:spacing w:after="0" w:line="240" w:lineRule="auto"/>
               <w:jc w:val="center"/>
               <w:rPr>
                 <w:rFonts w:ascii="Times New Roman" w:hAnsi="Times New Roman" w:cs="Times New Roman"/>
@@ -868,6 +1048,7 @@
           <w:p>
             <w:pPr>
               <w:widowControl w:val="0"/>
+              <w:spacing w:after="0" w:line="240" w:lineRule="auto"/>
               <w:jc w:val="center"/>
               <w:rPr>
                 <w:rFonts w:ascii="Times New Roman" w:hAnsi="Times New Roman" w:cs="Times New Roman"/>
@@ -888,6 +1069,7 @@
           <w:p>
             <w:pPr>
               <w:widowControl w:val="0"/>
+              <w:spacing w:after="0" w:line="240" w:lineRule="auto"/>
               <w:jc w:val="center"/>
               <w:rPr>
                 <w:rFonts w:ascii="Times New Roman" w:hAnsi="Times New Roman" w:cs="Times New Roman"/>
@@ -908,6 +1090,7 @@
           <w:p>
             <w:pPr>
               <w:widowControl w:val="0"/>
+              <w:spacing w:after="0" w:line="240" w:lineRule="auto"/>
               <w:jc w:val="center"/>
               <w:rPr>
                 <w:rFonts w:ascii="Times New Roman" w:hAnsi="Times New Roman" w:cs="Times New Roman"/>
@@ -934,15 +1117,29 @@
           <w:sz w:val="28"/>
           <w:szCs w:val="28"/>
         </w:rPr>
-        <w:lastRenderedPageBreak/>
         <w:t>Продолжение таблицы 1</w:t>
       </w:r>
     </w:p>
     <w:tbl>
       <w:tblPr>
-        <w:tblStyle w:val="ae"/>
+        <w:tblStyle w:val="17"/>
         <w:tblW w:w="0" w:type="auto"/>
-        <w:tblLook w:val="04A0" w:firstRow="1" w:lastRow="0" w:firstColumn="1" w:lastColumn="0" w:noHBand="0" w:noVBand="1"/>
+        <w:tblInd w:w="0" w:type="dxa"/>
+        <w:tblBorders>
+          <w:top w:val="single" w:color="auto" w:sz="4" w:space="0"/>
+          <w:left w:val="single" w:color="auto" w:sz="4" w:space="0"/>
+          <w:bottom w:val="single" w:color="auto" w:sz="4" w:space="0"/>
+          <w:right w:val="single" w:color="auto" w:sz="4" w:space="0"/>
+          <w:insideH w:val="single" w:color="auto" w:sz="4" w:space="0"/>
+          <w:insideV w:val="single" w:color="auto" w:sz="4" w:space="0"/>
+        </w:tblBorders>
+        <w:tblLayout w:type="autofit"/>
+        <w:tblCellMar>
+          <w:top w:w="0" w:type="dxa"/>
+          <w:left w:w="108" w:type="dxa"/>
+          <w:bottom w:w="0" w:type="dxa"/>
+          <w:right w:w="108" w:type="dxa"/>
+        </w:tblCellMar>
       </w:tblPr>
       <w:tblGrid>
         <w:gridCol w:w="2267"/>
@@ -951,6 +1148,22 @@
         <w:gridCol w:w="2263"/>
       </w:tblGrid>
       <w:tr>
+        <w:tblPrEx>
+          <w:tblBorders>
+            <w:top w:val="single" w:color="auto" w:sz="4" w:space="0"/>
+            <w:left w:val="single" w:color="auto" w:sz="4" w:space="0"/>
+            <w:bottom w:val="single" w:color="auto" w:sz="4" w:space="0"/>
+            <w:right w:val="single" w:color="auto" w:sz="4" w:space="0"/>
+            <w:insideH w:val="single" w:color="auto" w:sz="4" w:space="0"/>
+            <w:insideV w:val="single" w:color="auto" w:sz="4" w:space="0"/>
+          </w:tblBorders>
+          <w:tblCellMar>
+            <w:top w:w="0" w:type="dxa"/>
+            <w:left w:w="108" w:type="dxa"/>
+            <w:bottom w:w="0" w:type="dxa"/>
+            <w:right w:w="108" w:type="dxa"/>
+          </w:tblCellMar>
+        </w:tblPrEx>
         <w:tc>
           <w:tcPr>
             <w:tcW w:w="2267" w:type="dxa"/>
@@ -959,6 +1172,7 @@
           <w:p>
             <w:pPr>
               <w:widowControl w:val="0"/>
+              <w:spacing w:after="0" w:line="240" w:lineRule="auto"/>
               <w:jc w:val="center"/>
               <w:rPr>
                 <w:rFonts w:ascii="Times New Roman" w:hAnsi="Times New Roman" w:cs="Times New Roman"/>
@@ -982,6 +1196,7 @@
           <w:p>
             <w:pPr>
               <w:widowControl w:val="0"/>
+              <w:spacing w:after="0" w:line="240" w:lineRule="auto"/>
               <w:jc w:val="center"/>
               <w:rPr>
                 <w:rFonts w:ascii="Times New Roman" w:hAnsi="Times New Roman" w:cs="Times New Roman"/>
@@ -1005,6 +1220,7 @@
           <w:p>
             <w:pPr>
               <w:widowControl w:val="0"/>
+              <w:spacing w:after="0" w:line="240" w:lineRule="auto"/>
               <w:jc w:val="center"/>
               <w:rPr>
                 <w:rFonts w:ascii="Times New Roman" w:hAnsi="Times New Roman" w:cs="Times New Roman"/>
@@ -1028,6 +1244,7 @@
           <w:p>
             <w:pPr>
               <w:widowControl w:val="0"/>
+              <w:spacing w:after="0" w:line="240" w:lineRule="auto"/>
               <w:jc w:val="center"/>
               <w:rPr>
                 <w:rFonts w:ascii="Times New Roman" w:hAnsi="Times New Roman" w:cs="Times New Roman"/>
@@ -1045,6 +1262,22 @@
         </w:tc>
       </w:tr>
       <w:tr>
+        <w:tblPrEx>
+          <w:tblBorders>
+            <w:top w:val="single" w:color="auto" w:sz="4" w:space="0"/>
+            <w:left w:val="single" w:color="auto" w:sz="4" w:space="0"/>
+            <w:bottom w:val="single" w:color="auto" w:sz="4" w:space="0"/>
+            <w:right w:val="single" w:color="auto" w:sz="4" w:space="0"/>
+            <w:insideH w:val="single" w:color="auto" w:sz="4" w:space="0"/>
+            <w:insideV w:val="single" w:color="auto" w:sz="4" w:space="0"/>
+          </w:tblBorders>
+          <w:tblCellMar>
+            <w:top w:w="0" w:type="dxa"/>
+            <w:left w:w="108" w:type="dxa"/>
+            <w:bottom w:w="0" w:type="dxa"/>
+            <w:right w:w="108" w:type="dxa"/>
+          </w:tblCellMar>
+        </w:tblPrEx>
         <w:tc>
           <w:tcPr>
             <w:tcW w:w="2267" w:type="dxa"/>
@@ -1052,6 +1285,7 @@
           <w:p>
             <w:pPr>
               <w:widowControl w:val="0"/>
+              <w:spacing w:after="0" w:line="240" w:lineRule="auto"/>
               <w:jc w:val="center"/>
               <w:rPr>
                 <w:rFonts w:ascii="Times New Roman" w:hAnsi="Times New Roman" w:cs="Times New Roman"/>
@@ -1072,6 +1306,7 @@
           <w:p>
             <w:pPr>
               <w:widowControl w:val="0"/>
+              <w:spacing w:after="0" w:line="240" w:lineRule="auto"/>
               <w:jc w:val="center"/>
               <w:rPr>
                 <w:rFonts w:ascii="Times New Roman" w:hAnsi="Times New Roman" w:cs="Times New Roman"/>
@@ -1092,6 +1327,7 @@
           <w:p>
             <w:pPr>
               <w:widowControl w:val="0"/>
+              <w:spacing w:after="0" w:line="240" w:lineRule="auto"/>
               <w:jc w:val="center"/>
               <w:rPr>
                 <w:rFonts w:ascii="Times New Roman" w:hAnsi="Times New Roman" w:cs="Times New Roman"/>
@@ -1112,6 +1348,7 @@
           <w:p>
             <w:pPr>
               <w:widowControl w:val="0"/>
+              <w:spacing w:after="0" w:line="240" w:lineRule="auto"/>
               <w:jc w:val="center"/>
               <w:rPr>
                 <w:rFonts w:ascii="Times New Roman" w:hAnsi="Times New Roman" w:cs="Times New Roman"/>
@@ -1121,6 +1358,22 @@
         </w:tc>
       </w:tr>
       <w:tr>
+        <w:tblPrEx>
+          <w:tblBorders>
+            <w:top w:val="single" w:color="auto" w:sz="4" w:space="0"/>
+            <w:left w:val="single" w:color="auto" w:sz="4" w:space="0"/>
+            <w:bottom w:val="single" w:color="auto" w:sz="4" w:space="0"/>
+            <w:right w:val="single" w:color="auto" w:sz="4" w:space="0"/>
+            <w:insideH w:val="single" w:color="auto" w:sz="4" w:space="0"/>
+            <w:insideV w:val="single" w:color="auto" w:sz="4" w:space="0"/>
+          </w:tblBorders>
+          <w:tblCellMar>
+            <w:top w:w="0" w:type="dxa"/>
+            <w:left w:w="108" w:type="dxa"/>
+            <w:bottom w:w="0" w:type="dxa"/>
+            <w:right w:w="108" w:type="dxa"/>
+          </w:tblCellMar>
+        </w:tblPrEx>
         <w:tc>
           <w:tcPr>
             <w:tcW w:w="2267" w:type="dxa"/>
@@ -1128,6 +1381,7 @@
           <w:p>
             <w:pPr>
               <w:widowControl w:val="0"/>
+              <w:spacing w:after="0" w:line="240" w:lineRule="auto"/>
               <w:jc w:val="center"/>
               <w:rPr>
                 <w:rFonts w:ascii="Times New Roman" w:hAnsi="Times New Roman" w:cs="Times New Roman"/>
@@ -1148,6 +1402,7 @@
           <w:p>
             <w:pPr>
               <w:widowControl w:val="0"/>
+              <w:spacing w:after="0" w:line="240" w:lineRule="auto"/>
               <w:jc w:val="center"/>
               <w:rPr>
                 <w:rFonts w:ascii="Times New Roman" w:hAnsi="Times New Roman" w:cs="Times New Roman"/>
@@ -1168,6 +1423,7 @@
           <w:p>
             <w:pPr>
               <w:widowControl w:val="0"/>
+              <w:spacing w:after="0" w:line="240" w:lineRule="auto"/>
               <w:jc w:val="center"/>
               <w:rPr>
                 <w:rFonts w:ascii="Times New Roman" w:hAnsi="Times New Roman" w:cs="Times New Roman"/>
@@ -1188,6 +1444,7 @@
           <w:p>
             <w:pPr>
               <w:widowControl w:val="0"/>
+              <w:spacing w:after="0" w:line="240" w:lineRule="auto"/>
               <w:jc w:val="center"/>
               <w:rPr>
                 <w:rFonts w:ascii="Times New Roman" w:hAnsi="Times New Roman" w:cs="Times New Roman"/>
@@ -1197,6 +1454,22 @@
         </w:tc>
       </w:tr>
       <w:tr>
+        <w:tblPrEx>
+          <w:tblBorders>
+            <w:top w:val="single" w:color="auto" w:sz="4" w:space="0"/>
+            <w:left w:val="single" w:color="auto" w:sz="4" w:space="0"/>
+            <w:bottom w:val="single" w:color="auto" w:sz="4" w:space="0"/>
+            <w:right w:val="single" w:color="auto" w:sz="4" w:space="0"/>
+            <w:insideH w:val="single" w:color="auto" w:sz="4" w:space="0"/>
+            <w:insideV w:val="single" w:color="auto" w:sz="4" w:space="0"/>
+          </w:tblBorders>
+          <w:tblCellMar>
+            <w:top w:w="0" w:type="dxa"/>
+            <w:left w:w="108" w:type="dxa"/>
+            <w:bottom w:w="0" w:type="dxa"/>
+            <w:right w:w="108" w:type="dxa"/>
+          </w:tblCellMar>
+        </w:tblPrEx>
         <w:tc>
           <w:tcPr>
             <w:tcW w:w="2267" w:type="dxa"/>
@@ -1204,6 +1477,7 @@
           <w:p>
             <w:pPr>
               <w:widowControl w:val="0"/>
+              <w:spacing w:after="0" w:line="240" w:lineRule="auto"/>
               <w:jc w:val="center"/>
               <w:rPr>
                 <w:rFonts w:ascii="Times New Roman" w:hAnsi="Times New Roman" w:cs="Times New Roman"/>
@@ -1224,6 +1498,7 @@
           <w:p>
             <w:pPr>
               <w:widowControl w:val="0"/>
+              <w:spacing w:after="0" w:line="240" w:lineRule="auto"/>
               <w:jc w:val="center"/>
               <w:rPr>
                 <w:rFonts w:ascii="Times New Roman" w:hAnsi="Times New Roman" w:cs="Times New Roman"/>
@@ -1244,6 +1519,7 @@
           <w:p>
             <w:pPr>
               <w:widowControl w:val="0"/>
+              <w:spacing w:after="0" w:line="240" w:lineRule="auto"/>
               <w:jc w:val="center"/>
               <w:rPr>
                 <w:rFonts w:ascii="Times New Roman" w:hAnsi="Times New Roman" w:cs="Times New Roman"/>
@@ -1264,6 +1540,7 @@
           <w:p>
             <w:pPr>
               <w:widowControl w:val="0"/>
+              <w:spacing w:after="0" w:line="240" w:lineRule="auto"/>
               <w:jc w:val="center"/>
               <w:rPr>
                 <w:rFonts w:ascii="Times New Roman" w:hAnsi="Times New Roman" w:cs="Times New Roman"/>
@@ -1273,6 +1550,22 @@
         </w:tc>
       </w:tr>
       <w:tr>
+        <w:tblPrEx>
+          <w:tblBorders>
+            <w:top w:val="single" w:color="auto" w:sz="4" w:space="0"/>
+            <w:left w:val="single" w:color="auto" w:sz="4" w:space="0"/>
+            <w:bottom w:val="single" w:color="auto" w:sz="4" w:space="0"/>
+            <w:right w:val="single" w:color="auto" w:sz="4" w:space="0"/>
+            <w:insideH w:val="single" w:color="auto" w:sz="4" w:space="0"/>
+            <w:insideV w:val="single" w:color="auto" w:sz="4" w:space="0"/>
+          </w:tblBorders>
+          <w:tblCellMar>
+            <w:top w:w="0" w:type="dxa"/>
+            <w:left w:w="108" w:type="dxa"/>
+            <w:bottom w:w="0" w:type="dxa"/>
+            <w:right w:w="108" w:type="dxa"/>
+          </w:tblCellMar>
+        </w:tblPrEx>
         <w:tc>
           <w:tcPr>
             <w:tcW w:w="2267" w:type="dxa"/>
@@ -1280,6 +1573,7 @@
           <w:p>
             <w:pPr>
               <w:widowControl w:val="0"/>
+              <w:spacing w:after="0" w:line="240" w:lineRule="auto"/>
               <w:jc w:val="center"/>
               <w:rPr>
                 <w:rFonts w:ascii="Times New Roman" w:hAnsi="Times New Roman" w:cs="Times New Roman"/>
@@ -1300,6 +1594,7 @@
           <w:p>
             <w:pPr>
               <w:widowControl w:val="0"/>
+              <w:spacing w:after="0" w:line="240" w:lineRule="auto"/>
               <w:jc w:val="center"/>
               <w:rPr>
                 <w:rFonts w:ascii="Times New Roman" w:hAnsi="Times New Roman" w:cs="Times New Roman"/>
@@ -1320,6 +1615,7 @@
           <w:p>
             <w:pPr>
               <w:widowControl w:val="0"/>
+              <w:spacing w:after="0" w:line="240" w:lineRule="auto"/>
               <w:jc w:val="center"/>
               <w:rPr>
                 <w:rFonts w:ascii="Times New Roman" w:hAnsi="Times New Roman" w:cs="Times New Roman"/>
@@ -1340,6 +1636,7 @@
           <w:p>
             <w:pPr>
               <w:widowControl w:val="0"/>
+              <w:spacing w:after="0" w:line="240" w:lineRule="auto"/>
               <w:jc w:val="center"/>
               <w:rPr>
                 <w:rFonts w:ascii="Times New Roman" w:hAnsi="Times New Roman" w:cs="Times New Roman"/>
@@ -1349,6 +1646,22 @@
         </w:tc>
       </w:tr>
       <w:tr>
+        <w:tblPrEx>
+          <w:tblBorders>
+            <w:top w:val="single" w:color="auto" w:sz="4" w:space="0"/>
+            <w:left w:val="single" w:color="auto" w:sz="4" w:space="0"/>
+            <w:bottom w:val="single" w:color="auto" w:sz="4" w:space="0"/>
+            <w:right w:val="single" w:color="auto" w:sz="4" w:space="0"/>
+            <w:insideH w:val="single" w:color="auto" w:sz="4" w:space="0"/>
+            <w:insideV w:val="single" w:color="auto" w:sz="4" w:space="0"/>
+          </w:tblBorders>
+          <w:tblCellMar>
+            <w:top w:w="0" w:type="dxa"/>
+            <w:left w:w="108" w:type="dxa"/>
+            <w:bottom w:w="0" w:type="dxa"/>
+            <w:right w:w="108" w:type="dxa"/>
+          </w:tblCellMar>
+        </w:tblPrEx>
         <w:tc>
           <w:tcPr>
             <w:tcW w:w="2267" w:type="dxa"/>
@@ -1356,6 +1669,7 @@
           <w:p>
             <w:pPr>
               <w:widowControl w:val="0"/>
+              <w:spacing w:after="0" w:line="240" w:lineRule="auto"/>
               <w:jc w:val="center"/>
               <w:rPr>
                 <w:rFonts w:ascii="Times New Roman" w:hAnsi="Times New Roman" w:cs="Times New Roman"/>
@@ -1376,6 +1690,7 @@
           <w:p>
             <w:pPr>
               <w:widowControl w:val="0"/>
+              <w:spacing w:after="0" w:line="240" w:lineRule="auto"/>
               <w:jc w:val="center"/>
               <w:rPr>
                 <w:rFonts w:ascii="Times New Roman" w:hAnsi="Times New Roman" w:cs="Times New Roman"/>
@@ -1396,6 +1711,7 @@
           <w:p>
             <w:pPr>
               <w:widowControl w:val="0"/>
+              <w:spacing w:after="0" w:line="240" w:lineRule="auto"/>
               <w:jc w:val="center"/>
               <w:rPr>
                 <w:rFonts w:ascii="Times New Roman" w:hAnsi="Times New Roman" w:cs="Times New Roman"/>
@@ -1416,6 +1732,7 @@
           <w:p>
             <w:pPr>
               <w:widowControl w:val="0"/>
+              <w:spacing w:after="0" w:line="240" w:lineRule="auto"/>
               <w:jc w:val="center"/>
               <w:rPr>
                 <w:rFonts w:ascii="Times New Roman" w:hAnsi="Times New Roman" w:cs="Times New Roman"/>
@@ -1425,6 +1742,22 @@
         </w:tc>
       </w:tr>
       <w:tr>
+        <w:tblPrEx>
+          <w:tblBorders>
+            <w:top w:val="single" w:color="auto" w:sz="4" w:space="0"/>
+            <w:left w:val="single" w:color="auto" w:sz="4" w:space="0"/>
+            <w:bottom w:val="single" w:color="auto" w:sz="4" w:space="0"/>
+            <w:right w:val="single" w:color="auto" w:sz="4" w:space="0"/>
+            <w:insideH w:val="single" w:color="auto" w:sz="4" w:space="0"/>
+            <w:insideV w:val="single" w:color="auto" w:sz="4" w:space="0"/>
+          </w:tblBorders>
+          <w:tblCellMar>
+            <w:top w:w="0" w:type="dxa"/>
+            <w:left w:w="108" w:type="dxa"/>
+            <w:bottom w:w="0" w:type="dxa"/>
+            <w:right w:w="108" w:type="dxa"/>
+          </w:tblCellMar>
+        </w:tblPrEx>
         <w:tc>
           <w:tcPr>
             <w:tcW w:w="2267" w:type="dxa"/>
@@ -1432,6 +1765,7 @@
           <w:p>
             <w:pPr>
               <w:widowControl w:val="0"/>
+              <w:spacing w:after="0" w:line="240" w:lineRule="auto"/>
               <w:jc w:val="center"/>
               <w:rPr>
                 <w:rFonts w:ascii="Times New Roman" w:hAnsi="Times New Roman" w:cs="Times New Roman"/>
@@ -1452,6 +1786,7 @@
           <w:p>
             <w:pPr>
               <w:widowControl w:val="0"/>
+              <w:spacing w:after="0" w:line="240" w:lineRule="auto"/>
               <w:jc w:val="center"/>
               <w:rPr>
                 <w:rFonts w:ascii="Times New Roman" w:hAnsi="Times New Roman" w:cs="Times New Roman"/>
@@ -1472,6 +1807,7 @@
           <w:p>
             <w:pPr>
               <w:widowControl w:val="0"/>
+              <w:spacing w:after="0" w:line="240" w:lineRule="auto"/>
               <w:jc w:val="center"/>
               <w:rPr>
                 <w:rFonts w:ascii="Times New Roman" w:hAnsi="Times New Roman" w:cs="Times New Roman"/>
@@ -1492,6 +1828,7 @@
           <w:p>
             <w:pPr>
               <w:widowControl w:val="0"/>
+              <w:spacing w:after="0" w:line="240" w:lineRule="auto"/>
               <w:jc w:val="center"/>
               <w:rPr>
                 <w:rFonts w:ascii="Times New Roman" w:hAnsi="Times New Roman" w:cs="Times New Roman"/>
@@ -1501,6 +1838,22 @@
         </w:tc>
       </w:tr>
       <w:tr>
+        <w:tblPrEx>
+          <w:tblBorders>
+            <w:top w:val="single" w:color="auto" w:sz="4" w:space="0"/>
+            <w:left w:val="single" w:color="auto" w:sz="4" w:space="0"/>
+            <w:bottom w:val="single" w:color="auto" w:sz="4" w:space="0"/>
+            <w:right w:val="single" w:color="auto" w:sz="4" w:space="0"/>
+            <w:insideH w:val="single" w:color="auto" w:sz="4" w:space="0"/>
+            <w:insideV w:val="single" w:color="auto" w:sz="4" w:space="0"/>
+          </w:tblBorders>
+          <w:tblCellMar>
+            <w:top w:w="0" w:type="dxa"/>
+            <w:left w:w="108" w:type="dxa"/>
+            <w:bottom w:w="0" w:type="dxa"/>
+            <w:right w:w="108" w:type="dxa"/>
+          </w:tblCellMar>
+        </w:tblPrEx>
         <w:tc>
           <w:tcPr>
             <w:tcW w:w="9344" w:type="dxa"/>
@@ -1510,6 +1863,7 @@
           <w:p>
             <w:pPr>
               <w:widowControl w:val="0"/>
+              <w:spacing w:after="0" w:line="240" w:lineRule="auto"/>
               <w:jc w:val="center"/>
               <w:rPr>
                 <w:rFonts w:ascii="Times New Roman" w:hAnsi="Times New Roman" w:cs="Times New Roman"/>
@@ -1525,6 +1879,22 @@
         </w:tc>
       </w:tr>
       <w:tr>
+        <w:tblPrEx>
+          <w:tblBorders>
+            <w:top w:val="single" w:color="auto" w:sz="4" w:space="0"/>
+            <w:left w:val="single" w:color="auto" w:sz="4" w:space="0"/>
+            <w:bottom w:val="single" w:color="auto" w:sz="4" w:space="0"/>
+            <w:right w:val="single" w:color="auto" w:sz="4" w:space="0"/>
+            <w:insideH w:val="single" w:color="auto" w:sz="4" w:space="0"/>
+            <w:insideV w:val="single" w:color="auto" w:sz="4" w:space="0"/>
+          </w:tblBorders>
+          <w:tblCellMar>
+            <w:top w:w="0" w:type="dxa"/>
+            <w:left w:w="108" w:type="dxa"/>
+            <w:bottom w:w="0" w:type="dxa"/>
+            <w:right w:w="108" w:type="dxa"/>
+          </w:tblCellMar>
+        </w:tblPrEx>
         <w:tc>
           <w:tcPr>
             <w:tcW w:w="2267" w:type="dxa"/>
@@ -1532,6 +1902,7 @@
           <w:p>
             <w:pPr>
               <w:widowControl w:val="0"/>
+              <w:spacing w:after="0" w:line="240" w:lineRule="auto"/>
               <w:jc w:val="center"/>
               <w:rPr>
                 <w:rFonts w:ascii="Times New Roman" w:hAnsi="Times New Roman" w:cs="Times New Roman"/>
@@ -1552,6 +1923,7 @@
           <w:p>
             <w:pPr>
               <w:widowControl w:val="0"/>
+              <w:spacing w:after="0" w:line="240" w:lineRule="auto"/>
               <w:jc w:val="center"/>
               <w:rPr>
                 <w:rFonts w:ascii="Times New Roman" w:hAnsi="Times New Roman" w:cs="Times New Roman"/>
@@ -1572,6 +1944,7 @@
           <w:p>
             <w:pPr>
               <w:widowControl w:val="0"/>
+              <w:spacing w:after="0" w:line="240" w:lineRule="auto"/>
               <w:jc w:val="center"/>
               <w:rPr>
                 <w:rFonts w:ascii="Times New Roman" w:hAnsi="Times New Roman" w:cs="Times New Roman"/>
@@ -1592,6 +1965,7 @@
           <w:p>
             <w:pPr>
               <w:widowControl w:val="0"/>
+              <w:spacing w:after="0" w:line="240" w:lineRule="auto"/>
               <w:jc w:val="center"/>
               <w:rPr>
                 <w:rFonts w:ascii="Times New Roman" w:hAnsi="Times New Roman" w:cs="Times New Roman"/>
@@ -1601,6 +1975,22 @@
         </w:tc>
       </w:tr>
       <w:tr>
+        <w:tblPrEx>
+          <w:tblBorders>
+            <w:top w:val="single" w:color="auto" w:sz="4" w:space="0"/>
+            <w:left w:val="single" w:color="auto" w:sz="4" w:space="0"/>
+            <w:bottom w:val="single" w:color="auto" w:sz="4" w:space="0"/>
+            <w:right w:val="single" w:color="auto" w:sz="4" w:space="0"/>
+            <w:insideH w:val="single" w:color="auto" w:sz="4" w:space="0"/>
+            <w:insideV w:val="single" w:color="auto" w:sz="4" w:space="0"/>
+          </w:tblBorders>
+          <w:tblCellMar>
+            <w:top w:w="0" w:type="dxa"/>
+            <w:left w:w="108" w:type="dxa"/>
+            <w:bottom w:w="0" w:type="dxa"/>
+            <w:right w:w="108" w:type="dxa"/>
+          </w:tblCellMar>
+        </w:tblPrEx>
         <w:tc>
           <w:tcPr>
             <w:tcW w:w="2267" w:type="dxa"/>
@@ -1608,6 +1998,7 @@
           <w:p>
             <w:pPr>
               <w:widowControl w:val="0"/>
+              <w:spacing w:after="0" w:line="240" w:lineRule="auto"/>
               <w:jc w:val="center"/>
               <w:rPr>
                 <w:rFonts w:ascii="Times New Roman" w:hAnsi="Times New Roman" w:cs="Times New Roman"/>
@@ -1628,6 +2019,7 @@
           <w:p>
             <w:pPr>
               <w:widowControl w:val="0"/>
+              <w:spacing w:after="0" w:line="240" w:lineRule="auto"/>
               <w:jc w:val="center"/>
               <w:rPr>
                 <w:rFonts w:ascii="Times New Roman" w:hAnsi="Times New Roman" w:cs="Times New Roman"/>
@@ -1643,6 +2035,7 @@
           <w:p>
             <w:pPr>
               <w:widowControl w:val="0"/>
+              <w:spacing w:after="0" w:line="240" w:lineRule="auto"/>
               <w:jc w:val="center"/>
               <w:rPr>
                 <w:rFonts w:ascii="Times New Roman" w:hAnsi="Times New Roman" w:cs="Times New Roman"/>
@@ -1663,6 +2056,7 @@
           <w:p>
             <w:pPr>
               <w:widowControl w:val="0"/>
+              <w:spacing w:after="0" w:line="240" w:lineRule="auto"/>
               <w:jc w:val="center"/>
               <w:rPr>
                 <w:rFonts w:ascii="Times New Roman" w:hAnsi="Times New Roman" w:cs="Times New Roman"/>
@@ -1683,6 +2077,7 @@
           <w:p>
             <w:pPr>
               <w:widowControl w:val="0"/>
+              <w:spacing w:after="0" w:line="240" w:lineRule="auto"/>
               <w:jc w:val="center"/>
               <w:rPr>
                 <w:rFonts w:ascii="Times New Roman" w:hAnsi="Times New Roman" w:cs="Times New Roman"/>
@@ -1692,6 +2087,22 @@
         </w:tc>
       </w:tr>
       <w:tr>
+        <w:tblPrEx>
+          <w:tblBorders>
+            <w:top w:val="single" w:color="auto" w:sz="4" w:space="0"/>
+            <w:left w:val="single" w:color="auto" w:sz="4" w:space="0"/>
+            <w:bottom w:val="single" w:color="auto" w:sz="4" w:space="0"/>
+            <w:right w:val="single" w:color="auto" w:sz="4" w:space="0"/>
+            <w:insideH w:val="single" w:color="auto" w:sz="4" w:space="0"/>
+            <w:insideV w:val="single" w:color="auto" w:sz="4" w:space="0"/>
+          </w:tblBorders>
+          <w:tblCellMar>
+            <w:top w:w="0" w:type="dxa"/>
+            <w:left w:w="108" w:type="dxa"/>
+            <w:bottom w:w="0" w:type="dxa"/>
+            <w:right w:w="108" w:type="dxa"/>
+          </w:tblCellMar>
+        </w:tblPrEx>
         <w:tc>
           <w:tcPr>
             <w:tcW w:w="2267" w:type="dxa"/>
@@ -1699,6 +2110,7 @@
           <w:p>
             <w:pPr>
               <w:widowControl w:val="0"/>
+              <w:spacing w:after="0" w:line="240" w:lineRule="auto"/>
               <w:jc w:val="center"/>
               <w:rPr>
                 <w:rFonts w:ascii="Times New Roman" w:hAnsi="Times New Roman" w:cs="Times New Roman"/>
@@ -1719,6 +2131,7 @@
           <w:p>
             <w:pPr>
               <w:widowControl w:val="0"/>
+              <w:spacing w:after="0" w:line="240" w:lineRule="auto"/>
               <w:jc w:val="center"/>
               <w:rPr>
                 <w:rFonts w:ascii="Times New Roman" w:hAnsi="Times New Roman" w:cs="Times New Roman"/>
@@ -1739,6 +2152,7 @@
           <w:p>
             <w:pPr>
               <w:widowControl w:val="0"/>
+              <w:spacing w:after="0" w:line="240" w:lineRule="auto"/>
               <w:jc w:val="center"/>
               <w:rPr>
                 <w:rFonts w:ascii="Times New Roman" w:hAnsi="Times New Roman" w:cs="Times New Roman"/>
@@ -1759,25 +2173,18 @@
           <w:p>
             <w:pPr>
               <w:widowControl w:val="0"/>
-              <w:jc w:val="center"/>
-              <w:rPr>
-                <w:rFonts w:ascii="Times New Roman" w:hAnsi="Times New Roman" w:cs="Times New Roman"/>
-              </w:rPr>
-            </w:pPr>
-            <w:r>
-              <w:rPr>
-                <w:rFonts w:ascii="Times New Roman" w:hAnsi="Times New Roman" w:cs="Times New Roman"/>
-              </w:rPr>
-              <w:t xml:space="preserve">Отсутствует функционал, требуется обращается в поддержку через </w:t>
-            </w:r>
-            <w:proofErr w:type="spellStart"/>
-            <w:r>
-              <w:rPr>
-                <w:rFonts w:ascii="Times New Roman" w:hAnsi="Times New Roman" w:cs="Times New Roman"/>
-              </w:rPr>
-              <w:t>feedback.php</w:t>
-            </w:r>
-            <w:proofErr w:type="spellEnd"/>
+              <w:spacing w:after="0" w:line="240" w:lineRule="auto"/>
+              <w:jc w:val="center"/>
+              <w:rPr>
+                <w:rFonts w:ascii="Times New Roman" w:hAnsi="Times New Roman" w:cs="Times New Roman"/>
+              </w:rPr>
+            </w:pPr>
+            <w:r>
+              <w:rPr>
+                <w:rFonts w:ascii="Times New Roman" w:hAnsi="Times New Roman" w:cs="Times New Roman"/>
+              </w:rPr>
+              <w:t>Отсутствует функционал, требуется обращается в поддержку через feedback.php</w:t>
+            </w:r>
           </w:p>
         </w:tc>
       </w:tr>
@@ -1828,15 +2235,29 @@
           <w:sz w:val="28"/>
           <w:szCs w:val="28"/>
         </w:rPr>
-        <w:lastRenderedPageBreak/>
         <w:t>Продолжение таблицы 1</w:t>
       </w:r>
     </w:p>
     <w:tbl>
       <w:tblPr>
-        <w:tblStyle w:val="ae"/>
+        <w:tblStyle w:val="17"/>
         <w:tblW w:w="0" w:type="auto"/>
-        <w:tblLook w:val="04A0" w:firstRow="1" w:lastRow="0" w:firstColumn="1" w:lastColumn="0" w:noHBand="0" w:noVBand="1"/>
+        <w:tblInd w:w="0" w:type="dxa"/>
+        <w:tblBorders>
+          <w:top w:val="single" w:color="auto" w:sz="4" w:space="0"/>
+          <w:left w:val="single" w:color="auto" w:sz="4" w:space="0"/>
+          <w:bottom w:val="single" w:color="auto" w:sz="4" w:space="0"/>
+          <w:right w:val="single" w:color="auto" w:sz="4" w:space="0"/>
+          <w:insideH w:val="single" w:color="auto" w:sz="4" w:space="0"/>
+          <w:insideV w:val="single" w:color="auto" w:sz="4" w:space="0"/>
+        </w:tblBorders>
+        <w:tblLayout w:type="autofit"/>
+        <w:tblCellMar>
+          <w:top w:w="0" w:type="dxa"/>
+          <w:left w:w="108" w:type="dxa"/>
+          <w:bottom w:w="0" w:type="dxa"/>
+          <w:right w:w="108" w:type="dxa"/>
+        </w:tblCellMar>
       </w:tblPr>
       <w:tblGrid>
         <w:gridCol w:w="2336"/>
@@ -1845,6 +2266,22 @@
         <w:gridCol w:w="2336"/>
       </w:tblGrid>
       <w:tr>
+        <w:tblPrEx>
+          <w:tblBorders>
+            <w:top w:val="single" w:color="auto" w:sz="4" w:space="0"/>
+            <w:left w:val="single" w:color="auto" w:sz="4" w:space="0"/>
+            <w:bottom w:val="single" w:color="auto" w:sz="4" w:space="0"/>
+            <w:right w:val="single" w:color="auto" w:sz="4" w:space="0"/>
+            <w:insideH w:val="single" w:color="auto" w:sz="4" w:space="0"/>
+            <w:insideV w:val="single" w:color="auto" w:sz="4" w:space="0"/>
+          </w:tblBorders>
+          <w:tblCellMar>
+            <w:top w:w="0" w:type="dxa"/>
+            <w:left w:w="108" w:type="dxa"/>
+            <w:bottom w:w="0" w:type="dxa"/>
+            <w:right w:w="108" w:type="dxa"/>
+          </w:tblCellMar>
+        </w:tblPrEx>
         <w:tc>
           <w:tcPr>
             <w:tcW w:w="2336" w:type="dxa"/>
@@ -1853,6 +2290,7 @@
           <w:p>
             <w:pPr>
               <w:widowControl w:val="0"/>
+              <w:spacing w:after="0" w:line="240" w:lineRule="auto"/>
               <w:jc w:val="center"/>
               <w:rPr>
                 <w:rFonts w:ascii="Times New Roman" w:hAnsi="Times New Roman" w:cs="Times New Roman"/>
@@ -1875,6 +2313,7 @@
           <w:p>
             <w:pPr>
               <w:widowControl w:val="0"/>
+              <w:spacing w:after="0" w:line="240" w:lineRule="auto"/>
               <w:jc w:val="center"/>
               <w:rPr>
                 <w:rFonts w:ascii="Times New Roman" w:hAnsi="Times New Roman" w:cs="Times New Roman"/>
@@ -1897,6 +2336,7 @@
           <w:p>
             <w:pPr>
               <w:widowControl w:val="0"/>
+              <w:spacing w:after="0" w:line="240" w:lineRule="auto"/>
               <w:jc w:val="center"/>
               <w:rPr>
                 <w:rFonts w:ascii="Times New Roman" w:hAnsi="Times New Roman" w:cs="Times New Roman"/>
@@ -1919,6 +2359,7 @@
           <w:p>
             <w:pPr>
               <w:widowControl w:val="0"/>
+              <w:spacing w:after="0" w:line="240" w:lineRule="auto"/>
               <w:jc w:val="center"/>
               <w:rPr>
                 <w:rFonts w:ascii="Times New Roman" w:hAnsi="Times New Roman" w:cs="Times New Roman"/>
@@ -1935,13 +2376,30 @@
         </w:tc>
       </w:tr>
       <w:tr>
-        <w:tc>
-          <w:tcPr>
-            <w:tcW w:w="2336" w:type="dxa"/>
-          </w:tcPr>
-          <w:p>
-            <w:pPr>
-              <w:widowControl w:val="0"/>
+        <w:tblPrEx>
+          <w:tblBorders>
+            <w:top w:val="single" w:color="auto" w:sz="4" w:space="0"/>
+            <w:left w:val="single" w:color="auto" w:sz="4" w:space="0"/>
+            <w:bottom w:val="single" w:color="auto" w:sz="4" w:space="0"/>
+            <w:right w:val="single" w:color="auto" w:sz="4" w:space="0"/>
+            <w:insideH w:val="single" w:color="auto" w:sz="4" w:space="0"/>
+            <w:insideV w:val="single" w:color="auto" w:sz="4" w:space="0"/>
+          </w:tblBorders>
+          <w:tblCellMar>
+            <w:top w:w="0" w:type="dxa"/>
+            <w:left w:w="108" w:type="dxa"/>
+            <w:bottom w:w="0" w:type="dxa"/>
+            <w:right w:w="108" w:type="dxa"/>
+          </w:tblCellMar>
+        </w:tblPrEx>
+        <w:tc>
+          <w:tcPr>
+            <w:tcW w:w="2336" w:type="dxa"/>
+          </w:tcPr>
+          <w:p>
+            <w:pPr>
+              <w:widowControl w:val="0"/>
+              <w:spacing w:after="0" w:line="240" w:lineRule="auto"/>
               <w:jc w:val="center"/>
               <w:rPr>
                 <w:rFonts w:ascii="Times New Roman" w:hAnsi="Times New Roman" w:cs="Times New Roman"/>
@@ -1962,6 +2420,7 @@
           <w:p>
             <w:pPr>
               <w:widowControl w:val="0"/>
+              <w:spacing w:after="0" w:line="240" w:lineRule="auto"/>
               <w:jc w:val="center"/>
               <w:rPr>
                 <w:rFonts w:ascii="Times New Roman" w:hAnsi="Times New Roman" w:cs="Times New Roman"/>
@@ -1982,6 +2441,7 @@
           <w:p>
             <w:pPr>
               <w:widowControl w:val="0"/>
+              <w:spacing w:after="0" w:line="240" w:lineRule="auto"/>
               <w:jc w:val="center"/>
               <w:rPr>
                 <w:rFonts w:ascii="Times New Roman" w:hAnsi="Times New Roman" w:cs="Times New Roman"/>
@@ -2002,34 +2462,46 @@
           <w:p>
             <w:pPr>
               <w:widowControl w:val="0"/>
-              <w:jc w:val="center"/>
-              <w:rPr>
-                <w:rFonts w:ascii="Times New Roman" w:hAnsi="Times New Roman" w:cs="Times New Roman"/>
-              </w:rPr>
-            </w:pPr>
-            <w:r>
-              <w:rPr>
-                <w:rFonts w:ascii="Times New Roman" w:hAnsi="Times New Roman" w:cs="Times New Roman"/>
-              </w:rPr>
-              <w:t>Б</w:t>
-            </w:r>
-            <w:r>
-              <w:rPr>
-                <w:rFonts w:ascii="Times New Roman" w:hAnsi="Times New Roman" w:cs="Times New Roman"/>
-              </w:rPr>
-              <w:t>ез ссылки на восстановление пароля</w:t>
+              <w:spacing w:after="0" w:line="240" w:lineRule="auto"/>
+              <w:jc w:val="center"/>
+              <w:rPr>
+                <w:rFonts w:ascii="Times New Roman" w:hAnsi="Times New Roman" w:cs="Times New Roman"/>
+              </w:rPr>
+            </w:pPr>
+            <w:r>
+              <w:rPr>
+                <w:rFonts w:ascii="Times New Roman" w:hAnsi="Times New Roman" w:cs="Times New Roman"/>
+              </w:rPr>
+              <w:t>Без ссылки на восстановление пароля</w:t>
             </w:r>
           </w:p>
         </w:tc>
       </w:tr>
       <w:tr>
-        <w:tc>
-          <w:tcPr>
-            <w:tcW w:w="2336" w:type="dxa"/>
-          </w:tcPr>
-          <w:p>
-            <w:pPr>
-              <w:widowControl w:val="0"/>
+        <w:tblPrEx>
+          <w:tblBorders>
+            <w:top w:val="single" w:color="auto" w:sz="4" w:space="0"/>
+            <w:left w:val="single" w:color="auto" w:sz="4" w:space="0"/>
+            <w:bottom w:val="single" w:color="auto" w:sz="4" w:space="0"/>
+            <w:right w:val="single" w:color="auto" w:sz="4" w:space="0"/>
+            <w:insideH w:val="single" w:color="auto" w:sz="4" w:space="0"/>
+            <w:insideV w:val="single" w:color="auto" w:sz="4" w:space="0"/>
+          </w:tblBorders>
+          <w:tblCellMar>
+            <w:top w:w="0" w:type="dxa"/>
+            <w:left w:w="108" w:type="dxa"/>
+            <w:bottom w:w="0" w:type="dxa"/>
+            <w:right w:w="108" w:type="dxa"/>
+          </w:tblCellMar>
+        </w:tblPrEx>
+        <w:tc>
+          <w:tcPr>
+            <w:tcW w:w="2336" w:type="dxa"/>
+          </w:tcPr>
+          <w:p>
+            <w:pPr>
+              <w:widowControl w:val="0"/>
+              <w:spacing w:after="0" w:line="240" w:lineRule="auto"/>
               <w:jc w:val="center"/>
               <w:rPr>
                 <w:rFonts w:ascii="Times New Roman" w:hAnsi="Times New Roman" w:cs="Times New Roman"/>
@@ -2050,6 +2522,7 @@
           <w:p>
             <w:pPr>
               <w:widowControl w:val="0"/>
+              <w:spacing w:after="0" w:line="240" w:lineRule="auto"/>
               <w:jc w:val="center"/>
               <w:rPr>
                 <w:rFonts w:ascii="Times New Roman" w:hAnsi="Times New Roman" w:cs="Times New Roman"/>
@@ -2070,6 +2543,7 @@
           <w:p>
             <w:pPr>
               <w:widowControl w:val="0"/>
+              <w:spacing w:after="0" w:line="240" w:lineRule="auto"/>
               <w:jc w:val="center"/>
               <w:rPr>
                 <w:rFonts w:ascii="Times New Roman" w:hAnsi="Times New Roman" w:cs="Times New Roman"/>
@@ -2090,6 +2564,7 @@
           <w:p>
             <w:pPr>
               <w:widowControl w:val="0"/>
+              <w:spacing w:after="0" w:line="240" w:lineRule="auto"/>
               <w:jc w:val="center"/>
               <w:rPr>
                 <w:rFonts w:ascii="Times New Roman" w:hAnsi="Times New Roman" w:cs="Times New Roman"/>
@@ -2099,13 +2574,30 @@
         </w:tc>
       </w:tr>
       <w:tr>
-        <w:tc>
-          <w:tcPr>
-            <w:tcW w:w="2336" w:type="dxa"/>
-          </w:tcPr>
-          <w:p>
-            <w:pPr>
-              <w:widowControl w:val="0"/>
+        <w:tblPrEx>
+          <w:tblBorders>
+            <w:top w:val="single" w:color="auto" w:sz="4" w:space="0"/>
+            <w:left w:val="single" w:color="auto" w:sz="4" w:space="0"/>
+            <w:bottom w:val="single" w:color="auto" w:sz="4" w:space="0"/>
+            <w:right w:val="single" w:color="auto" w:sz="4" w:space="0"/>
+            <w:insideH w:val="single" w:color="auto" w:sz="4" w:space="0"/>
+            <w:insideV w:val="single" w:color="auto" w:sz="4" w:space="0"/>
+          </w:tblBorders>
+          <w:tblCellMar>
+            <w:top w:w="0" w:type="dxa"/>
+            <w:left w:w="108" w:type="dxa"/>
+            <w:bottom w:w="0" w:type="dxa"/>
+            <w:right w:w="108" w:type="dxa"/>
+          </w:tblCellMar>
+        </w:tblPrEx>
+        <w:tc>
+          <w:tcPr>
+            <w:tcW w:w="2336" w:type="dxa"/>
+          </w:tcPr>
+          <w:p>
+            <w:pPr>
+              <w:widowControl w:val="0"/>
+              <w:spacing w:after="0" w:line="240" w:lineRule="auto"/>
               <w:jc w:val="center"/>
               <w:rPr>
                 <w:rFonts w:ascii="Times New Roman" w:hAnsi="Times New Roman" w:cs="Times New Roman"/>
@@ -2126,6 +2618,7 @@
           <w:p>
             <w:pPr>
               <w:widowControl w:val="0"/>
+              <w:spacing w:after="0" w:line="240" w:lineRule="auto"/>
               <w:jc w:val="center"/>
               <w:rPr>
                 <w:rFonts w:ascii="Times New Roman" w:hAnsi="Times New Roman" w:cs="Times New Roman"/>
@@ -2146,6 +2639,7 @@
           <w:p>
             <w:pPr>
               <w:widowControl w:val="0"/>
+              <w:spacing w:after="0" w:line="240" w:lineRule="auto"/>
               <w:jc w:val="center"/>
               <w:rPr>
                 <w:rFonts w:ascii="Times New Roman" w:hAnsi="Times New Roman" w:cs="Times New Roman"/>
@@ -2166,6 +2660,7 @@
           <w:p>
             <w:pPr>
               <w:widowControl w:val="0"/>
+              <w:spacing w:after="0" w:line="240" w:lineRule="auto"/>
               <w:rPr>
                 <w:rFonts w:ascii="Times New Roman" w:hAnsi="Times New Roman" w:cs="Times New Roman"/>
               </w:rPr>
@@ -2174,13 +2669,30 @@
         </w:tc>
       </w:tr>
       <w:tr>
-        <w:tc>
-          <w:tcPr>
-            <w:tcW w:w="2336" w:type="dxa"/>
-          </w:tcPr>
-          <w:p>
-            <w:pPr>
-              <w:widowControl w:val="0"/>
+        <w:tblPrEx>
+          <w:tblBorders>
+            <w:top w:val="single" w:color="auto" w:sz="4" w:space="0"/>
+            <w:left w:val="single" w:color="auto" w:sz="4" w:space="0"/>
+            <w:bottom w:val="single" w:color="auto" w:sz="4" w:space="0"/>
+            <w:right w:val="single" w:color="auto" w:sz="4" w:space="0"/>
+            <w:insideH w:val="single" w:color="auto" w:sz="4" w:space="0"/>
+            <w:insideV w:val="single" w:color="auto" w:sz="4" w:space="0"/>
+          </w:tblBorders>
+          <w:tblCellMar>
+            <w:top w:w="0" w:type="dxa"/>
+            <w:left w:w="108" w:type="dxa"/>
+            <w:bottom w:w="0" w:type="dxa"/>
+            <w:right w:w="108" w:type="dxa"/>
+          </w:tblCellMar>
+        </w:tblPrEx>
+        <w:tc>
+          <w:tcPr>
+            <w:tcW w:w="2336" w:type="dxa"/>
+          </w:tcPr>
+          <w:p>
+            <w:pPr>
+              <w:widowControl w:val="0"/>
+              <w:spacing w:after="0" w:line="240" w:lineRule="auto"/>
               <w:jc w:val="center"/>
               <w:rPr>
                 <w:rFonts w:ascii="Times New Roman" w:hAnsi="Times New Roman" w:cs="Times New Roman"/>
@@ -2201,6 +2713,7 @@
           <w:p>
             <w:pPr>
               <w:widowControl w:val="0"/>
+              <w:spacing w:after="0" w:line="240" w:lineRule="auto"/>
               <w:jc w:val="center"/>
               <w:rPr>
                 <w:rFonts w:ascii="Times New Roman" w:hAnsi="Times New Roman" w:cs="Times New Roman"/>
@@ -2221,6 +2734,7 @@
           <w:p>
             <w:pPr>
               <w:widowControl w:val="0"/>
+              <w:spacing w:after="0" w:line="240" w:lineRule="auto"/>
               <w:jc w:val="center"/>
               <w:rPr>
                 <w:rFonts w:ascii="Times New Roman" w:hAnsi="Times New Roman" w:cs="Times New Roman"/>
@@ -2241,6 +2755,7 @@
           <w:p>
             <w:pPr>
               <w:widowControl w:val="0"/>
+              <w:spacing w:after="0" w:line="240" w:lineRule="auto"/>
               <w:jc w:val="center"/>
               <w:rPr>
                 <w:rFonts w:ascii="Times New Roman" w:hAnsi="Times New Roman" w:cs="Times New Roman"/>
@@ -2250,13 +2765,30 @@
         </w:tc>
       </w:tr>
       <w:tr>
-        <w:tc>
-          <w:tcPr>
-            <w:tcW w:w="2336" w:type="dxa"/>
-          </w:tcPr>
-          <w:p>
-            <w:pPr>
-              <w:widowControl w:val="0"/>
+        <w:tblPrEx>
+          <w:tblBorders>
+            <w:top w:val="single" w:color="auto" w:sz="4" w:space="0"/>
+            <w:left w:val="single" w:color="auto" w:sz="4" w:space="0"/>
+            <w:bottom w:val="single" w:color="auto" w:sz="4" w:space="0"/>
+            <w:right w:val="single" w:color="auto" w:sz="4" w:space="0"/>
+            <w:insideH w:val="single" w:color="auto" w:sz="4" w:space="0"/>
+            <w:insideV w:val="single" w:color="auto" w:sz="4" w:space="0"/>
+          </w:tblBorders>
+          <w:tblCellMar>
+            <w:top w:w="0" w:type="dxa"/>
+            <w:left w:w="108" w:type="dxa"/>
+            <w:bottom w:w="0" w:type="dxa"/>
+            <w:right w:w="108" w:type="dxa"/>
+          </w:tblCellMar>
+        </w:tblPrEx>
+        <w:tc>
+          <w:tcPr>
+            <w:tcW w:w="2336" w:type="dxa"/>
+          </w:tcPr>
+          <w:p>
+            <w:pPr>
+              <w:widowControl w:val="0"/>
+              <w:spacing w:after="0" w:line="240" w:lineRule="auto"/>
               <w:jc w:val="center"/>
               <w:rPr>
                 <w:rFonts w:ascii="Times New Roman" w:hAnsi="Times New Roman" w:cs="Times New Roman"/>
@@ -2277,6 +2809,7 @@
           <w:p>
             <w:pPr>
               <w:widowControl w:val="0"/>
+              <w:spacing w:after="0" w:line="240" w:lineRule="auto"/>
               <w:jc w:val="center"/>
               <w:rPr>
                 <w:rFonts w:ascii="Times New Roman" w:hAnsi="Times New Roman" w:cs="Times New Roman"/>
@@ -2297,6 +2830,7 @@
           <w:p>
             <w:pPr>
               <w:widowControl w:val="0"/>
+              <w:spacing w:after="0" w:line="240" w:lineRule="auto"/>
               <w:jc w:val="center"/>
               <w:rPr>
                 <w:rFonts w:ascii="Times New Roman" w:hAnsi="Times New Roman" w:cs="Times New Roman"/>
@@ -2317,6 +2851,7 @@
           <w:p>
             <w:pPr>
               <w:widowControl w:val="0"/>
+              <w:spacing w:after="0" w:line="240" w:lineRule="auto"/>
               <w:jc w:val="center"/>
               <w:rPr>
                 <w:rFonts w:ascii="Times New Roman" w:hAnsi="Times New Roman" w:cs="Times New Roman"/>
@@ -2326,13 +2861,30 @@
         </w:tc>
       </w:tr>
       <w:tr>
-        <w:tc>
-          <w:tcPr>
-            <w:tcW w:w="2336" w:type="dxa"/>
-          </w:tcPr>
-          <w:p>
-            <w:pPr>
-              <w:widowControl w:val="0"/>
+        <w:tblPrEx>
+          <w:tblBorders>
+            <w:top w:val="single" w:color="auto" w:sz="4" w:space="0"/>
+            <w:left w:val="single" w:color="auto" w:sz="4" w:space="0"/>
+            <w:bottom w:val="single" w:color="auto" w:sz="4" w:space="0"/>
+            <w:right w:val="single" w:color="auto" w:sz="4" w:space="0"/>
+            <w:insideH w:val="single" w:color="auto" w:sz="4" w:space="0"/>
+            <w:insideV w:val="single" w:color="auto" w:sz="4" w:space="0"/>
+          </w:tblBorders>
+          <w:tblCellMar>
+            <w:top w:w="0" w:type="dxa"/>
+            <w:left w:w="108" w:type="dxa"/>
+            <w:bottom w:w="0" w:type="dxa"/>
+            <w:right w:w="108" w:type="dxa"/>
+          </w:tblCellMar>
+        </w:tblPrEx>
+        <w:tc>
+          <w:tcPr>
+            <w:tcW w:w="2336" w:type="dxa"/>
+          </w:tcPr>
+          <w:p>
+            <w:pPr>
+              <w:widowControl w:val="0"/>
+              <w:spacing w:after="0" w:line="240" w:lineRule="auto"/>
               <w:jc w:val="center"/>
               <w:rPr>
                 <w:rFonts w:ascii="Times New Roman" w:hAnsi="Times New Roman" w:cs="Times New Roman"/>
@@ -2353,6 +2905,7 @@
           <w:p>
             <w:pPr>
               <w:widowControl w:val="0"/>
+              <w:spacing w:after="0" w:line="240" w:lineRule="auto"/>
               <w:jc w:val="center"/>
               <w:rPr>
                 <w:rFonts w:ascii="Times New Roman" w:hAnsi="Times New Roman" w:cs="Times New Roman"/>
@@ -2373,6 +2926,7 @@
           <w:p>
             <w:pPr>
               <w:widowControl w:val="0"/>
+              <w:spacing w:after="0" w:line="240" w:lineRule="auto"/>
               <w:jc w:val="center"/>
               <w:rPr>
                 <w:rFonts w:ascii="Times New Roman" w:hAnsi="Times New Roman" w:cs="Times New Roman"/>
@@ -2393,6 +2947,7 @@
           <w:p>
             <w:pPr>
               <w:widowControl w:val="0"/>
+              <w:spacing w:after="0" w:line="240" w:lineRule="auto"/>
               <w:jc w:val="center"/>
               <w:rPr>
                 <w:rFonts w:ascii="Times New Roman" w:hAnsi="Times New Roman" w:cs="Times New Roman"/>
@@ -2402,13 +2957,30 @@
         </w:tc>
       </w:tr>
       <w:tr>
-        <w:tc>
-          <w:tcPr>
-            <w:tcW w:w="2336" w:type="dxa"/>
-          </w:tcPr>
-          <w:p>
-            <w:pPr>
-              <w:widowControl w:val="0"/>
+        <w:tblPrEx>
+          <w:tblBorders>
+            <w:top w:val="single" w:color="auto" w:sz="4" w:space="0"/>
+            <w:left w:val="single" w:color="auto" w:sz="4" w:space="0"/>
+            <w:bottom w:val="single" w:color="auto" w:sz="4" w:space="0"/>
+            <w:right w:val="single" w:color="auto" w:sz="4" w:space="0"/>
+            <w:insideH w:val="single" w:color="auto" w:sz="4" w:space="0"/>
+            <w:insideV w:val="single" w:color="auto" w:sz="4" w:space="0"/>
+          </w:tblBorders>
+          <w:tblCellMar>
+            <w:top w:w="0" w:type="dxa"/>
+            <w:left w:w="108" w:type="dxa"/>
+            <w:bottom w:w="0" w:type="dxa"/>
+            <w:right w:w="108" w:type="dxa"/>
+          </w:tblCellMar>
+        </w:tblPrEx>
+        <w:tc>
+          <w:tcPr>
+            <w:tcW w:w="2336" w:type="dxa"/>
+          </w:tcPr>
+          <w:p>
+            <w:pPr>
+              <w:widowControl w:val="0"/>
+              <w:spacing w:after="0" w:line="240" w:lineRule="auto"/>
               <w:jc w:val="center"/>
               <w:rPr>
                 <w:rFonts w:ascii="Times New Roman" w:hAnsi="Times New Roman" w:cs="Times New Roman"/>
@@ -2429,6 +3001,7 @@
           <w:p>
             <w:pPr>
               <w:widowControl w:val="0"/>
+              <w:spacing w:after="0" w:line="240" w:lineRule="auto"/>
               <w:jc w:val="center"/>
               <w:rPr>
                 <w:rFonts w:ascii="Times New Roman" w:hAnsi="Times New Roman" w:cs="Times New Roman"/>
@@ -2449,6 +3022,7 @@
           <w:p>
             <w:pPr>
               <w:widowControl w:val="0"/>
+              <w:spacing w:after="0" w:line="240" w:lineRule="auto"/>
               <w:jc w:val="center"/>
               <w:rPr>
                 <w:rFonts w:ascii="Times New Roman" w:hAnsi="Times New Roman" w:cs="Times New Roman"/>
@@ -2469,6 +3043,7 @@
           <w:p>
             <w:pPr>
               <w:widowControl w:val="0"/>
+              <w:spacing w:after="0" w:line="240" w:lineRule="auto"/>
               <w:jc w:val="center"/>
               <w:rPr>
                 <w:rFonts w:ascii="Times New Roman" w:hAnsi="Times New Roman" w:cs="Times New Roman"/>
@@ -2478,13 +3053,24 @@
         </w:tc>
       </w:tr>
       <w:tr>
-        <w:tc>
-          <w:tcPr>
-            <w:tcW w:w="2336" w:type="dxa"/>
-          </w:tcPr>
-          <w:p>
-            <w:pPr>
-              <w:widowControl w:val="0"/>
+        <w:tblPrEx>
+          <w:tblBorders>
+            <w:top w:val="single" w:color="auto" w:sz="4" w:space="0"/>
+            <w:left w:val="single" w:color="auto" w:sz="4" w:space="0"/>
+            <w:bottom w:val="single" w:color="auto" w:sz="4" w:space="0"/>
+            <w:right w:val="single" w:color="auto" w:sz="4" w:space="0"/>
+            <w:insideH w:val="single" w:color="auto" w:sz="4" w:space="0"/>
+            <w:insideV w:val="single" w:color="auto" w:sz="4" w:space="0"/>
+          </w:tblBorders>
+        </w:tblPrEx>
+        <w:tc>
+          <w:tcPr>
+            <w:tcW w:w="2336" w:type="dxa"/>
+          </w:tcPr>
+          <w:p>
+            <w:pPr>
+              <w:widowControl w:val="0"/>
+              <w:spacing w:after="0" w:line="240" w:lineRule="auto"/>
               <w:jc w:val="center"/>
               <w:rPr>
                 <w:rFonts w:ascii="Times New Roman" w:hAnsi="Times New Roman" w:cs="Times New Roman"/>
@@ -2505,6 +3091,7 @@
           <w:p>
             <w:pPr>
               <w:widowControl w:val="0"/>
+              <w:spacing w:after="0" w:line="240" w:lineRule="auto"/>
               <w:jc w:val="center"/>
               <w:rPr>
                 <w:rFonts w:ascii="Times New Roman" w:hAnsi="Times New Roman" w:cs="Times New Roman"/>
@@ -2525,6 +3112,7 @@
           <w:p>
             <w:pPr>
               <w:widowControl w:val="0"/>
+              <w:spacing w:after="0" w:line="240" w:lineRule="auto"/>
               <w:jc w:val="center"/>
               <w:rPr>
                 <w:rFonts w:ascii="Times New Roman" w:hAnsi="Times New Roman" w:cs="Times New Roman"/>
@@ -2545,6 +3133,7 @@
           <w:p>
             <w:pPr>
               <w:widowControl w:val="0"/>
+              <w:spacing w:after="0" w:line="240" w:lineRule="auto"/>
               <w:jc w:val="center"/>
               <w:rPr>
                 <w:rFonts w:ascii="Times New Roman" w:hAnsi="Times New Roman" w:cs="Times New Roman"/>
@@ -2554,13 +3143,24 @@
         </w:tc>
       </w:tr>
       <w:tr>
-        <w:tc>
-          <w:tcPr>
-            <w:tcW w:w="2336" w:type="dxa"/>
-          </w:tcPr>
-          <w:p>
-            <w:pPr>
-              <w:widowControl w:val="0"/>
+        <w:tblPrEx>
+          <w:tblBorders>
+            <w:top w:val="single" w:color="auto" w:sz="4" w:space="0"/>
+            <w:left w:val="single" w:color="auto" w:sz="4" w:space="0"/>
+            <w:bottom w:val="single" w:color="auto" w:sz="4" w:space="0"/>
+            <w:right w:val="single" w:color="auto" w:sz="4" w:space="0"/>
+            <w:insideH w:val="single" w:color="auto" w:sz="4" w:space="0"/>
+            <w:insideV w:val="single" w:color="auto" w:sz="4" w:space="0"/>
+          </w:tblBorders>
+        </w:tblPrEx>
+        <w:tc>
+          <w:tcPr>
+            <w:tcW w:w="2336" w:type="dxa"/>
+          </w:tcPr>
+          <w:p>
+            <w:pPr>
+              <w:widowControl w:val="0"/>
+              <w:spacing w:after="0" w:line="240" w:lineRule="auto"/>
               <w:jc w:val="center"/>
               <w:rPr>
                 <w:rFonts w:ascii="Times New Roman" w:hAnsi="Times New Roman" w:cs="Times New Roman"/>
@@ -2581,6 +3181,7 @@
           <w:p>
             <w:pPr>
               <w:widowControl w:val="0"/>
+              <w:spacing w:after="0" w:line="240" w:lineRule="auto"/>
               <w:jc w:val="center"/>
               <w:rPr>
                 <w:rFonts w:ascii="Times New Roman" w:hAnsi="Times New Roman" w:cs="Times New Roman"/>
@@ -2601,6 +3202,7 @@
           <w:p>
             <w:pPr>
               <w:widowControl w:val="0"/>
+              <w:spacing w:after="0" w:line="240" w:lineRule="auto"/>
               <w:jc w:val="center"/>
               <w:rPr>
                 <w:rFonts w:ascii="Times New Roman" w:hAnsi="Times New Roman" w:cs="Times New Roman"/>
@@ -2621,6 +3223,7 @@
           <w:p>
             <w:pPr>
               <w:widowControl w:val="0"/>
+              <w:spacing w:after="0" w:line="240" w:lineRule="auto"/>
               <w:jc w:val="center"/>
               <w:rPr>
                 <w:rFonts w:ascii="Times New Roman" w:hAnsi="Times New Roman" w:cs="Times New Roman"/>
@@ -2630,13 +3233,30 @@
         </w:tc>
       </w:tr>
       <w:tr>
-        <w:tc>
-          <w:tcPr>
-            <w:tcW w:w="2336" w:type="dxa"/>
-          </w:tcPr>
-          <w:p>
-            <w:pPr>
-              <w:widowControl w:val="0"/>
+        <w:tblPrEx>
+          <w:tblBorders>
+            <w:top w:val="single" w:color="auto" w:sz="4" w:space="0"/>
+            <w:left w:val="single" w:color="auto" w:sz="4" w:space="0"/>
+            <w:bottom w:val="single" w:color="auto" w:sz="4" w:space="0"/>
+            <w:right w:val="single" w:color="auto" w:sz="4" w:space="0"/>
+            <w:insideH w:val="single" w:color="auto" w:sz="4" w:space="0"/>
+            <w:insideV w:val="single" w:color="auto" w:sz="4" w:space="0"/>
+          </w:tblBorders>
+          <w:tblCellMar>
+            <w:top w:w="0" w:type="dxa"/>
+            <w:left w:w="108" w:type="dxa"/>
+            <w:bottom w:w="0" w:type="dxa"/>
+            <w:right w:w="108" w:type="dxa"/>
+          </w:tblCellMar>
+        </w:tblPrEx>
+        <w:tc>
+          <w:tcPr>
+            <w:tcW w:w="2336" w:type="dxa"/>
+          </w:tcPr>
+          <w:p>
+            <w:pPr>
+              <w:widowControl w:val="0"/>
+              <w:spacing w:after="0" w:line="240" w:lineRule="auto"/>
               <w:jc w:val="center"/>
               <w:rPr>
                 <w:rFonts w:ascii="Times New Roman" w:hAnsi="Times New Roman" w:cs="Times New Roman"/>
@@ -2657,6 +3277,7 @@
           <w:p>
             <w:pPr>
               <w:widowControl w:val="0"/>
+              <w:spacing w:after="0" w:line="240" w:lineRule="auto"/>
               <w:jc w:val="center"/>
               <w:rPr>
                 <w:rFonts w:ascii="Times New Roman" w:hAnsi="Times New Roman" w:cs="Times New Roman"/>
@@ -2677,6 +3298,7 @@
           <w:p>
             <w:pPr>
               <w:widowControl w:val="0"/>
+              <w:spacing w:after="0" w:line="240" w:lineRule="auto"/>
               <w:jc w:val="center"/>
               <w:rPr>
                 <w:rFonts w:ascii="Times New Roman" w:hAnsi="Times New Roman" w:cs="Times New Roman"/>
@@ -2697,6 +3319,7 @@
           <w:p>
             <w:pPr>
               <w:widowControl w:val="0"/>
+              <w:spacing w:after="0" w:line="240" w:lineRule="auto"/>
               <w:jc w:val="center"/>
               <w:rPr>
                 <w:rFonts w:ascii="Times New Roman" w:hAnsi="Times New Roman" w:cs="Times New Roman"/>
@@ -2737,9 +3360,24 @@
     </w:p>
     <w:tbl>
       <w:tblPr>
-        <w:tblStyle w:val="ae"/>
+        <w:tblStyle w:val="17"/>
         <w:tblW w:w="0" w:type="auto"/>
-        <w:tblLook w:val="04A0" w:firstRow="1" w:lastRow="0" w:firstColumn="1" w:lastColumn="0" w:noHBand="0" w:noVBand="1"/>
+        <w:tblInd w:w="0" w:type="dxa"/>
+        <w:tblBorders>
+          <w:top w:val="single" w:color="auto" w:sz="4" w:space="0"/>
+          <w:left w:val="single" w:color="auto" w:sz="4" w:space="0"/>
+          <w:bottom w:val="single" w:color="auto" w:sz="4" w:space="0"/>
+          <w:right w:val="single" w:color="auto" w:sz="4" w:space="0"/>
+          <w:insideH w:val="single" w:color="auto" w:sz="4" w:space="0"/>
+          <w:insideV w:val="single" w:color="auto" w:sz="4" w:space="0"/>
+        </w:tblBorders>
+        <w:tblLayout w:type="autofit"/>
+        <w:tblCellMar>
+          <w:top w:w="0" w:type="dxa"/>
+          <w:left w:w="108" w:type="dxa"/>
+          <w:bottom w:w="0" w:type="dxa"/>
+          <w:right w:w="108" w:type="dxa"/>
+        </w:tblCellMar>
       </w:tblPr>
       <w:tblGrid>
         <w:gridCol w:w="2336"/>
@@ -2748,6 +3386,22 @@
         <w:gridCol w:w="2336"/>
       </w:tblGrid>
       <w:tr>
+        <w:tblPrEx>
+          <w:tblBorders>
+            <w:top w:val="single" w:color="auto" w:sz="4" w:space="0"/>
+            <w:left w:val="single" w:color="auto" w:sz="4" w:space="0"/>
+            <w:bottom w:val="single" w:color="auto" w:sz="4" w:space="0"/>
+            <w:right w:val="single" w:color="auto" w:sz="4" w:space="0"/>
+            <w:insideH w:val="single" w:color="auto" w:sz="4" w:space="0"/>
+            <w:insideV w:val="single" w:color="auto" w:sz="4" w:space="0"/>
+          </w:tblBorders>
+          <w:tblCellMar>
+            <w:top w:w="0" w:type="dxa"/>
+            <w:left w:w="108" w:type="dxa"/>
+            <w:bottom w:w="0" w:type="dxa"/>
+            <w:right w:w="108" w:type="dxa"/>
+          </w:tblCellMar>
+        </w:tblPrEx>
         <w:tc>
           <w:tcPr>
             <w:tcW w:w="2336" w:type="dxa"/>
@@ -2756,6 +3410,7 @@
           <w:p>
             <w:pPr>
               <w:widowControl w:val="0"/>
+              <w:spacing w:after="0" w:line="240" w:lineRule="auto"/>
               <w:jc w:val="center"/>
               <w:rPr>
                 <w:rFonts w:ascii="Times New Roman" w:hAnsi="Times New Roman" w:cs="Times New Roman"/>
@@ -2766,7 +3421,6 @@
                 <w:rFonts w:ascii="Times New Roman" w:hAnsi="Times New Roman" w:cs="Times New Roman"/>
                 <w:color w:val="FFFFFF"/>
               </w:rPr>
-              <w:lastRenderedPageBreak/>
               <w:t>№ Тест-кейса</w:t>
             </w:r>
           </w:p>
@@ -2779,6 +3433,7 @@
           <w:p>
             <w:pPr>
               <w:widowControl w:val="0"/>
+              <w:spacing w:after="0" w:line="240" w:lineRule="auto"/>
               <w:jc w:val="center"/>
               <w:rPr>
                 <w:rFonts w:ascii="Times New Roman" w:hAnsi="Times New Roman" w:cs="Times New Roman"/>
@@ -2801,6 +3456,7 @@
           <w:p>
             <w:pPr>
               <w:widowControl w:val="0"/>
+              <w:spacing w:after="0" w:line="240" w:lineRule="auto"/>
               <w:jc w:val="center"/>
               <w:rPr>
                 <w:rFonts w:ascii="Times New Roman" w:hAnsi="Times New Roman" w:cs="Times New Roman"/>
@@ -2823,6 +3479,7 @@
           <w:p>
             <w:pPr>
               <w:widowControl w:val="0"/>
+              <w:spacing w:after="0" w:line="240" w:lineRule="auto"/>
               <w:jc w:val="center"/>
               <w:rPr>
                 <w:rFonts w:ascii="Times New Roman" w:hAnsi="Times New Roman" w:cs="Times New Roman"/>
@@ -2839,6 +3496,22 @@
         </w:tc>
       </w:tr>
       <w:tr>
+        <w:tblPrEx>
+          <w:tblBorders>
+            <w:top w:val="single" w:color="auto" w:sz="4" w:space="0"/>
+            <w:left w:val="single" w:color="auto" w:sz="4" w:space="0"/>
+            <w:bottom w:val="single" w:color="auto" w:sz="4" w:space="0"/>
+            <w:right w:val="single" w:color="auto" w:sz="4" w:space="0"/>
+            <w:insideH w:val="single" w:color="auto" w:sz="4" w:space="0"/>
+            <w:insideV w:val="single" w:color="auto" w:sz="4" w:space="0"/>
+          </w:tblBorders>
+          <w:tblCellMar>
+            <w:top w:w="0" w:type="dxa"/>
+            <w:left w:w="108" w:type="dxa"/>
+            <w:bottom w:w="0" w:type="dxa"/>
+            <w:right w:w="108" w:type="dxa"/>
+          </w:tblCellMar>
+        </w:tblPrEx>
         <w:tc>
           <w:tcPr>
             <w:tcW w:w="9344" w:type="dxa"/>
@@ -2848,6 +3521,7 @@
           <w:p>
             <w:pPr>
               <w:widowControl w:val="0"/>
+              <w:spacing w:after="0" w:line="240" w:lineRule="auto"/>
               <w:jc w:val="center"/>
               <w:rPr>
                 <w:rFonts w:ascii="Times New Roman" w:hAnsi="Times New Roman" w:cs="Times New Roman"/>
@@ -2863,13 +3537,30 @@
         </w:tc>
       </w:tr>
       <w:tr>
-        <w:tc>
-          <w:tcPr>
-            <w:tcW w:w="2336" w:type="dxa"/>
-          </w:tcPr>
-          <w:p>
-            <w:pPr>
-              <w:widowControl w:val="0"/>
+        <w:tblPrEx>
+          <w:tblBorders>
+            <w:top w:val="single" w:color="auto" w:sz="4" w:space="0"/>
+            <w:left w:val="single" w:color="auto" w:sz="4" w:space="0"/>
+            <w:bottom w:val="single" w:color="auto" w:sz="4" w:space="0"/>
+            <w:right w:val="single" w:color="auto" w:sz="4" w:space="0"/>
+            <w:insideH w:val="single" w:color="auto" w:sz="4" w:space="0"/>
+            <w:insideV w:val="single" w:color="auto" w:sz="4" w:space="0"/>
+          </w:tblBorders>
+          <w:tblCellMar>
+            <w:top w:w="0" w:type="dxa"/>
+            <w:left w:w="108" w:type="dxa"/>
+            <w:bottom w:w="0" w:type="dxa"/>
+            <w:right w:w="108" w:type="dxa"/>
+          </w:tblCellMar>
+        </w:tblPrEx>
+        <w:tc>
+          <w:tcPr>
+            <w:tcW w:w="2336" w:type="dxa"/>
+          </w:tcPr>
+          <w:p>
+            <w:pPr>
+              <w:widowControl w:val="0"/>
+              <w:spacing w:after="0" w:line="240" w:lineRule="auto"/>
               <w:jc w:val="center"/>
               <w:rPr>
                 <w:rFonts w:ascii="Times New Roman" w:hAnsi="Times New Roman" w:cs="Times New Roman"/>
@@ -2890,6 +3581,7 @@
           <w:p>
             <w:pPr>
               <w:widowControl w:val="0"/>
+              <w:spacing w:after="0" w:line="240" w:lineRule="auto"/>
               <w:jc w:val="center"/>
               <w:rPr>
                 <w:rFonts w:ascii="Times New Roman" w:hAnsi="Times New Roman" w:cs="Times New Roman"/>
@@ -2910,6 +3602,7 @@
           <w:p>
             <w:pPr>
               <w:widowControl w:val="0"/>
+              <w:spacing w:after="0" w:line="240" w:lineRule="auto"/>
               <w:jc w:val="center"/>
               <w:rPr>
                 <w:rFonts w:ascii="Times New Roman" w:hAnsi="Times New Roman" w:cs="Times New Roman"/>
@@ -2930,6 +3623,7 @@
           <w:p>
             <w:pPr>
               <w:widowControl w:val="0"/>
+              <w:spacing w:after="0" w:line="240" w:lineRule="auto"/>
               <w:jc w:val="center"/>
               <w:rPr>
                 <w:rFonts w:ascii="Times New Roman" w:hAnsi="Times New Roman" w:cs="Times New Roman"/>
@@ -2939,13 +3633,30 @@
         </w:tc>
       </w:tr>
       <w:tr>
-        <w:tc>
-          <w:tcPr>
-            <w:tcW w:w="2336" w:type="dxa"/>
-          </w:tcPr>
-          <w:p>
-            <w:pPr>
-              <w:widowControl w:val="0"/>
+        <w:tblPrEx>
+          <w:tblBorders>
+            <w:top w:val="single" w:color="auto" w:sz="4" w:space="0"/>
+            <w:left w:val="single" w:color="auto" w:sz="4" w:space="0"/>
+            <w:bottom w:val="single" w:color="auto" w:sz="4" w:space="0"/>
+            <w:right w:val="single" w:color="auto" w:sz="4" w:space="0"/>
+            <w:insideH w:val="single" w:color="auto" w:sz="4" w:space="0"/>
+            <w:insideV w:val="single" w:color="auto" w:sz="4" w:space="0"/>
+          </w:tblBorders>
+          <w:tblCellMar>
+            <w:top w:w="0" w:type="dxa"/>
+            <w:left w:w="108" w:type="dxa"/>
+            <w:bottom w:w="0" w:type="dxa"/>
+            <w:right w:w="108" w:type="dxa"/>
+          </w:tblCellMar>
+        </w:tblPrEx>
+        <w:tc>
+          <w:tcPr>
+            <w:tcW w:w="2336" w:type="dxa"/>
+          </w:tcPr>
+          <w:p>
+            <w:pPr>
+              <w:widowControl w:val="0"/>
+              <w:spacing w:after="0" w:line="240" w:lineRule="auto"/>
               <w:jc w:val="center"/>
               <w:rPr>
                 <w:rFonts w:ascii="Times New Roman" w:hAnsi="Times New Roman" w:cs="Times New Roman"/>
@@ -2966,6 +3677,7 @@
           <w:p>
             <w:pPr>
               <w:widowControl w:val="0"/>
+              <w:spacing w:after="0" w:line="240" w:lineRule="auto"/>
               <w:jc w:val="center"/>
               <w:rPr>
                 <w:rFonts w:ascii="Times New Roman" w:hAnsi="Times New Roman" w:cs="Times New Roman"/>
@@ -2986,6 +3698,7 @@
           <w:p>
             <w:pPr>
               <w:widowControl w:val="0"/>
+              <w:spacing w:after="0" w:line="240" w:lineRule="auto"/>
               <w:jc w:val="center"/>
               <w:rPr>
                 <w:rFonts w:ascii="Times New Roman" w:hAnsi="Times New Roman" w:cs="Times New Roman"/>
@@ -3006,6 +3719,7 @@
           <w:p>
             <w:pPr>
               <w:widowControl w:val="0"/>
+              <w:spacing w:after="0" w:line="240" w:lineRule="auto"/>
               <w:jc w:val="center"/>
               <w:rPr>
                 <w:rFonts w:ascii="Times New Roman" w:hAnsi="Times New Roman" w:cs="Times New Roman"/>
@@ -3015,13 +3729,30 @@
         </w:tc>
       </w:tr>
       <w:tr>
-        <w:tc>
-          <w:tcPr>
-            <w:tcW w:w="2336" w:type="dxa"/>
-          </w:tcPr>
-          <w:p>
-            <w:pPr>
-              <w:widowControl w:val="0"/>
+        <w:tblPrEx>
+          <w:tblBorders>
+            <w:top w:val="single" w:color="auto" w:sz="4" w:space="0"/>
+            <w:left w:val="single" w:color="auto" w:sz="4" w:space="0"/>
+            <w:bottom w:val="single" w:color="auto" w:sz="4" w:space="0"/>
+            <w:right w:val="single" w:color="auto" w:sz="4" w:space="0"/>
+            <w:insideH w:val="single" w:color="auto" w:sz="4" w:space="0"/>
+            <w:insideV w:val="single" w:color="auto" w:sz="4" w:space="0"/>
+          </w:tblBorders>
+          <w:tblCellMar>
+            <w:top w:w="0" w:type="dxa"/>
+            <w:left w:w="108" w:type="dxa"/>
+            <w:bottom w:w="0" w:type="dxa"/>
+            <w:right w:w="108" w:type="dxa"/>
+          </w:tblCellMar>
+        </w:tblPrEx>
+        <w:tc>
+          <w:tcPr>
+            <w:tcW w:w="2336" w:type="dxa"/>
+          </w:tcPr>
+          <w:p>
+            <w:pPr>
+              <w:widowControl w:val="0"/>
+              <w:spacing w:after="0" w:line="240" w:lineRule="auto"/>
               <w:jc w:val="center"/>
               <w:rPr>
                 <w:rFonts w:ascii="Times New Roman" w:hAnsi="Times New Roman" w:cs="Times New Roman"/>
@@ -3042,6 +3773,7 @@
           <w:p>
             <w:pPr>
               <w:widowControl w:val="0"/>
+              <w:spacing w:after="0" w:line="240" w:lineRule="auto"/>
               <w:jc w:val="center"/>
               <w:rPr>
                 <w:rFonts w:ascii="Times New Roman" w:hAnsi="Times New Roman" w:cs="Times New Roman"/>
@@ -3062,6 +3794,7 @@
           <w:p>
             <w:pPr>
               <w:widowControl w:val="0"/>
+              <w:spacing w:after="0" w:line="240" w:lineRule="auto"/>
               <w:jc w:val="center"/>
               <w:rPr>
                 <w:rFonts w:ascii="Times New Roman" w:hAnsi="Times New Roman" w:cs="Times New Roman"/>
@@ -3082,6 +3815,7 @@
           <w:p>
             <w:pPr>
               <w:widowControl w:val="0"/>
+              <w:spacing w:after="0" w:line="240" w:lineRule="auto"/>
               <w:jc w:val="center"/>
               <w:rPr>
                 <w:rFonts w:ascii="Times New Roman" w:hAnsi="Times New Roman" w:cs="Times New Roman"/>
@@ -3091,13 +3825,30 @@
         </w:tc>
       </w:tr>
       <w:tr>
-        <w:tc>
-          <w:tcPr>
-            <w:tcW w:w="2336" w:type="dxa"/>
-          </w:tcPr>
-          <w:p>
-            <w:pPr>
-              <w:widowControl w:val="0"/>
+        <w:tblPrEx>
+          <w:tblBorders>
+            <w:top w:val="single" w:color="auto" w:sz="4" w:space="0"/>
+            <w:left w:val="single" w:color="auto" w:sz="4" w:space="0"/>
+            <w:bottom w:val="single" w:color="auto" w:sz="4" w:space="0"/>
+            <w:right w:val="single" w:color="auto" w:sz="4" w:space="0"/>
+            <w:insideH w:val="single" w:color="auto" w:sz="4" w:space="0"/>
+            <w:insideV w:val="single" w:color="auto" w:sz="4" w:space="0"/>
+          </w:tblBorders>
+          <w:tblCellMar>
+            <w:top w:w="0" w:type="dxa"/>
+            <w:left w:w="108" w:type="dxa"/>
+            <w:bottom w:w="0" w:type="dxa"/>
+            <w:right w:w="108" w:type="dxa"/>
+          </w:tblCellMar>
+        </w:tblPrEx>
+        <w:tc>
+          <w:tcPr>
+            <w:tcW w:w="2336" w:type="dxa"/>
+          </w:tcPr>
+          <w:p>
+            <w:pPr>
+              <w:widowControl w:val="0"/>
+              <w:spacing w:after="0" w:line="240" w:lineRule="auto"/>
               <w:jc w:val="center"/>
               <w:rPr>
                 <w:rFonts w:ascii="Times New Roman" w:hAnsi="Times New Roman" w:cs="Times New Roman"/>
@@ -3118,6 +3869,7 @@
           <w:p>
             <w:pPr>
               <w:widowControl w:val="0"/>
+              <w:spacing w:after="0" w:line="240" w:lineRule="auto"/>
               <w:jc w:val="center"/>
               <w:rPr>
                 <w:rFonts w:ascii="Times New Roman" w:hAnsi="Times New Roman" w:cs="Times New Roman"/>
@@ -3138,6 +3890,7 @@
           <w:p>
             <w:pPr>
               <w:widowControl w:val="0"/>
+              <w:spacing w:after="0" w:line="240" w:lineRule="auto"/>
               <w:jc w:val="center"/>
               <w:rPr>
                 <w:rFonts w:ascii="Times New Roman" w:hAnsi="Times New Roman" w:cs="Times New Roman"/>
@@ -3158,6 +3911,7 @@
           <w:p>
             <w:pPr>
               <w:widowControl w:val="0"/>
+              <w:spacing w:after="0" w:line="240" w:lineRule="auto"/>
               <w:jc w:val="center"/>
               <w:rPr>
                 <w:rFonts w:ascii="Times New Roman" w:hAnsi="Times New Roman" w:cs="Times New Roman"/>
@@ -3167,13 +3921,30 @@
         </w:tc>
       </w:tr>
       <w:tr>
-        <w:tc>
-          <w:tcPr>
-            <w:tcW w:w="2336" w:type="dxa"/>
-          </w:tcPr>
-          <w:p>
-            <w:pPr>
-              <w:widowControl w:val="0"/>
+        <w:tblPrEx>
+          <w:tblBorders>
+            <w:top w:val="single" w:color="auto" w:sz="4" w:space="0"/>
+            <w:left w:val="single" w:color="auto" w:sz="4" w:space="0"/>
+            <w:bottom w:val="single" w:color="auto" w:sz="4" w:space="0"/>
+            <w:right w:val="single" w:color="auto" w:sz="4" w:space="0"/>
+            <w:insideH w:val="single" w:color="auto" w:sz="4" w:space="0"/>
+            <w:insideV w:val="single" w:color="auto" w:sz="4" w:space="0"/>
+          </w:tblBorders>
+          <w:tblCellMar>
+            <w:top w:w="0" w:type="dxa"/>
+            <w:left w:w="108" w:type="dxa"/>
+            <w:bottom w:w="0" w:type="dxa"/>
+            <w:right w:w="108" w:type="dxa"/>
+          </w:tblCellMar>
+        </w:tblPrEx>
+        <w:tc>
+          <w:tcPr>
+            <w:tcW w:w="2336" w:type="dxa"/>
+          </w:tcPr>
+          <w:p>
+            <w:pPr>
+              <w:widowControl w:val="0"/>
+              <w:spacing w:after="0" w:line="240" w:lineRule="auto"/>
               <w:jc w:val="center"/>
               <w:rPr>
                 <w:rFonts w:ascii="Times New Roman" w:hAnsi="Times New Roman" w:cs="Times New Roman"/>
@@ -3194,6 +3965,7 @@
           <w:p>
             <w:pPr>
               <w:widowControl w:val="0"/>
+              <w:spacing w:after="0" w:line="240" w:lineRule="auto"/>
               <w:jc w:val="center"/>
               <w:rPr>
                 <w:rFonts w:ascii="Times New Roman" w:hAnsi="Times New Roman" w:cs="Times New Roman"/>
@@ -3214,6 +3986,7 @@
           <w:p>
             <w:pPr>
               <w:widowControl w:val="0"/>
+              <w:spacing w:after="0" w:line="240" w:lineRule="auto"/>
               <w:jc w:val="center"/>
               <w:rPr>
                 <w:rFonts w:ascii="Times New Roman" w:hAnsi="Times New Roman" w:cs="Times New Roman"/>
@@ -3234,6 +4007,7 @@
           <w:p>
             <w:pPr>
               <w:widowControl w:val="0"/>
+              <w:spacing w:after="0" w:line="240" w:lineRule="auto"/>
               <w:jc w:val="center"/>
               <w:rPr>
                 <w:rFonts w:ascii="Times New Roman" w:hAnsi="Times New Roman" w:cs="Times New Roman"/>
@@ -3243,6 +4017,22 @@
         </w:tc>
       </w:tr>
       <w:tr>
+        <w:tblPrEx>
+          <w:tblBorders>
+            <w:top w:val="single" w:color="auto" w:sz="4" w:space="0"/>
+            <w:left w:val="single" w:color="auto" w:sz="4" w:space="0"/>
+            <w:bottom w:val="single" w:color="auto" w:sz="4" w:space="0"/>
+            <w:right w:val="single" w:color="auto" w:sz="4" w:space="0"/>
+            <w:insideH w:val="single" w:color="auto" w:sz="4" w:space="0"/>
+            <w:insideV w:val="single" w:color="auto" w:sz="4" w:space="0"/>
+          </w:tblBorders>
+          <w:tblCellMar>
+            <w:top w:w="0" w:type="dxa"/>
+            <w:left w:w="108" w:type="dxa"/>
+            <w:bottom w:w="0" w:type="dxa"/>
+            <w:right w:w="108" w:type="dxa"/>
+          </w:tblCellMar>
+        </w:tblPrEx>
         <w:tc>
           <w:tcPr>
             <w:tcW w:w="9344" w:type="dxa"/>
@@ -3252,6 +4042,7 @@
           <w:p>
             <w:pPr>
               <w:widowControl w:val="0"/>
+              <w:spacing w:after="0" w:line="240" w:lineRule="auto"/>
               <w:jc w:val="center"/>
               <w:rPr>
                 <w:rFonts w:ascii="Times New Roman" w:hAnsi="Times New Roman" w:cs="Times New Roman"/>
@@ -3267,13 +4058,30 @@
         </w:tc>
       </w:tr>
       <w:tr>
-        <w:tc>
-          <w:tcPr>
-            <w:tcW w:w="2336" w:type="dxa"/>
-          </w:tcPr>
-          <w:p>
-            <w:pPr>
-              <w:widowControl w:val="0"/>
+        <w:tblPrEx>
+          <w:tblBorders>
+            <w:top w:val="single" w:color="auto" w:sz="4" w:space="0"/>
+            <w:left w:val="single" w:color="auto" w:sz="4" w:space="0"/>
+            <w:bottom w:val="single" w:color="auto" w:sz="4" w:space="0"/>
+            <w:right w:val="single" w:color="auto" w:sz="4" w:space="0"/>
+            <w:insideH w:val="single" w:color="auto" w:sz="4" w:space="0"/>
+            <w:insideV w:val="single" w:color="auto" w:sz="4" w:space="0"/>
+          </w:tblBorders>
+          <w:tblCellMar>
+            <w:top w:w="0" w:type="dxa"/>
+            <w:left w:w="108" w:type="dxa"/>
+            <w:bottom w:w="0" w:type="dxa"/>
+            <w:right w:w="108" w:type="dxa"/>
+          </w:tblCellMar>
+        </w:tblPrEx>
+        <w:tc>
+          <w:tcPr>
+            <w:tcW w:w="2336" w:type="dxa"/>
+          </w:tcPr>
+          <w:p>
+            <w:pPr>
+              <w:widowControl w:val="0"/>
+              <w:spacing w:after="0" w:line="240" w:lineRule="auto"/>
               <w:jc w:val="center"/>
               <w:rPr>
                 <w:rFonts w:ascii="Times New Roman" w:hAnsi="Times New Roman" w:cs="Times New Roman"/>
@@ -3294,6 +4102,7 @@
           <w:p>
             <w:pPr>
               <w:widowControl w:val="0"/>
+              <w:spacing w:after="0" w:line="240" w:lineRule="auto"/>
               <w:jc w:val="center"/>
               <w:rPr>
                 <w:rFonts w:ascii="Times New Roman" w:hAnsi="Times New Roman" w:cs="Times New Roman"/>
@@ -3314,6 +4123,7 @@
           <w:p>
             <w:pPr>
               <w:widowControl w:val="0"/>
+              <w:spacing w:after="0" w:line="240" w:lineRule="auto"/>
               <w:jc w:val="center"/>
               <w:rPr>
                 <w:rFonts w:ascii="Times New Roman" w:hAnsi="Times New Roman" w:cs="Times New Roman"/>
@@ -3334,50 +4144,46 @@
           <w:p>
             <w:pPr>
               <w:widowControl w:val="0"/>
-              <w:jc w:val="center"/>
-              <w:rPr>
-                <w:rFonts w:ascii="Times New Roman" w:hAnsi="Times New Roman" w:cs="Times New Roman"/>
-              </w:rPr>
-            </w:pPr>
-            <w:r>
-              <w:rPr>
-                <w:rFonts w:ascii="Times New Roman" w:hAnsi="Times New Roman" w:cs="Times New Roman"/>
-              </w:rPr>
-              <w:t xml:space="preserve">Везде используется обычный </w:t>
-            </w:r>
-            <w:proofErr w:type="spellStart"/>
-            <w:r>
-              <w:rPr>
-                <w:rFonts w:ascii="Times New Roman" w:hAnsi="Times New Roman" w:cs="Times New Roman"/>
-              </w:rPr>
-              <w:t>text</w:t>
-            </w:r>
-            <w:proofErr w:type="spellEnd"/>
-            <w:r>
-              <w:rPr>
-                <w:rFonts w:ascii="Times New Roman" w:hAnsi="Times New Roman" w:cs="Times New Roman"/>
-              </w:rPr>
-              <w:t xml:space="preserve"> </w:t>
-            </w:r>
-            <w:proofErr w:type="spellStart"/>
-            <w:r>
-              <w:rPr>
-                <w:rFonts w:ascii="Times New Roman" w:hAnsi="Times New Roman" w:cs="Times New Roman"/>
-              </w:rPr>
-              <w:t>input</w:t>
-            </w:r>
-            <w:proofErr w:type="spellEnd"/>
+              <w:spacing w:after="0" w:line="240" w:lineRule="auto"/>
+              <w:jc w:val="center"/>
+              <w:rPr>
+                <w:rFonts w:ascii="Times New Roman" w:hAnsi="Times New Roman" w:cs="Times New Roman"/>
+              </w:rPr>
+            </w:pPr>
+            <w:r>
+              <w:rPr>
+                <w:rFonts w:ascii="Times New Roman" w:hAnsi="Times New Roman" w:cs="Times New Roman"/>
+              </w:rPr>
+              <w:t>Везде используется обычный text input</w:t>
+            </w:r>
           </w:p>
         </w:tc>
       </w:tr>
       <w:tr>
-        <w:tc>
-          <w:tcPr>
-            <w:tcW w:w="2336" w:type="dxa"/>
-          </w:tcPr>
-          <w:p>
-            <w:pPr>
-              <w:widowControl w:val="0"/>
+        <w:tblPrEx>
+          <w:tblBorders>
+            <w:top w:val="single" w:color="auto" w:sz="4" w:space="0"/>
+            <w:left w:val="single" w:color="auto" w:sz="4" w:space="0"/>
+            <w:bottom w:val="single" w:color="auto" w:sz="4" w:space="0"/>
+            <w:right w:val="single" w:color="auto" w:sz="4" w:space="0"/>
+            <w:insideH w:val="single" w:color="auto" w:sz="4" w:space="0"/>
+            <w:insideV w:val="single" w:color="auto" w:sz="4" w:space="0"/>
+          </w:tblBorders>
+          <w:tblCellMar>
+            <w:top w:w="0" w:type="dxa"/>
+            <w:left w:w="108" w:type="dxa"/>
+            <w:bottom w:w="0" w:type="dxa"/>
+            <w:right w:w="108" w:type="dxa"/>
+          </w:tblCellMar>
+        </w:tblPrEx>
+        <w:tc>
+          <w:tcPr>
+            <w:tcW w:w="2336" w:type="dxa"/>
+          </w:tcPr>
+          <w:p>
+            <w:pPr>
+              <w:widowControl w:val="0"/>
+              <w:spacing w:after="0" w:line="240" w:lineRule="auto"/>
               <w:jc w:val="center"/>
               <w:rPr>
                 <w:rFonts w:ascii="Times New Roman" w:hAnsi="Times New Roman" w:cs="Times New Roman"/>
@@ -3398,6 +4204,7 @@
           <w:p>
             <w:pPr>
               <w:widowControl w:val="0"/>
+              <w:spacing w:after="0" w:line="240" w:lineRule="auto"/>
               <w:jc w:val="center"/>
               <w:rPr>
                 <w:rFonts w:ascii="Times New Roman" w:hAnsi="Times New Roman" w:cs="Times New Roman"/>
@@ -3418,6 +4225,7 @@
           <w:p>
             <w:pPr>
               <w:widowControl w:val="0"/>
+              <w:spacing w:after="0" w:line="240" w:lineRule="auto"/>
               <w:jc w:val="center"/>
               <w:rPr>
                 <w:rFonts w:ascii="Times New Roman" w:hAnsi="Times New Roman" w:cs="Times New Roman"/>
@@ -3438,40 +4246,46 @@
           <w:p>
             <w:pPr>
               <w:widowControl w:val="0"/>
-              <w:jc w:val="center"/>
-              <w:rPr>
-                <w:rFonts w:ascii="Times New Roman" w:hAnsi="Times New Roman" w:cs="Times New Roman"/>
-              </w:rPr>
-            </w:pPr>
-            <w:r>
-              <w:rPr>
-                <w:rFonts w:ascii="Times New Roman" w:hAnsi="Times New Roman" w:cs="Times New Roman"/>
-              </w:rPr>
-              <w:t> </w:t>
-            </w:r>
-            <w:r>
-              <w:rPr>
-                <w:rFonts w:ascii="Times New Roman" w:hAnsi="Times New Roman" w:cs="Times New Roman"/>
-              </w:rPr>
-              <w:t>В</w:t>
-            </w:r>
-            <w:r>
-              <w:rPr>
-                <w:rFonts w:ascii="Times New Roman" w:hAnsi="Times New Roman" w:cs="Times New Roman"/>
-              </w:rPr>
-              <w:t xml:space="preserve"> разных файлах используется разный подход к обработке ошибок.</w:t>
+              <w:spacing w:after="0" w:line="240" w:lineRule="auto"/>
+              <w:jc w:val="center"/>
+              <w:rPr>
+                <w:rFonts w:ascii="Times New Roman" w:hAnsi="Times New Roman" w:cs="Times New Roman"/>
+              </w:rPr>
+            </w:pPr>
+            <w:r>
+              <w:rPr>
+                <w:rFonts w:ascii="Times New Roman" w:hAnsi="Times New Roman" w:cs="Times New Roman"/>
+              </w:rPr>
+              <w:t> В разных файлах используется разный подход к обработке ошибок.</w:t>
             </w:r>
           </w:p>
         </w:tc>
       </w:tr>
       <w:tr>
-        <w:tc>
-          <w:tcPr>
-            <w:tcW w:w="2336" w:type="dxa"/>
-          </w:tcPr>
-          <w:p>
-            <w:pPr>
-              <w:widowControl w:val="0"/>
+        <w:tblPrEx>
+          <w:tblBorders>
+            <w:top w:val="single" w:color="auto" w:sz="4" w:space="0"/>
+            <w:left w:val="single" w:color="auto" w:sz="4" w:space="0"/>
+            <w:bottom w:val="single" w:color="auto" w:sz="4" w:space="0"/>
+            <w:right w:val="single" w:color="auto" w:sz="4" w:space="0"/>
+            <w:insideH w:val="single" w:color="auto" w:sz="4" w:space="0"/>
+            <w:insideV w:val="single" w:color="auto" w:sz="4" w:space="0"/>
+          </w:tblBorders>
+          <w:tblCellMar>
+            <w:top w:w="0" w:type="dxa"/>
+            <w:left w:w="108" w:type="dxa"/>
+            <w:bottom w:w="0" w:type="dxa"/>
+            <w:right w:w="108" w:type="dxa"/>
+          </w:tblCellMar>
+        </w:tblPrEx>
+        <w:tc>
+          <w:tcPr>
+            <w:tcW w:w="2336" w:type="dxa"/>
+          </w:tcPr>
+          <w:p>
+            <w:pPr>
+              <w:widowControl w:val="0"/>
+              <w:spacing w:after="0" w:line="240" w:lineRule="auto"/>
               <w:jc w:val="center"/>
               <w:rPr>
                 <w:rFonts w:ascii="Times New Roman" w:hAnsi="Times New Roman" w:cs="Times New Roman"/>
@@ -3492,6 +4306,7 @@
           <w:p>
             <w:pPr>
               <w:widowControl w:val="0"/>
+              <w:spacing w:after="0" w:line="240" w:lineRule="auto"/>
               <w:jc w:val="center"/>
               <w:rPr>
                 <w:rFonts w:ascii="Times New Roman" w:hAnsi="Times New Roman" w:cs="Times New Roman"/>
@@ -3512,6 +4327,7 @@
           <w:p>
             <w:pPr>
               <w:widowControl w:val="0"/>
+              <w:spacing w:after="0" w:line="240" w:lineRule="auto"/>
               <w:jc w:val="center"/>
               <w:rPr>
                 <w:rFonts w:ascii="Times New Roman" w:hAnsi="Times New Roman" w:cs="Times New Roman"/>
@@ -3532,6 +4348,7 @@
           <w:p>
             <w:pPr>
               <w:widowControl w:val="0"/>
+              <w:spacing w:after="0" w:line="240" w:lineRule="auto"/>
               <w:jc w:val="center"/>
               <w:rPr>
                 <w:rFonts w:ascii="Times New Roman" w:hAnsi="Times New Roman" w:cs="Times New Roman"/>
@@ -3588,15 +4405,29 @@
           <w:sz w:val="28"/>
           <w:szCs w:val="28"/>
         </w:rPr>
-        <w:lastRenderedPageBreak/>
         <w:t>Продолжение таблицы 1</w:t>
       </w:r>
     </w:p>
     <w:tbl>
       <w:tblPr>
-        <w:tblStyle w:val="ae"/>
+        <w:tblStyle w:val="17"/>
         <w:tblW w:w="0" w:type="auto"/>
-        <w:tblLook w:val="04A0" w:firstRow="1" w:lastRow="0" w:firstColumn="1" w:lastColumn="0" w:noHBand="0" w:noVBand="1"/>
+        <w:tblInd w:w="0" w:type="dxa"/>
+        <w:tblBorders>
+          <w:top w:val="single" w:color="auto" w:sz="4" w:space="0"/>
+          <w:left w:val="single" w:color="auto" w:sz="4" w:space="0"/>
+          <w:bottom w:val="single" w:color="auto" w:sz="4" w:space="0"/>
+          <w:right w:val="single" w:color="auto" w:sz="4" w:space="0"/>
+          <w:insideH w:val="single" w:color="auto" w:sz="4" w:space="0"/>
+          <w:insideV w:val="single" w:color="auto" w:sz="4" w:space="0"/>
+        </w:tblBorders>
+        <w:tblLayout w:type="autofit"/>
+        <w:tblCellMar>
+          <w:top w:w="0" w:type="dxa"/>
+          <w:left w:w="108" w:type="dxa"/>
+          <w:bottom w:w="0" w:type="dxa"/>
+          <w:right w:w="108" w:type="dxa"/>
+        </w:tblCellMar>
       </w:tblPr>
       <w:tblGrid>
         <w:gridCol w:w="2336"/>
@@ -3605,6 +4436,22 @@
         <w:gridCol w:w="2336"/>
       </w:tblGrid>
       <w:tr>
+        <w:tblPrEx>
+          <w:tblBorders>
+            <w:top w:val="single" w:color="auto" w:sz="4" w:space="0"/>
+            <w:left w:val="single" w:color="auto" w:sz="4" w:space="0"/>
+            <w:bottom w:val="single" w:color="auto" w:sz="4" w:space="0"/>
+            <w:right w:val="single" w:color="auto" w:sz="4" w:space="0"/>
+            <w:insideH w:val="single" w:color="auto" w:sz="4" w:space="0"/>
+            <w:insideV w:val="single" w:color="auto" w:sz="4" w:space="0"/>
+          </w:tblBorders>
+          <w:tblCellMar>
+            <w:top w:w="0" w:type="dxa"/>
+            <w:left w:w="108" w:type="dxa"/>
+            <w:bottom w:w="0" w:type="dxa"/>
+            <w:right w:w="108" w:type="dxa"/>
+          </w:tblCellMar>
+        </w:tblPrEx>
         <w:tc>
           <w:tcPr>
             <w:tcW w:w="2336" w:type="dxa"/>
@@ -3613,6 +4460,7 @@
           <w:p>
             <w:pPr>
               <w:widowControl w:val="0"/>
+              <w:spacing w:after="0" w:line="240" w:lineRule="auto"/>
               <w:jc w:val="center"/>
               <w:rPr>
                 <w:rFonts w:ascii="Times New Roman" w:hAnsi="Times New Roman" w:cs="Times New Roman"/>
@@ -3635,6 +4483,7 @@
           <w:p>
             <w:pPr>
               <w:widowControl w:val="0"/>
+              <w:spacing w:after="0" w:line="240" w:lineRule="auto"/>
               <w:jc w:val="center"/>
               <w:rPr>
                 <w:rFonts w:ascii="Times New Roman" w:hAnsi="Times New Roman" w:cs="Times New Roman"/>
@@ -3657,6 +4506,7 @@
           <w:p>
             <w:pPr>
               <w:widowControl w:val="0"/>
+              <w:spacing w:after="0" w:line="240" w:lineRule="auto"/>
               <w:jc w:val="center"/>
               <w:rPr>
                 <w:rFonts w:ascii="Times New Roman" w:hAnsi="Times New Roman" w:cs="Times New Roman"/>
@@ -3679,6 +4529,7 @@
           <w:p>
             <w:pPr>
               <w:widowControl w:val="0"/>
+              <w:spacing w:after="0" w:line="240" w:lineRule="auto"/>
               <w:jc w:val="center"/>
               <w:rPr>
                 <w:rFonts w:ascii="Times New Roman" w:hAnsi="Times New Roman" w:cs="Times New Roman"/>
@@ -3695,13 +4546,30 @@
         </w:tc>
       </w:tr>
       <w:tr>
-        <w:tc>
-          <w:tcPr>
-            <w:tcW w:w="2336" w:type="dxa"/>
-          </w:tcPr>
-          <w:p>
-            <w:pPr>
-              <w:widowControl w:val="0"/>
+        <w:tblPrEx>
+          <w:tblBorders>
+            <w:top w:val="single" w:color="auto" w:sz="4" w:space="0"/>
+            <w:left w:val="single" w:color="auto" w:sz="4" w:space="0"/>
+            <w:bottom w:val="single" w:color="auto" w:sz="4" w:space="0"/>
+            <w:right w:val="single" w:color="auto" w:sz="4" w:space="0"/>
+            <w:insideH w:val="single" w:color="auto" w:sz="4" w:space="0"/>
+            <w:insideV w:val="single" w:color="auto" w:sz="4" w:space="0"/>
+          </w:tblBorders>
+          <w:tblCellMar>
+            <w:top w:w="0" w:type="dxa"/>
+            <w:left w:w="108" w:type="dxa"/>
+            <w:bottom w:w="0" w:type="dxa"/>
+            <w:right w:w="108" w:type="dxa"/>
+          </w:tblCellMar>
+        </w:tblPrEx>
+        <w:tc>
+          <w:tcPr>
+            <w:tcW w:w="2336" w:type="dxa"/>
+          </w:tcPr>
+          <w:p>
+            <w:pPr>
+              <w:widowControl w:val="0"/>
+              <w:spacing w:after="0" w:line="240" w:lineRule="auto"/>
               <w:jc w:val="center"/>
               <w:rPr>
                 <w:rFonts w:ascii="Times New Roman" w:hAnsi="Times New Roman" w:cs="Times New Roman"/>
@@ -3723,6 +4591,7 @@
           <w:p>
             <w:pPr>
               <w:widowControl w:val="0"/>
+              <w:spacing w:after="0" w:line="240" w:lineRule="auto"/>
               <w:jc w:val="center"/>
               <w:rPr>
                 <w:rFonts w:ascii="Times New Roman" w:hAnsi="Times New Roman" w:cs="Times New Roman"/>
@@ -3743,6 +4612,7 @@
           <w:p>
             <w:pPr>
               <w:widowControl w:val="0"/>
+              <w:spacing w:after="0" w:line="240" w:lineRule="auto"/>
               <w:jc w:val="center"/>
               <w:rPr>
                 <w:rFonts w:ascii="Times New Roman" w:hAnsi="Times New Roman" w:cs="Times New Roman"/>
@@ -3763,6 +4633,7 @@
           <w:p>
             <w:pPr>
               <w:widowControl w:val="0"/>
+              <w:spacing w:after="0" w:line="240" w:lineRule="auto"/>
               <w:jc w:val="center"/>
               <w:rPr>
                 <w:rFonts w:ascii="Times New Roman" w:hAnsi="Times New Roman" w:cs="Times New Roman"/>
@@ -3772,13 +4643,30 @@
         </w:tc>
       </w:tr>
       <w:tr>
-        <w:tc>
-          <w:tcPr>
-            <w:tcW w:w="2336" w:type="dxa"/>
-          </w:tcPr>
-          <w:p>
-            <w:pPr>
-              <w:widowControl w:val="0"/>
+        <w:tblPrEx>
+          <w:tblBorders>
+            <w:top w:val="single" w:color="auto" w:sz="4" w:space="0"/>
+            <w:left w:val="single" w:color="auto" w:sz="4" w:space="0"/>
+            <w:bottom w:val="single" w:color="auto" w:sz="4" w:space="0"/>
+            <w:right w:val="single" w:color="auto" w:sz="4" w:space="0"/>
+            <w:insideH w:val="single" w:color="auto" w:sz="4" w:space="0"/>
+            <w:insideV w:val="single" w:color="auto" w:sz="4" w:space="0"/>
+          </w:tblBorders>
+          <w:tblCellMar>
+            <w:top w:w="0" w:type="dxa"/>
+            <w:left w:w="108" w:type="dxa"/>
+            <w:bottom w:w="0" w:type="dxa"/>
+            <w:right w:w="108" w:type="dxa"/>
+          </w:tblCellMar>
+        </w:tblPrEx>
+        <w:tc>
+          <w:tcPr>
+            <w:tcW w:w="2336" w:type="dxa"/>
+          </w:tcPr>
+          <w:p>
+            <w:pPr>
+              <w:widowControl w:val="0"/>
+              <w:spacing w:after="0" w:line="240" w:lineRule="auto"/>
               <w:jc w:val="center"/>
               <w:rPr>
                 <w:rFonts w:ascii="Times New Roman" w:hAnsi="Times New Roman" w:cs="Times New Roman"/>
@@ -3801,6 +4689,7 @@
           <w:p>
             <w:pPr>
               <w:widowControl w:val="0"/>
+              <w:spacing w:after="0" w:line="240" w:lineRule="auto"/>
               <w:jc w:val="center"/>
               <w:rPr>
                 <w:rFonts w:ascii="Times New Roman" w:hAnsi="Times New Roman" w:cs="Times New Roman"/>
@@ -3821,6 +4710,7 @@
           <w:p>
             <w:pPr>
               <w:widowControl w:val="0"/>
+              <w:spacing w:after="0" w:line="240" w:lineRule="auto"/>
               <w:jc w:val="center"/>
               <w:rPr>
                 <w:rFonts w:ascii="Times New Roman" w:hAnsi="Times New Roman" w:cs="Times New Roman"/>
@@ -3841,6 +4731,7 @@
           <w:p>
             <w:pPr>
               <w:widowControl w:val="0"/>
+              <w:spacing w:after="0" w:line="240" w:lineRule="auto"/>
               <w:jc w:val="center"/>
               <w:rPr>
                 <w:rFonts w:ascii="Times New Roman" w:hAnsi="Times New Roman" w:cs="Times New Roman"/>
@@ -3850,13 +4741,30 @@
         </w:tc>
       </w:tr>
       <w:tr>
-        <w:tc>
-          <w:tcPr>
-            <w:tcW w:w="2336" w:type="dxa"/>
-          </w:tcPr>
-          <w:p>
-            <w:pPr>
-              <w:widowControl w:val="0"/>
+        <w:tblPrEx>
+          <w:tblBorders>
+            <w:top w:val="single" w:color="auto" w:sz="4" w:space="0"/>
+            <w:left w:val="single" w:color="auto" w:sz="4" w:space="0"/>
+            <w:bottom w:val="single" w:color="auto" w:sz="4" w:space="0"/>
+            <w:right w:val="single" w:color="auto" w:sz="4" w:space="0"/>
+            <w:insideH w:val="single" w:color="auto" w:sz="4" w:space="0"/>
+            <w:insideV w:val="single" w:color="auto" w:sz="4" w:space="0"/>
+          </w:tblBorders>
+          <w:tblCellMar>
+            <w:top w:w="0" w:type="dxa"/>
+            <w:left w:w="108" w:type="dxa"/>
+            <w:bottom w:w="0" w:type="dxa"/>
+            <w:right w:w="108" w:type="dxa"/>
+          </w:tblCellMar>
+        </w:tblPrEx>
+        <w:tc>
+          <w:tcPr>
+            <w:tcW w:w="2336" w:type="dxa"/>
+          </w:tcPr>
+          <w:p>
+            <w:pPr>
+              <w:widowControl w:val="0"/>
+              <w:spacing w:after="0" w:line="240" w:lineRule="auto"/>
               <w:jc w:val="center"/>
               <w:rPr>
                 <w:rFonts w:ascii="Times New Roman" w:hAnsi="Times New Roman" w:cs="Times New Roman"/>
@@ -3879,6 +4787,7 @@
           <w:p>
             <w:pPr>
               <w:widowControl w:val="0"/>
+              <w:spacing w:after="0" w:line="240" w:lineRule="auto"/>
               <w:jc w:val="center"/>
               <w:rPr>
                 <w:rFonts w:ascii="Times New Roman" w:hAnsi="Times New Roman" w:cs="Times New Roman"/>
@@ -3899,6 +4808,7 @@
           <w:p>
             <w:pPr>
               <w:widowControl w:val="0"/>
+              <w:spacing w:after="0" w:line="240" w:lineRule="auto"/>
               <w:jc w:val="center"/>
               <w:rPr>
                 <w:rFonts w:ascii="Times New Roman" w:hAnsi="Times New Roman" w:cs="Times New Roman"/>
@@ -3919,6 +4829,7 @@
           <w:p>
             <w:pPr>
               <w:widowControl w:val="0"/>
+              <w:spacing w:after="0" w:line="240" w:lineRule="auto"/>
               <w:jc w:val="center"/>
               <w:rPr>
                 <w:rFonts w:ascii="Times New Roman" w:hAnsi="Times New Roman" w:cs="Times New Roman"/>
@@ -3928,13 +4839,30 @@
         </w:tc>
       </w:tr>
       <w:tr>
-        <w:tc>
-          <w:tcPr>
-            <w:tcW w:w="2336" w:type="dxa"/>
-          </w:tcPr>
-          <w:p>
-            <w:pPr>
-              <w:widowControl w:val="0"/>
+        <w:tblPrEx>
+          <w:tblBorders>
+            <w:top w:val="single" w:color="auto" w:sz="4" w:space="0"/>
+            <w:left w:val="single" w:color="auto" w:sz="4" w:space="0"/>
+            <w:bottom w:val="single" w:color="auto" w:sz="4" w:space="0"/>
+            <w:right w:val="single" w:color="auto" w:sz="4" w:space="0"/>
+            <w:insideH w:val="single" w:color="auto" w:sz="4" w:space="0"/>
+            <w:insideV w:val="single" w:color="auto" w:sz="4" w:space="0"/>
+          </w:tblBorders>
+          <w:tblCellMar>
+            <w:top w:w="0" w:type="dxa"/>
+            <w:left w:w="108" w:type="dxa"/>
+            <w:bottom w:w="0" w:type="dxa"/>
+            <w:right w:w="108" w:type="dxa"/>
+          </w:tblCellMar>
+        </w:tblPrEx>
+        <w:tc>
+          <w:tcPr>
+            <w:tcW w:w="2336" w:type="dxa"/>
+          </w:tcPr>
+          <w:p>
+            <w:pPr>
+              <w:widowControl w:val="0"/>
+              <w:spacing w:after="0" w:line="240" w:lineRule="auto"/>
               <w:jc w:val="center"/>
               <w:rPr>
                 <w:rFonts w:ascii="Times New Roman" w:hAnsi="Times New Roman" w:cs="Times New Roman"/>
@@ -3957,6 +4885,7 @@
           <w:p>
             <w:pPr>
               <w:widowControl w:val="0"/>
+              <w:spacing w:after="0" w:line="240" w:lineRule="auto"/>
               <w:jc w:val="center"/>
               <w:rPr>
                 <w:rFonts w:ascii="Times New Roman" w:hAnsi="Times New Roman" w:cs="Times New Roman"/>
@@ -3977,6 +4906,7 @@
           <w:p>
             <w:pPr>
               <w:widowControl w:val="0"/>
+              <w:spacing w:after="0" w:line="240" w:lineRule="auto"/>
               <w:jc w:val="center"/>
               <w:rPr>
                 <w:rFonts w:ascii="Times New Roman" w:hAnsi="Times New Roman" w:cs="Times New Roman"/>
@@ -3997,6 +4927,7 @@
           <w:p>
             <w:pPr>
               <w:widowControl w:val="0"/>
+              <w:spacing w:after="0" w:line="240" w:lineRule="auto"/>
               <w:jc w:val="center"/>
               <w:rPr>
                 <w:rFonts w:ascii="Times New Roman" w:hAnsi="Times New Roman" w:cs="Times New Roman"/>
@@ -4006,6 +4937,22 @@
         </w:tc>
       </w:tr>
       <w:tr>
+        <w:tblPrEx>
+          <w:tblBorders>
+            <w:top w:val="single" w:color="auto" w:sz="4" w:space="0"/>
+            <w:left w:val="single" w:color="auto" w:sz="4" w:space="0"/>
+            <w:bottom w:val="single" w:color="auto" w:sz="4" w:space="0"/>
+            <w:right w:val="single" w:color="auto" w:sz="4" w:space="0"/>
+            <w:insideH w:val="single" w:color="auto" w:sz="4" w:space="0"/>
+            <w:insideV w:val="single" w:color="auto" w:sz="4" w:space="0"/>
+          </w:tblBorders>
+          <w:tblCellMar>
+            <w:top w:w="0" w:type="dxa"/>
+            <w:left w:w="108" w:type="dxa"/>
+            <w:bottom w:w="0" w:type="dxa"/>
+            <w:right w:w="108" w:type="dxa"/>
+          </w:tblCellMar>
+        </w:tblPrEx>
         <w:tc>
           <w:tcPr>
             <w:tcW w:w="9344" w:type="dxa"/>
@@ -4015,6 +4962,7 @@
           <w:p>
             <w:pPr>
               <w:widowControl w:val="0"/>
+              <w:spacing w:after="0" w:line="240" w:lineRule="auto"/>
               <w:jc w:val="center"/>
               <w:rPr>
                 <w:rFonts w:ascii="Times New Roman" w:hAnsi="Times New Roman" w:cs="Times New Roman"/>
@@ -4030,13 +4978,30 @@
         </w:tc>
       </w:tr>
       <w:tr>
-        <w:tc>
-          <w:tcPr>
-            <w:tcW w:w="2336" w:type="dxa"/>
-          </w:tcPr>
-          <w:p>
-            <w:pPr>
-              <w:widowControl w:val="0"/>
+        <w:tblPrEx>
+          <w:tblBorders>
+            <w:top w:val="single" w:color="auto" w:sz="4" w:space="0"/>
+            <w:left w:val="single" w:color="auto" w:sz="4" w:space="0"/>
+            <w:bottom w:val="single" w:color="auto" w:sz="4" w:space="0"/>
+            <w:right w:val="single" w:color="auto" w:sz="4" w:space="0"/>
+            <w:insideH w:val="single" w:color="auto" w:sz="4" w:space="0"/>
+            <w:insideV w:val="single" w:color="auto" w:sz="4" w:space="0"/>
+          </w:tblBorders>
+          <w:tblCellMar>
+            <w:top w:w="0" w:type="dxa"/>
+            <w:left w:w="108" w:type="dxa"/>
+            <w:bottom w:w="0" w:type="dxa"/>
+            <w:right w:w="108" w:type="dxa"/>
+          </w:tblCellMar>
+        </w:tblPrEx>
+        <w:tc>
+          <w:tcPr>
+            <w:tcW w:w="2336" w:type="dxa"/>
+          </w:tcPr>
+          <w:p>
+            <w:pPr>
+              <w:widowControl w:val="0"/>
+              <w:spacing w:after="0" w:line="240" w:lineRule="auto"/>
               <w:jc w:val="center"/>
               <w:rPr>
                 <w:rFonts w:ascii="Times New Roman" w:hAnsi="Times New Roman" w:cs="Times New Roman"/>
@@ -4057,6 +5022,7 @@
           <w:p>
             <w:pPr>
               <w:widowControl w:val="0"/>
+              <w:spacing w:after="0" w:line="240" w:lineRule="auto"/>
               <w:jc w:val="center"/>
               <w:rPr>
                 <w:rFonts w:ascii="Times New Roman" w:hAnsi="Times New Roman" w:cs="Times New Roman"/>
@@ -4077,6 +5043,7 @@
           <w:p>
             <w:pPr>
               <w:widowControl w:val="0"/>
+              <w:spacing w:after="0" w:line="240" w:lineRule="auto"/>
               <w:jc w:val="center"/>
               <w:rPr>
                 <w:rFonts w:ascii="Times New Roman" w:hAnsi="Times New Roman" w:cs="Times New Roman"/>
@@ -4097,6 +5064,7 @@
           <w:p>
             <w:pPr>
               <w:widowControl w:val="0"/>
+              <w:spacing w:after="0" w:line="240" w:lineRule="auto"/>
               <w:jc w:val="center"/>
               <w:rPr>
                 <w:rFonts w:ascii="Times New Roman" w:hAnsi="Times New Roman" w:cs="Times New Roman"/>
@@ -4106,13 +5074,30 @@
         </w:tc>
       </w:tr>
       <w:tr>
-        <w:tc>
-          <w:tcPr>
-            <w:tcW w:w="2336" w:type="dxa"/>
-          </w:tcPr>
-          <w:p>
-            <w:pPr>
-              <w:widowControl w:val="0"/>
+        <w:tblPrEx>
+          <w:tblBorders>
+            <w:top w:val="single" w:color="auto" w:sz="4" w:space="0"/>
+            <w:left w:val="single" w:color="auto" w:sz="4" w:space="0"/>
+            <w:bottom w:val="single" w:color="auto" w:sz="4" w:space="0"/>
+            <w:right w:val="single" w:color="auto" w:sz="4" w:space="0"/>
+            <w:insideH w:val="single" w:color="auto" w:sz="4" w:space="0"/>
+            <w:insideV w:val="single" w:color="auto" w:sz="4" w:space="0"/>
+          </w:tblBorders>
+          <w:tblCellMar>
+            <w:top w:w="0" w:type="dxa"/>
+            <w:left w:w="108" w:type="dxa"/>
+            <w:bottom w:w="0" w:type="dxa"/>
+            <w:right w:w="108" w:type="dxa"/>
+          </w:tblCellMar>
+        </w:tblPrEx>
+        <w:tc>
+          <w:tcPr>
+            <w:tcW w:w="2336" w:type="dxa"/>
+          </w:tcPr>
+          <w:p>
+            <w:pPr>
+              <w:widowControl w:val="0"/>
+              <w:spacing w:after="0" w:line="240" w:lineRule="auto"/>
               <w:jc w:val="center"/>
               <w:rPr>
                 <w:rFonts w:ascii="Times New Roman" w:hAnsi="Times New Roman" w:cs="Times New Roman"/>
@@ -4133,50 +5118,28 @@
           <w:p>
             <w:pPr>
               <w:widowControl w:val="0"/>
-              <w:jc w:val="center"/>
-              <w:rPr>
-                <w:rFonts w:ascii="Times New Roman" w:hAnsi="Times New Roman" w:cs="Times New Roman"/>
-              </w:rPr>
-            </w:pPr>
-            <w:r>
-              <w:rPr>
-                <w:rFonts w:ascii="Times New Roman" w:hAnsi="Times New Roman" w:cs="Times New Roman"/>
-              </w:rPr>
-              <w:t xml:space="preserve">При нажатии на кнопку </w:t>
-            </w:r>
-            <w:r>
-              <w:rPr>
-                <w:rFonts w:ascii="Times New Roman" w:hAnsi="Times New Roman" w:cs="Times New Roman"/>
-              </w:rPr>
-              <w:t>«</w:t>
-            </w:r>
-            <w:r>
-              <w:rPr>
-                <w:rFonts w:ascii="Times New Roman" w:hAnsi="Times New Roman" w:cs="Times New Roman"/>
-              </w:rPr>
-              <w:t>поделиться</w:t>
-            </w:r>
-            <w:r>
-              <w:rPr>
-                <w:rFonts w:ascii="Times New Roman" w:hAnsi="Times New Roman" w:cs="Times New Roman"/>
-              </w:rPr>
-              <w:t>»</w:t>
-            </w:r>
-            <w:r>
-              <w:rPr>
-                <w:rFonts w:ascii="Times New Roman" w:hAnsi="Times New Roman" w:cs="Times New Roman"/>
-              </w:rPr>
-              <w:t xml:space="preserve"> отображается всплывающее окно, в котором доступна функция редактирования сообщения перед отправкой.</w:t>
-            </w:r>
-          </w:p>
-        </w:tc>
-        <w:tc>
-          <w:tcPr>
-            <w:tcW w:w="2336" w:type="dxa"/>
-          </w:tcPr>
-          <w:p>
-            <w:pPr>
-              <w:widowControl w:val="0"/>
+              <w:spacing w:after="0" w:line="240" w:lineRule="auto"/>
+              <w:jc w:val="center"/>
+              <w:rPr>
+                <w:rFonts w:ascii="Times New Roman" w:hAnsi="Times New Roman" w:cs="Times New Roman"/>
+              </w:rPr>
+            </w:pPr>
+            <w:r>
+              <w:rPr>
+                <w:rFonts w:ascii="Times New Roman" w:hAnsi="Times New Roman" w:cs="Times New Roman"/>
+              </w:rPr>
+              <w:t>При нажатии на кнопку «поделиться» отображается всплывающее окно, в котором доступна функция редактирования сообщения перед отправкой.</w:t>
+            </w:r>
+          </w:p>
+        </w:tc>
+        <w:tc>
+          <w:tcPr>
+            <w:tcW w:w="2336" w:type="dxa"/>
+          </w:tcPr>
+          <w:p>
+            <w:pPr>
+              <w:widowControl w:val="0"/>
+              <w:spacing w:after="0" w:line="240" w:lineRule="auto"/>
               <w:jc w:val="center"/>
               <w:rPr>
                 <w:rFonts w:ascii="Times New Roman" w:hAnsi="Times New Roman" w:cs="Times New Roman"/>
@@ -4197,6 +5160,7 @@
           <w:p>
             <w:pPr>
               <w:widowControl w:val="0"/>
+              <w:spacing w:after="0" w:line="240" w:lineRule="auto"/>
               <w:jc w:val="center"/>
               <w:rPr>
                 <w:rFonts w:ascii="Times New Roman" w:hAnsi="Times New Roman" w:cs="Times New Roman"/>
@@ -4206,13 +5170,30 @@
         </w:tc>
       </w:tr>
       <w:tr>
-        <w:tc>
-          <w:tcPr>
-            <w:tcW w:w="2336" w:type="dxa"/>
-          </w:tcPr>
-          <w:p>
-            <w:pPr>
-              <w:widowControl w:val="0"/>
+        <w:tblPrEx>
+          <w:tblBorders>
+            <w:top w:val="single" w:color="auto" w:sz="4" w:space="0"/>
+            <w:left w:val="single" w:color="auto" w:sz="4" w:space="0"/>
+            <w:bottom w:val="single" w:color="auto" w:sz="4" w:space="0"/>
+            <w:right w:val="single" w:color="auto" w:sz="4" w:space="0"/>
+            <w:insideH w:val="single" w:color="auto" w:sz="4" w:space="0"/>
+            <w:insideV w:val="single" w:color="auto" w:sz="4" w:space="0"/>
+          </w:tblBorders>
+          <w:tblCellMar>
+            <w:top w:w="0" w:type="dxa"/>
+            <w:left w:w="108" w:type="dxa"/>
+            <w:bottom w:w="0" w:type="dxa"/>
+            <w:right w:w="108" w:type="dxa"/>
+          </w:tblCellMar>
+        </w:tblPrEx>
+        <w:tc>
+          <w:tcPr>
+            <w:tcW w:w="2336" w:type="dxa"/>
+          </w:tcPr>
+          <w:p>
+            <w:pPr>
+              <w:widowControl w:val="0"/>
+              <w:spacing w:after="0" w:line="240" w:lineRule="auto"/>
               <w:jc w:val="center"/>
               <w:rPr>
                 <w:rFonts w:ascii="Times New Roman" w:hAnsi="Times New Roman" w:cs="Times New Roman"/>
@@ -4233,6 +5214,7 @@
           <w:p>
             <w:pPr>
               <w:widowControl w:val="0"/>
+              <w:spacing w:after="0" w:line="240" w:lineRule="auto"/>
               <w:jc w:val="center"/>
               <w:rPr>
                 <w:rFonts w:ascii="Times New Roman" w:hAnsi="Times New Roman" w:cs="Times New Roman"/>
@@ -4253,6 +5235,7 @@
           <w:p>
             <w:pPr>
               <w:widowControl w:val="0"/>
+              <w:spacing w:after="0" w:line="240" w:lineRule="auto"/>
               <w:jc w:val="center"/>
               <w:rPr>
                 <w:rFonts w:ascii="Times New Roman" w:hAnsi="Times New Roman" w:cs="Times New Roman"/>
@@ -4273,22 +5256,17 @@
           <w:p>
             <w:pPr>
               <w:widowControl w:val="0"/>
-              <w:jc w:val="center"/>
-              <w:rPr>
-                <w:rFonts w:ascii="Times New Roman" w:hAnsi="Times New Roman" w:cs="Times New Roman"/>
-              </w:rPr>
-            </w:pPr>
-            <w:r>
-              <w:rPr>
-                <w:rFonts w:ascii="Times New Roman" w:hAnsi="Times New Roman" w:cs="Times New Roman"/>
-              </w:rPr>
-              <w:t>О</w:t>
-            </w:r>
-            <w:r>
-              <w:rPr>
-                <w:rFonts w:ascii="Times New Roman" w:hAnsi="Times New Roman" w:cs="Times New Roman"/>
-              </w:rPr>
-              <w:t>тсутствует функционал авторизации через социальные сети</w:t>
+              <w:spacing w:after="0" w:line="240" w:lineRule="auto"/>
+              <w:jc w:val="center"/>
+              <w:rPr>
+                <w:rFonts w:ascii="Times New Roman" w:hAnsi="Times New Roman" w:cs="Times New Roman"/>
+              </w:rPr>
+            </w:pPr>
+            <w:r>
+              <w:rPr>
+                <w:rFonts w:ascii="Times New Roman" w:hAnsi="Times New Roman" w:cs="Times New Roman"/>
+              </w:rPr>
+              <w:t>Отсутствует функционал авторизации через социальные сети</w:t>
             </w:r>
           </w:p>
         </w:tc>
@@ -4340,15 +5318,31 @@
           <w:sz w:val="28"/>
           <w:szCs w:val="28"/>
         </w:rPr>
-        <w:lastRenderedPageBreak/>
         <w:t>Продолжение таблицы 1</w:t>
       </w:r>
+      <w:bookmarkStart w:id="0" w:name="_GoBack"/>
+      <w:bookmarkEnd w:id="0"/>
     </w:p>
     <w:tbl>
       <w:tblPr>
-        <w:tblStyle w:val="ae"/>
+        <w:tblStyle w:val="17"/>
         <w:tblW w:w="0" w:type="auto"/>
-        <w:tblLook w:val="04A0" w:firstRow="1" w:lastRow="0" w:firstColumn="1" w:lastColumn="0" w:noHBand="0" w:noVBand="1"/>
+        <w:tblInd w:w="0" w:type="dxa"/>
+        <w:tblBorders>
+          <w:top w:val="single" w:color="auto" w:sz="4" w:space="0"/>
+          <w:left w:val="single" w:color="auto" w:sz="4" w:space="0"/>
+          <w:bottom w:val="single" w:color="auto" w:sz="4" w:space="0"/>
+          <w:right w:val="single" w:color="auto" w:sz="4" w:space="0"/>
+          <w:insideH w:val="single" w:color="auto" w:sz="4" w:space="0"/>
+          <w:insideV w:val="single" w:color="auto" w:sz="4" w:space="0"/>
+        </w:tblBorders>
+        <w:tblLayout w:type="autofit"/>
+        <w:tblCellMar>
+          <w:top w:w="0" w:type="dxa"/>
+          <w:left w:w="108" w:type="dxa"/>
+          <w:bottom w:w="0" w:type="dxa"/>
+          <w:right w:w="108" w:type="dxa"/>
+        </w:tblCellMar>
       </w:tblPr>
       <w:tblGrid>
         <w:gridCol w:w="2336"/>
@@ -4357,6 +5351,22 @@
         <w:gridCol w:w="2336"/>
       </w:tblGrid>
       <w:tr>
+        <w:tblPrEx>
+          <w:tblBorders>
+            <w:top w:val="single" w:color="auto" w:sz="4" w:space="0"/>
+            <w:left w:val="single" w:color="auto" w:sz="4" w:space="0"/>
+            <w:bottom w:val="single" w:color="auto" w:sz="4" w:space="0"/>
+            <w:right w:val="single" w:color="auto" w:sz="4" w:space="0"/>
+            <w:insideH w:val="single" w:color="auto" w:sz="4" w:space="0"/>
+            <w:insideV w:val="single" w:color="auto" w:sz="4" w:space="0"/>
+          </w:tblBorders>
+          <w:tblCellMar>
+            <w:top w:w="0" w:type="dxa"/>
+            <w:left w:w="108" w:type="dxa"/>
+            <w:bottom w:w="0" w:type="dxa"/>
+            <w:right w:w="108" w:type="dxa"/>
+          </w:tblCellMar>
+        </w:tblPrEx>
         <w:tc>
           <w:tcPr>
             <w:tcW w:w="2336" w:type="dxa"/>
@@ -4365,6 +5375,7 @@
           <w:p>
             <w:pPr>
               <w:widowControl w:val="0"/>
+              <w:spacing w:after="0" w:line="240" w:lineRule="auto"/>
               <w:jc w:val="center"/>
               <w:rPr>
                 <w:rFonts w:ascii="Times New Roman" w:hAnsi="Times New Roman" w:cs="Times New Roman"/>
@@ -4387,6 +5398,7 @@
           <w:p>
             <w:pPr>
               <w:widowControl w:val="0"/>
+              <w:spacing w:after="0" w:line="240" w:lineRule="auto"/>
               <w:jc w:val="center"/>
               <w:rPr>
                 <w:rFonts w:ascii="Times New Roman" w:hAnsi="Times New Roman" w:cs="Times New Roman"/>
@@ -4409,6 +5421,7 @@
           <w:p>
             <w:pPr>
               <w:widowControl w:val="0"/>
+              <w:spacing w:after="0" w:line="240" w:lineRule="auto"/>
               <w:jc w:val="center"/>
               <w:rPr>
                 <w:rFonts w:ascii="Times New Roman" w:hAnsi="Times New Roman" w:cs="Times New Roman"/>
@@ -4431,6 +5444,7 @@
           <w:p>
             <w:pPr>
               <w:widowControl w:val="0"/>
+              <w:spacing w:after="0" w:line="240" w:lineRule="auto"/>
               <w:jc w:val="center"/>
               <w:rPr>
                 <w:rFonts w:ascii="Times New Roman" w:hAnsi="Times New Roman" w:cs="Times New Roman"/>
@@ -4447,13 +5461,30 @@
         </w:tc>
       </w:tr>
       <w:tr>
-        <w:tc>
-          <w:tcPr>
-            <w:tcW w:w="2336" w:type="dxa"/>
-          </w:tcPr>
-          <w:p>
-            <w:pPr>
-              <w:widowControl w:val="0"/>
+        <w:tblPrEx>
+          <w:tblBorders>
+            <w:top w:val="single" w:color="auto" w:sz="4" w:space="0"/>
+            <w:left w:val="single" w:color="auto" w:sz="4" w:space="0"/>
+            <w:bottom w:val="single" w:color="auto" w:sz="4" w:space="0"/>
+            <w:right w:val="single" w:color="auto" w:sz="4" w:space="0"/>
+            <w:insideH w:val="single" w:color="auto" w:sz="4" w:space="0"/>
+            <w:insideV w:val="single" w:color="auto" w:sz="4" w:space="0"/>
+          </w:tblBorders>
+          <w:tblCellMar>
+            <w:top w:w="0" w:type="dxa"/>
+            <w:left w:w="108" w:type="dxa"/>
+            <w:bottom w:w="0" w:type="dxa"/>
+            <w:right w:w="108" w:type="dxa"/>
+          </w:tblCellMar>
+        </w:tblPrEx>
+        <w:tc>
+          <w:tcPr>
+            <w:tcW w:w="2336" w:type="dxa"/>
+          </w:tcPr>
+          <w:p>
+            <w:pPr>
+              <w:widowControl w:val="0"/>
+              <w:spacing w:after="0" w:line="240" w:lineRule="auto"/>
               <w:jc w:val="center"/>
               <w:rPr>
                 <w:rFonts w:ascii="Times New Roman" w:hAnsi="Times New Roman" w:cs="Times New Roman"/>
@@ -4475,6 +5506,7 @@
           <w:p>
             <w:pPr>
               <w:widowControl w:val="0"/>
+              <w:spacing w:after="0" w:line="240" w:lineRule="auto"/>
               <w:jc w:val="center"/>
               <w:rPr>
                 <w:rFonts w:ascii="Times New Roman" w:hAnsi="Times New Roman" w:cs="Times New Roman"/>
@@ -4495,6 +5527,7 @@
           <w:p>
             <w:pPr>
               <w:widowControl w:val="0"/>
+              <w:spacing w:after="0" w:line="240" w:lineRule="auto"/>
               <w:jc w:val="center"/>
               <w:rPr>
                 <w:rFonts w:ascii="Times New Roman" w:hAnsi="Times New Roman" w:cs="Times New Roman"/>
@@ -4515,6 +5548,7 @@
           <w:p>
             <w:pPr>
               <w:widowControl w:val="0"/>
+              <w:spacing w:after="0" w:line="240" w:lineRule="auto"/>
               <w:jc w:val="center"/>
               <w:rPr>
                 <w:rFonts w:ascii="Times New Roman" w:hAnsi="Times New Roman" w:cs="Times New Roman"/>
@@ -4524,13 +5558,30 @@
         </w:tc>
       </w:tr>
       <w:tr>
-        <w:tc>
-          <w:tcPr>
-            <w:tcW w:w="2336" w:type="dxa"/>
-          </w:tcPr>
-          <w:p>
-            <w:pPr>
-              <w:widowControl w:val="0"/>
+        <w:tblPrEx>
+          <w:tblBorders>
+            <w:top w:val="single" w:color="auto" w:sz="4" w:space="0"/>
+            <w:left w:val="single" w:color="auto" w:sz="4" w:space="0"/>
+            <w:bottom w:val="single" w:color="auto" w:sz="4" w:space="0"/>
+            <w:right w:val="single" w:color="auto" w:sz="4" w:space="0"/>
+            <w:insideH w:val="single" w:color="auto" w:sz="4" w:space="0"/>
+            <w:insideV w:val="single" w:color="auto" w:sz="4" w:space="0"/>
+          </w:tblBorders>
+          <w:tblCellMar>
+            <w:top w:w="0" w:type="dxa"/>
+            <w:left w:w="108" w:type="dxa"/>
+            <w:bottom w:w="0" w:type="dxa"/>
+            <w:right w:w="108" w:type="dxa"/>
+          </w:tblCellMar>
+        </w:tblPrEx>
+        <w:tc>
+          <w:tcPr>
+            <w:tcW w:w="2336" w:type="dxa"/>
+          </w:tcPr>
+          <w:p>
+            <w:pPr>
+              <w:widowControl w:val="0"/>
+              <w:spacing w:after="0" w:line="240" w:lineRule="auto"/>
               <w:jc w:val="center"/>
               <w:rPr>
                 <w:rFonts w:ascii="Times New Roman" w:hAnsi="Times New Roman" w:cs="Times New Roman"/>
@@ -4551,6 +5602,7 @@
           <w:p>
             <w:pPr>
               <w:widowControl w:val="0"/>
+              <w:spacing w:after="0" w:line="240" w:lineRule="auto"/>
               <w:jc w:val="center"/>
               <w:rPr>
                 <w:rFonts w:ascii="Times New Roman" w:hAnsi="Times New Roman" w:cs="Times New Roman"/>
@@ -4571,6 +5623,7 @@
           <w:p>
             <w:pPr>
               <w:widowControl w:val="0"/>
+              <w:spacing w:after="0" w:line="240" w:lineRule="auto"/>
               <w:jc w:val="center"/>
               <w:rPr>
                 <w:rFonts w:ascii="Times New Roman" w:hAnsi="Times New Roman" w:cs="Times New Roman"/>
@@ -4591,6 +5644,7 @@
           <w:p>
             <w:pPr>
               <w:widowControl w:val="0"/>
+              <w:spacing w:after="0" w:line="240" w:lineRule="auto"/>
               <w:jc w:val="center"/>
               <w:rPr>
                 <w:rFonts w:ascii="Times New Roman" w:hAnsi="Times New Roman" w:cs="Times New Roman"/>
@@ -4600,6 +5654,22 @@
         </w:tc>
       </w:tr>
       <w:tr>
+        <w:tblPrEx>
+          <w:tblBorders>
+            <w:top w:val="single" w:color="auto" w:sz="4" w:space="0"/>
+            <w:left w:val="single" w:color="auto" w:sz="4" w:space="0"/>
+            <w:bottom w:val="single" w:color="auto" w:sz="4" w:space="0"/>
+            <w:right w:val="single" w:color="auto" w:sz="4" w:space="0"/>
+            <w:insideH w:val="single" w:color="auto" w:sz="4" w:space="0"/>
+            <w:insideV w:val="single" w:color="auto" w:sz="4" w:space="0"/>
+          </w:tblBorders>
+          <w:tblCellMar>
+            <w:top w:w="0" w:type="dxa"/>
+            <w:left w:w="108" w:type="dxa"/>
+            <w:bottom w:w="0" w:type="dxa"/>
+            <w:right w:w="108" w:type="dxa"/>
+          </w:tblCellMar>
+        </w:tblPrEx>
         <w:tc>
           <w:tcPr>
             <w:tcW w:w="9344" w:type="dxa"/>
@@ -4609,6 +5679,7 @@
           <w:p>
             <w:pPr>
               <w:widowControl w:val="0"/>
+              <w:spacing w:after="0" w:line="240" w:lineRule="auto"/>
               <w:jc w:val="center"/>
               <w:rPr>
                 <w:rFonts w:ascii="Times New Roman" w:hAnsi="Times New Roman" w:cs="Times New Roman"/>
@@ -4624,13 +5695,30 @@
         </w:tc>
       </w:tr>
       <w:tr>
-        <w:tc>
-          <w:tcPr>
-            <w:tcW w:w="2336" w:type="dxa"/>
-          </w:tcPr>
-          <w:p>
-            <w:pPr>
-              <w:widowControl w:val="0"/>
+        <w:tblPrEx>
+          <w:tblBorders>
+            <w:top w:val="single" w:color="auto" w:sz="4" w:space="0"/>
+            <w:left w:val="single" w:color="auto" w:sz="4" w:space="0"/>
+            <w:bottom w:val="single" w:color="auto" w:sz="4" w:space="0"/>
+            <w:right w:val="single" w:color="auto" w:sz="4" w:space="0"/>
+            <w:insideH w:val="single" w:color="auto" w:sz="4" w:space="0"/>
+            <w:insideV w:val="single" w:color="auto" w:sz="4" w:space="0"/>
+          </w:tblBorders>
+          <w:tblCellMar>
+            <w:top w:w="0" w:type="dxa"/>
+            <w:left w:w="108" w:type="dxa"/>
+            <w:bottom w:w="0" w:type="dxa"/>
+            <w:right w:w="108" w:type="dxa"/>
+          </w:tblCellMar>
+        </w:tblPrEx>
+        <w:tc>
+          <w:tcPr>
+            <w:tcW w:w="2336" w:type="dxa"/>
+          </w:tcPr>
+          <w:p>
+            <w:pPr>
+              <w:widowControl w:val="0"/>
+              <w:spacing w:after="0" w:line="240" w:lineRule="auto"/>
               <w:jc w:val="center"/>
               <w:rPr>
                 <w:rFonts w:ascii="Times New Roman" w:hAnsi="Times New Roman" w:cs="Times New Roman"/>
@@ -4651,6 +5739,7 @@
           <w:p>
             <w:pPr>
               <w:widowControl w:val="0"/>
+              <w:spacing w:after="0" w:line="240" w:lineRule="auto"/>
               <w:jc w:val="center"/>
               <w:rPr>
                 <w:rFonts w:ascii="Times New Roman" w:hAnsi="Times New Roman" w:cs="Times New Roman"/>
@@ -4671,6 +5760,7 @@
           <w:p>
             <w:pPr>
               <w:widowControl w:val="0"/>
+              <w:spacing w:after="0" w:line="240" w:lineRule="auto"/>
               <w:jc w:val="center"/>
               <w:rPr>
                 <w:rFonts w:ascii="Times New Roman" w:hAnsi="Times New Roman" w:cs="Times New Roman"/>
@@ -4691,6 +5781,7 @@
           <w:p>
             <w:pPr>
               <w:widowControl w:val="0"/>
+              <w:spacing w:after="0" w:line="240" w:lineRule="auto"/>
               <w:jc w:val="center"/>
               <w:rPr>
                 <w:rFonts w:ascii="Times New Roman" w:hAnsi="Times New Roman" w:cs="Times New Roman"/>
@@ -4700,13 +5791,30 @@
         </w:tc>
       </w:tr>
       <w:tr>
-        <w:tc>
-          <w:tcPr>
-            <w:tcW w:w="2336" w:type="dxa"/>
-          </w:tcPr>
-          <w:p>
-            <w:pPr>
-              <w:widowControl w:val="0"/>
+        <w:tblPrEx>
+          <w:tblBorders>
+            <w:top w:val="single" w:color="auto" w:sz="4" w:space="0"/>
+            <w:left w:val="single" w:color="auto" w:sz="4" w:space="0"/>
+            <w:bottom w:val="single" w:color="auto" w:sz="4" w:space="0"/>
+            <w:right w:val="single" w:color="auto" w:sz="4" w:space="0"/>
+            <w:insideH w:val="single" w:color="auto" w:sz="4" w:space="0"/>
+            <w:insideV w:val="single" w:color="auto" w:sz="4" w:space="0"/>
+          </w:tblBorders>
+          <w:tblCellMar>
+            <w:top w:w="0" w:type="dxa"/>
+            <w:left w:w="108" w:type="dxa"/>
+            <w:bottom w:w="0" w:type="dxa"/>
+            <w:right w:w="108" w:type="dxa"/>
+          </w:tblCellMar>
+        </w:tblPrEx>
+        <w:tc>
+          <w:tcPr>
+            <w:tcW w:w="2336" w:type="dxa"/>
+          </w:tcPr>
+          <w:p>
+            <w:pPr>
+              <w:widowControl w:val="0"/>
+              <w:spacing w:after="0" w:line="240" w:lineRule="auto"/>
               <w:jc w:val="center"/>
               <w:rPr>
                 <w:rFonts w:ascii="Times New Roman" w:hAnsi="Times New Roman" w:cs="Times New Roman"/>
@@ -4727,6 +5835,7 @@
           <w:p>
             <w:pPr>
               <w:widowControl w:val="0"/>
+              <w:spacing w:after="0" w:line="240" w:lineRule="auto"/>
               <w:jc w:val="center"/>
               <w:rPr>
                 <w:rFonts w:ascii="Times New Roman" w:hAnsi="Times New Roman" w:cs="Times New Roman"/>
@@ -4747,6 +5856,7 @@
           <w:p>
             <w:pPr>
               <w:widowControl w:val="0"/>
+              <w:spacing w:after="0" w:line="240" w:lineRule="auto"/>
               <w:jc w:val="center"/>
               <w:rPr>
                 <w:rFonts w:ascii="Times New Roman" w:hAnsi="Times New Roman" w:cs="Times New Roman"/>
@@ -4767,6 +5877,7 @@
           <w:p>
             <w:pPr>
               <w:widowControl w:val="0"/>
+              <w:spacing w:after="0" w:line="240" w:lineRule="auto"/>
               <w:jc w:val="center"/>
               <w:rPr>
                 <w:rFonts w:ascii="Times New Roman" w:hAnsi="Times New Roman" w:cs="Times New Roman"/>
@@ -4776,13 +5887,30 @@
         </w:tc>
       </w:tr>
       <w:tr>
-        <w:tc>
-          <w:tcPr>
-            <w:tcW w:w="2336" w:type="dxa"/>
-          </w:tcPr>
-          <w:p>
-            <w:pPr>
-              <w:widowControl w:val="0"/>
+        <w:tblPrEx>
+          <w:tblBorders>
+            <w:top w:val="single" w:color="auto" w:sz="4" w:space="0"/>
+            <w:left w:val="single" w:color="auto" w:sz="4" w:space="0"/>
+            <w:bottom w:val="single" w:color="auto" w:sz="4" w:space="0"/>
+            <w:right w:val="single" w:color="auto" w:sz="4" w:space="0"/>
+            <w:insideH w:val="single" w:color="auto" w:sz="4" w:space="0"/>
+            <w:insideV w:val="single" w:color="auto" w:sz="4" w:space="0"/>
+          </w:tblBorders>
+          <w:tblCellMar>
+            <w:top w:w="0" w:type="dxa"/>
+            <w:left w:w="108" w:type="dxa"/>
+            <w:bottom w:w="0" w:type="dxa"/>
+            <w:right w:w="108" w:type="dxa"/>
+          </w:tblCellMar>
+        </w:tblPrEx>
+        <w:tc>
+          <w:tcPr>
+            <w:tcW w:w="2336" w:type="dxa"/>
+          </w:tcPr>
+          <w:p>
+            <w:pPr>
+              <w:widowControl w:val="0"/>
+              <w:spacing w:after="0" w:line="240" w:lineRule="auto"/>
               <w:jc w:val="center"/>
               <w:rPr>
                 <w:rFonts w:ascii="Times New Roman" w:hAnsi="Times New Roman" w:cs="Times New Roman"/>
@@ -4803,6 +5931,7 @@
           <w:p>
             <w:pPr>
               <w:widowControl w:val="0"/>
+              <w:spacing w:after="0" w:line="240" w:lineRule="auto"/>
               <w:jc w:val="center"/>
               <w:rPr>
                 <w:rFonts w:ascii="Times New Roman" w:hAnsi="Times New Roman" w:cs="Times New Roman"/>
@@ -4823,6 +5952,7 @@
           <w:p>
             <w:pPr>
               <w:widowControl w:val="0"/>
+              <w:spacing w:after="0" w:line="240" w:lineRule="auto"/>
               <w:jc w:val="center"/>
               <w:rPr>
                 <w:rFonts w:ascii="Times New Roman" w:hAnsi="Times New Roman" w:cs="Times New Roman"/>
@@ -4843,6 +5973,7 @@
           <w:p>
             <w:pPr>
               <w:widowControl w:val="0"/>
+              <w:spacing w:after="0" w:line="240" w:lineRule="auto"/>
               <w:jc w:val="center"/>
               <w:rPr>
                 <w:rFonts w:ascii="Times New Roman" w:hAnsi="Times New Roman" w:cs="Times New Roman"/>
@@ -4852,13 +5983,30 @@
         </w:tc>
       </w:tr>
       <w:tr>
-        <w:tc>
-          <w:tcPr>
-            <w:tcW w:w="2336" w:type="dxa"/>
-          </w:tcPr>
-          <w:p>
-            <w:pPr>
-              <w:widowControl w:val="0"/>
+        <w:tblPrEx>
+          <w:tblBorders>
+            <w:top w:val="single" w:color="auto" w:sz="4" w:space="0"/>
+            <w:left w:val="single" w:color="auto" w:sz="4" w:space="0"/>
+            <w:bottom w:val="single" w:color="auto" w:sz="4" w:space="0"/>
+            <w:right w:val="single" w:color="auto" w:sz="4" w:space="0"/>
+            <w:insideH w:val="single" w:color="auto" w:sz="4" w:space="0"/>
+            <w:insideV w:val="single" w:color="auto" w:sz="4" w:space="0"/>
+          </w:tblBorders>
+          <w:tblCellMar>
+            <w:top w:w="0" w:type="dxa"/>
+            <w:left w:w="108" w:type="dxa"/>
+            <w:bottom w:w="0" w:type="dxa"/>
+            <w:right w:w="108" w:type="dxa"/>
+          </w:tblCellMar>
+        </w:tblPrEx>
+        <w:tc>
+          <w:tcPr>
+            <w:tcW w:w="2336" w:type="dxa"/>
+          </w:tcPr>
+          <w:p>
+            <w:pPr>
+              <w:widowControl w:val="0"/>
+              <w:spacing w:after="0" w:line="240" w:lineRule="auto"/>
               <w:jc w:val="center"/>
               <w:rPr>
                 <w:rFonts w:ascii="Times New Roman" w:hAnsi="Times New Roman" w:cs="Times New Roman"/>
@@ -4879,6 +6027,7 @@
           <w:p>
             <w:pPr>
               <w:widowControl w:val="0"/>
+              <w:spacing w:after="0" w:line="240" w:lineRule="auto"/>
               <w:jc w:val="center"/>
               <w:rPr>
                 <w:rFonts w:ascii="Times New Roman" w:hAnsi="Times New Roman" w:cs="Times New Roman"/>
@@ -4899,6 +6048,7 @@
           <w:p>
             <w:pPr>
               <w:widowControl w:val="0"/>
+              <w:spacing w:after="0" w:line="240" w:lineRule="auto"/>
               <w:jc w:val="center"/>
               <w:rPr>
                 <w:rFonts w:ascii="Times New Roman" w:hAnsi="Times New Roman" w:cs="Times New Roman"/>
@@ -4919,6 +6069,7 @@
           <w:p>
             <w:pPr>
               <w:widowControl w:val="0"/>
+              <w:spacing w:after="0" w:line="240" w:lineRule="auto"/>
               <w:jc w:val="center"/>
               <w:rPr>
                 <w:rFonts w:ascii="Times New Roman" w:hAnsi="Times New Roman" w:cs="Times New Roman"/>
@@ -4928,13 +6079,30 @@
         </w:tc>
       </w:tr>
       <w:tr>
-        <w:tc>
-          <w:tcPr>
-            <w:tcW w:w="2336" w:type="dxa"/>
-          </w:tcPr>
-          <w:p>
-            <w:pPr>
-              <w:widowControl w:val="0"/>
+        <w:tblPrEx>
+          <w:tblBorders>
+            <w:top w:val="single" w:color="auto" w:sz="4" w:space="0"/>
+            <w:left w:val="single" w:color="auto" w:sz="4" w:space="0"/>
+            <w:bottom w:val="single" w:color="auto" w:sz="4" w:space="0"/>
+            <w:right w:val="single" w:color="auto" w:sz="4" w:space="0"/>
+            <w:insideH w:val="single" w:color="auto" w:sz="4" w:space="0"/>
+            <w:insideV w:val="single" w:color="auto" w:sz="4" w:space="0"/>
+          </w:tblBorders>
+          <w:tblCellMar>
+            <w:top w:w="0" w:type="dxa"/>
+            <w:left w:w="108" w:type="dxa"/>
+            <w:bottom w:w="0" w:type="dxa"/>
+            <w:right w:w="108" w:type="dxa"/>
+          </w:tblCellMar>
+        </w:tblPrEx>
+        <w:tc>
+          <w:tcPr>
+            <w:tcW w:w="2336" w:type="dxa"/>
+          </w:tcPr>
+          <w:p>
+            <w:pPr>
+              <w:widowControl w:val="0"/>
+              <w:spacing w:after="0" w:line="240" w:lineRule="auto"/>
               <w:jc w:val="center"/>
               <w:rPr>
                 <w:rFonts w:ascii="Times New Roman" w:hAnsi="Times New Roman" w:cs="Times New Roman"/>
@@ -4955,6 +6123,7 @@
           <w:p>
             <w:pPr>
               <w:widowControl w:val="0"/>
+              <w:spacing w:after="0" w:line="240" w:lineRule="auto"/>
               <w:jc w:val="center"/>
               <w:rPr>
                 <w:rFonts w:ascii="Times New Roman" w:hAnsi="Times New Roman" w:cs="Times New Roman"/>
@@ -4975,6 +6144,7 @@
           <w:p>
             <w:pPr>
               <w:widowControl w:val="0"/>
+              <w:spacing w:after="0" w:line="240" w:lineRule="auto"/>
               <w:jc w:val="center"/>
               <w:rPr>
                 <w:rFonts w:ascii="Times New Roman" w:hAnsi="Times New Roman" w:cs="Times New Roman"/>
@@ -4995,6 +6165,7 @@
           <w:p>
             <w:pPr>
               <w:widowControl w:val="0"/>
+              <w:spacing w:after="0" w:line="240" w:lineRule="auto"/>
               <w:jc w:val="center"/>
               <w:rPr>
                 <w:rFonts w:ascii="Times New Roman" w:hAnsi="Times New Roman" w:cs="Times New Roman"/>
@@ -5050,11 +6221,10 @@
       <w:r>
         <w:rPr>
           <w:rFonts w:ascii="Times New Roman" w:hAnsi="Times New Roman" w:cs="Times New Roman"/>
-          <w:noProof/>
         </w:rPr>
         <w:drawing>
-          <wp:inline distT="0" distB="0" distL="0" distR="0" wp14:anchorId="0132C753" wp14:editId="51CDFA10">
-            <wp:extent cx="3019425" cy="1579804"/>
+          <wp:inline distT="0" distB="0" distL="0" distR="0">
+            <wp:extent cx="3019425" cy="1579245"/>
             <wp:effectExtent l="0" t="0" r="0" b="1905"/>
             <wp:docPr id="2092223174" name="Рисунок 1"/>
             <wp:cNvGraphicFramePr>
@@ -5064,7 +6234,7 @@
               <a:graphicData uri="http://schemas.openxmlformats.org/drawingml/2006/picture">
                 <pic:pic xmlns:pic="http://schemas.openxmlformats.org/drawingml/2006/picture">
                   <pic:nvPicPr>
-                    <pic:cNvPr id="0" name="Picture 1"/>
+                    <pic:cNvPr id="2092223174" name="Рисунок 1"/>
                     <pic:cNvPicPr>
                       <a:picLocks noChangeAspect="1" noChangeArrowheads="1"/>
                     </pic:cNvPicPr>
@@ -5082,7 +6252,7 @@
                       <a:fillRect/>
                     </a:stretch>
                   </pic:blipFill>
-                  <pic:spPr bwMode="auto">
+                  <pic:spPr>
                     <a:xfrm>
                       <a:off x="0" y="0"/>
                       <a:ext cx="3047599" cy="1594545"/>
@@ -5123,7 +6293,6 @@
           <w:sz w:val="28"/>
           <w:szCs w:val="28"/>
         </w:rPr>
-        <w:lastRenderedPageBreak/>
         <w:t xml:space="preserve">Выводы по результатам испытаний </w:t>
       </w:r>
     </w:p>
@@ -5147,34 +6316,56 @@
         </w:rPr>
         <w:t xml:space="preserve">В данном разделе представлены выводы по результатам испытаний, а также общая статистика по дефектам, которые были выявлены в результате тестирования сайта </w:t>
       </w:r>
-      <w:hyperlink r:id="rId7" w:history="1">
-        <w:r>
-          <w:rPr>
-            <w:rStyle w:val="ac"/>
-            <w:rFonts w:ascii="Times New Roman" w:hAnsi="Times New Roman" w:cs="Times New Roman"/>
-            <w:color w:val="000000" w:themeColor="text1"/>
-            <w:sz w:val="28"/>
-            <w:szCs w:val="28"/>
-          </w:rPr>
-          <w:t>terranova-online.ru</w:t>
-        </w:r>
-        <w:r>
-          <w:rPr>
-            <w:rStyle w:val="ac"/>
-            <w:rFonts w:ascii="Times New Roman" w:hAnsi="Times New Roman" w:cs="Times New Roman"/>
-            <w:color w:val="000000" w:themeColor="text1"/>
-            <w:sz w:val="28"/>
-            <w:szCs w:val="28"/>
-          </w:rPr>
-          <w:t>/</w:t>
-        </w:r>
-      </w:hyperlink>
+      <w:r>
+        <w:fldChar w:fldCharType="begin"/>
+      </w:r>
+      <w:r>
+        <w:instrText xml:space="preserve"> HYPERLINK "https://cu566502.tw1.ru/" </w:instrText>
+      </w:r>
+      <w:r>
+        <w:fldChar w:fldCharType="separate"/>
+      </w:r>
+      <w:r>
+        <w:rPr>
+          <w:rStyle w:val="14"/>
+          <w:rFonts w:ascii="Times New Roman" w:hAnsi="Times New Roman" w:cs="Times New Roman"/>
+          <w:color w:val="000000" w:themeColor="text1"/>
+          <w:sz w:val="28"/>
+          <w:szCs w:val="28"/>
+          <w14:textFill>
+            <w14:solidFill>
+              <w14:schemeClr w14:val="tx1"/>
+            </w14:solidFill>
+          </w14:textFill>
+        </w:rPr>
+        <w:t>terranova-online.ru/</w:t>
+      </w:r>
+      <w:r>
+        <w:rPr>
+          <w:rStyle w:val="14"/>
+          <w:rFonts w:ascii="Times New Roman" w:hAnsi="Times New Roman" w:cs="Times New Roman"/>
+          <w:color w:val="000000" w:themeColor="text1"/>
+          <w:sz w:val="28"/>
+          <w:szCs w:val="28"/>
+          <w14:textFill>
+            <w14:solidFill>
+              <w14:schemeClr w14:val="tx1"/>
+            </w14:solidFill>
+          </w14:textFill>
+        </w:rPr>
+        <w:fldChar w:fldCharType="end"/>
+      </w:r>
       <w:r>
         <w:rPr>
           <w:rFonts w:ascii="Times New Roman" w:hAnsi="Times New Roman" w:cs="Times New Roman"/>
           <w:color w:val="000000" w:themeColor="text1"/>
           <w:sz w:val="28"/>
           <w:szCs w:val="28"/>
+          <w14:textFill>
+            <w14:solidFill>
+              <w14:schemeClr w14:val="tx1"/>
+            </w14:solidFill>
+          </w14:textFill>
         </w:rPr>
         <w:t xml:space="preserve">. </w:t>
       </w:r>
@@ -5184,39 +6375,7 @@
           <w:sz w:val="28"/>
           <w:szCs w:val="28"/>
         </w:rPr>
-        <w:t xml:space="preserve">В период испытаний был выявлено </w:t>
-      </w:r>
-      <w:r>
-        <w:rPr>
-          <w:rFonts w:ascii="Times New Roman" w:hAnsi="Times New Roman" w:cs="Times New Roman"/>
-          <w:sz w:val="28"/>
-          <w:szCs w:val="28"/>
-        </w:rPr>
-        <w:t>17</w:t>
-      </w:r>
-      <w:r>
-        <w:rPr>
-          <w:rFonts w:ascii="Times New Roman" w:hAnsi="Times New Roman" w:cs="Times New Roman"/>
-          <w:sz w:val="28"/>
-          <w:szCs w:val="28"/>
-        </w:rPr>
-        <w:t xml:space="preserve"> дефект</w:t>
-      </w:r>
-      <w:r>
-        <w:rPr>
-          <w:rFonts w:ascii="Times New Roman" w:hAnsi="Times New Roman" w:cs="Times New Roman"/>
-          <w:sz w:val="28"/>
-          <w:szCs w:val="28"/>
-        </w:rPr>
-        <w:t>ов</w:t>
-      </w:r>
-      <w:r>
-        <w:rPr>
-          <w:rFonts w:ascii="Times New Roman" w:hAnsi="Times New Roman" w:cs="Times New Roman"/>
-          <w:sz w:val="28"/>
-          <w:szCs w:val="28"/>
-        </w:rPr>
-        <w:t>. Список дефектов приведен в Приложении.</w:t>
+        <w:t>В период испытаний был выявлено 17 дефектов. Список дефектов приведен в Приложении.</w:t>
       </w:r>
     </w:p>
     <w:p>
@@ -5275,9 +6434,24 @@
     </w:p>
     <w:tbl>
       <w:tblPr>
-        <w:tblStyle w:val="ae"/>
+        <w:tblStyle w:val="17"/>
         <w:tblW w:w="0" w:type="auto"/>
-        <w:tblLook w:val="04A0" w:firstRow="1" w:lastRow="0" w:firstColumn="1" w:lastColumn="0" w:noHBand="0" w:noVBand="1"/>
+        <w:tblInd w:w="0" w:type="dxa"/>
+        <w:tblBorders>
+          <w:top w:val="single" w:color="auto" w:sz="4" w:space="0"/>
+          <w:left w:val="single" w:color="auto" w:sz="4" w:space="0"/>
+          <w:bottom w:val="single" w:color="auto" w:sz="4" w:space="0"/>
+          <w:right w:val="single" w:color="auto" w:sz="4" w:space="0"/>
+          <w:insideH w:val="single" w:color="auto" w:sz="4" w:space="0"/>
+          <w:insideV w:val="single" w:color="auto" w:sz="4" w:space="0"/>
+        </w:tblBorders>
+        <w:tblLayout w:type="autofit"/>
+        <w:tblCellMar>
+          <w:top w:w="0" w:type="dxa"/>
+          <w:left w:w="108" w:type="dxa"/>
+          <w:bottom w:w="0" w:type="dxa"/>
+          <w:right w:w="108" w:type="dxa"/>
+        </w:tblCellMar>
       </w:tblPr>
       <w:tblGrid>
         <w:gridCol w:w="1490"/>
@@ -5287,6 +6461,22 @@
         <w:gridCol w:w="1917"/>
       </w:tblGrid>
       <w:tr>
+        <w:tblPrEx>
+          <w:tblBorders>
+            <w:top w:val="single" w:color="auto" w:sz="4" w:space="0"/>
+            <w:left w:val="single" w:color="auto" w:sz="4" w:space="0"/>
+            <w:bottom w:val="single" w:color="auto" w:sz="4" w:space="0"/>
+            <w:right w:val="single" w:color="auto" w:sz="4" w:space="0"/>
+            <w:insideH w:val="single" w:color="auto" w:sz="4" w:space="0"/>
+            <w:insideV w:val="single" w:color="auto" w:sz="4" w:space="0"/>
+          </w:tblBorders>
+          <w:tblCellMar>
+            <w:top w:w="0" w:type="dxa"/>
+            <w:left w:w="108" w:type="dxa"/>
+            <w:bottom w:w="0" w:type="dxa"/>
+            <w:right w:w="108" w:type="dxa"/>
+          </w:tblCellMar>
+        </w:tblPrEx>
         <w:tc>
           <w:tcPr>
             <w:tcW w:w="1490" w:type="dxa"/>
@@ -5295,6 +6485,7 @@
           <w:p>
             <w:pPr>
               <w:widowControl w:val="0"/>
+              <w:spacing w:after="0" w:line="240" w:lineRule="auto"/>
               <w:jc w:val="center"/>
               <w:rPr>
                 <w:rFonts w:ascii="Times New Roman" w:hAnsi="Times New Roman" w:cs="Times New Roman"/>
@@ -5305,14 +6496,7 @@
                 <w:rFonts w:ascii="Times New Roman" w:hAnsi="Times New Roman" w:cs="Times New Roman"/>
                 <w:color w:val="FFFFFF"/>
               </w:rPr>
-              <w:t xml:space="preserve">Порядковый </w:t>
-            </w:r>
-            <w:r>
-              <w:rPr>
-                <w:rFonts w:ascii="Times New Roman" w:hAnsi="Times New Roman" w:cs="Times New Roman"/>
-                <w:color w:val="FFFFFF"/>
-              </w:rPr>
-              <w:t>№</w:t>
+              <w:t>Порядковый №</w:t>
             </w:r>
           </w:p>
         </w:tc>
@@ -5324,6 +6508,7 @@
           <w:p>
             <w:pPr>
               <w:widowControl w:val="0"/>
+              <w:spacing w:after="0" w:line="240" w:lineRule="auto"/>
               <w:jc w:val="center"/>
               <w:rPr>
                 <w:rFonts w:ascii="Times New Roman" w:hAnsi="Times New Roman" w:cs="Times New Roman"/>
@@ -5347,6 +6532,7 @@
           <w:p>
             <w:pPr>
               <w:widowControl w:val="0"/>
+              <w:spacing w:after="0" w:line="240" w:lineRule="auto"/>
               <w:jc w:val="center"/>
               <w:rPr>
                 <w:rFonts w:ascii="Times New Roman" w:hAnsi="Times New Roman" w:cs="Times New Roman"/>
@@ -5369,6 +6555,7 @@
           <w:p>
             <w:pPr>
               <w:widowControl w:val="0"/>
+              <w:spacing w:after="0" w:line="240" w:lineRule="auto"/>
               <w:jc w:val="center"/>
               <w:rPr>
                 <w:rFonts w:ascii="Times New Roman" w:hAnsi="Times New Roman" w:cs="Times New Roman"/>
@@ -5392,6 +6579,7 @@
           <w:p>
             <w:pPr>
               <w:widowControl w:val="0"/>
+              <w:spacing w:after="0" w:line="240" w:lineRule="auto"/>
               <w:jc w:val="center"/>
               <w:rPr>
                 <w:rFonts w:ascii="Times New Roman" w:hAnsi="Times New Roman" w:cs="Times New Roman"/>
@@ -5408,6 +6596,22 @@
         </w:tc>
       </w:tr>
       <w:tr>
+        <w:tblPrEx>
+          <w:tblBorders>
+            <w:top w:val="single" w:color="auto" w:sz="4" w:space="0"/>
+            <w:left w:val="single" w:color="auto" w:sz="4" w:space="0"/>
+            <w:bottom w:val="single" w:color="auto" w:sz="4" w:space="0"/>
+            <w:right w:val="single" w:color="auto" w:sz="4" w:space="0"/>
+            <w:insideH w:val="single" w:color="auto" w:sz="4" w:space="0"/>
+            <w:insideV w:val="single" w:color="auto" w:sz="4" w:space="0"/>
+          </w:tblBorders>
+          <w:tblCellMar>
+            <w:top w:w="0" w:type="dxa"/>
+            <w:left w:w="108" w:type="dxa"/>
+            <w:bottom w:w="0" w:type="dxa"/>
+            <w:right w:w="108" w:type="dxa"/>
+          </w:tblCellMar>
+        </w:tblPrEx>
         <w:tc>
           <w:tcPr>
             <w:tcW w:w="1490" w:type="dxa"/>
@@ -5415,6 +6619,7 @@
           <w:p>
             <w:pPr>
               <w:widowControl w:val="0"/>
+              <w:spacing w:after="0" w:line="240" w:lineRule="auto"/>
               <w:jc w:val="center"/>
               <w:rPr>
                 <w:rFonts w:ascii="Times New Roman" w:hAnsi="Times New Roman" w:cs="Times New Roman"/>
@@ -5436,6 +6641,7 @@
           <w:p>
             <w:pPr>
               <w:widowControl w:val="0"/>
+              <w:spacing w:after="0" w:line="240" w:lineRule="auto"/>
               <w:jc w:val="center"/>
               <w:rPr>
                 <w:rFonts w:ascii="Times New Roman" w:hAnsi="Times New Roman" w:cs="Times New Roman"/>
@@ -5456,30 +6662,17 @@
           <w:p>
             <w:pPr>
               <w:widowControl w:val="0"/>
-              <w:jc w:val="center"/>
-              <w:rPr>
-                <w:rFonts w:ascii="Times New Roman" w:hAnsi="Times New Roman" w:cs="Times New Roman"/>
-              </w:rPr>
-            </w:pPr>
-            <w:r>
-              <w:rPr>
-                <w:rFonts w:ascii="Times New Roman" w:hAnsi="Times New Roman" w:cs="Times New Roman"/>
-              </w:rPr>
-              <w:t>Приложение полностью не работает в браузере IE (</w:t>
-            </w:r>
-            <w:proofErr w:type="spellStart"/>
-            <w:r>
-              <w:rPr>
-                <w:rFonts w:ascii="Times New Roman" w:hAnsi="Times New Roman" w:cs="Times New Roman"/>
-              </w:rPr>
-              <w:t>Bootstrap</w:t>
-            </w:r>
-            <w:proofErr w:type="spellEnd"/>
-            <w:r>
-              <w:rPr>
-                <w:rFonts w:ascii="Times New Roman" w:hAnsi="Times New Roman" w:cs="Times New Roman"/>
-              </w:rPr>
-              <w:t xml:space="preserve"> 5 не поддерживается).</w:t>
+              <w:spacing w:after="0" w:line="240" w:lineRule="auto"/>
+              <w:jc w:val="center"/>
+              <w:rPr>
+                <w:rFonts w:ascii="Times New Roman" w:hAnsi="Times New Roman" w:cs="Times New Roman"/>
+              </w:rPr>
+            </w:pPr>
+            <w:r>
+              <w:rPr>
+                <w:rFonts w:ascii="Times New Roman" w:hAnsi="Times New Roman" w:cs="Times New Roman"/>
+              </w:rPr>
+              <w:t>Приложение полностью не работает в браузере IE (Bootstrap 5 не поддерживается).</w:t>
             </w:r>
           </w:p>
         </w:tc>
@@ -5490,6 +6683,7 @@
           <w:p>
             <w:pPr>
               <w:widowControl w:val="0"/>
+              <w:spacing w:after="0" w:line="240" w:lineRule="auto"/>
               <w:jc w:val="center"/>
               <w:rPr>
                 <w:rFonts w:ascii="Times New Roman" w:hAnsi="Times New Roman" w:cs="Times New Roman"/>
@@ -5510,6 +6704,7 @@
           <w:p>
             <w:pPr>
               <w:widowControl w:val="0"/>
+              <w:spacing w:after="0" w:line="240" w:lineRule="auto"/>
               <w:jc w:val="center"/>
               <w:rPr>
                 <w:rFonts w:ascii="Times New Roman" w:hAnsi="Times New Roman" w:cs="Times New Roman"/>
@@ -5525,6 +6720,22 @@
         </w:tc>
       </w:tr>
       <w:tr>
+        <w:tblPrEx>
+          <w:tblBorders>
+            <w:top w:val="single" w:color="auto" w:sz="4" w:space="0"/>
+            <w:left w:val="single" w:color="auto" w:sz="4" w:space="0"/>
+            <w:bottom w:val="single" w:color="auto" w:sz="4" w:space="0"/>
+            <w:right w:val="single" w:color="auto" w:sz="4" w:space="0"/>
+            <w:insideH w:val="single" w:color="auto" w:sz="4" w:space="0"/>
+            <w:insideV w:val="single" w:color="auto" w:sz="4" w:space="0"/>
+          </w:tblBorders>
+          <w:tblCellMar>
+            <w:top w:w="0" w:type="dxa"/>
+            <w:left w:w="108" w:type="dxa"/>
+            <w:bottom w:w="0" w:type="dxa"/>
+            <w:right w:w="108" w:type="dxa"/>
+          </w:tblCellMar>
+        </w:tblPrEx>
         <w:tc>
           <w:tcPr>
             <w:tcW w:w="1490" w:type="dxa"/>
@@ -5532,6 +6743,7 @@
           <w:p>
             <w:pPr>
               <w:widowControl w:val="0"/>
+              <w:spacing w:after="0" w:line="240" w:lineRule="auto"/>
               <w:jc w:val="center"/>
               <w:rPr>
                 <w:rFonts w:ascii="Times New Roman" w:hAnsi="Times New Roman" w:cs="Times New Roman"/>
@@ -5552,6 +6764,7 @@
           <w:p>
             <w:pPr>
               <w:widowControl w:val="0"/>
+              <w:spacing w:after="0" w:line="240" w:lineRule="auto"/>
               <w:jc w:val="center"/>
               <w:rPr>
                 <w:rFonts w:ascii="Times New Roman" w:hAnsi="Times New Roman" w:cs="Times New Roman"/>
@@ -5572,42 +6785,17 @@
           <w:p>
             <w:pPr>
               <w:widowControl w:val="0"/>
-              <w:jc w:val="center"/>
-              <w:rPr>
-                <w:rFonts w:ascii="Times New Roman" w:hAnsi="Times New Roman" w:cs="Times New Roman"/>
-              </w:rPr>
-            </w:pPr>
-            <w:r>
-              <w:rPr>
-                <w:rFonts w:ascii="Times New Roman" w:hAnsi="Times New Roman" w:cs="Times New Roman"/>
-              </w:rPr>
-              <w:t>Система</w:t>
-            </w:r>
-            <w:r>
-              <w:rPr>
-                <w:rFonts w:ascii="Times New Roman" w:hAnsi="Times New Roman" w:cs="Times New Roman"/>
-              </w:rPr>
-              <w:t xml:space="preserve"> </w:t>
-            </w:r>
-            <w:r>
-              <w:rPr>
-                <w:rFonts w:ascii="Times New Roman" w:hAnsi="Times New Roman" w:cs="Times New Roman"/>
-              </w:rPr>
-              <w:t xml:space="preserve">забывает пользователя при удалении </w:t>
-            </w:r>
-            <w:proofErr w:type="spellStart"/>
-            <w:r>
-              <w:rPr>
-                <w:rFonts w:ascii="Times New Roman" w:hAnsi="Times New Roman" w:cs="Times New Roman"/>
-              </w:rPr>
-              <w:t>cookies</w:t>
-            </w:r>
-            <w:proofErr w:type="spellEnd"/>
-            <w:r>
-              <w:rPr>
-                <w:rFonts w:ascii="Times New Roman" w:hAnsi="Times New Roman" w:cs="Times New Roman"/>
-              </w:rPr>
-              <w:t xml:space="preserve"> </w:t>
+              <w:spacing w:after="0" w:line="240" w:lineRule="auto"/>
+              <w:jc w:val="center"/>
+              <w:rPr>
+                <w:rFonts w:ascii="Times New Roman" w:hAnsi="Times New Roman" w:cs="Times New Roman"/>
+              </w:rPr>
+            </w:pPr>
+            <w:r>
+              <w:rPr>
+                <w:rFonts w:ascii="Times New Roman" w:hAnsi="Times New Roman" w:cs="Times New Roman"/>
+              </w:rPr>
+              <w:t xml:space="preserve">Система забывает пользователя при удалении cookies </w:t>
             </w:r>
           </w:p>
         </w:tc>
@@ -5618,6 +6806,7 @@
           <w:p>
             <w:pPr>
               <w:widowControl w:val="0"/>
+              <w:spacing w:after="0" w:line="240" w:lineRule="auto"/>
               <w:jc w:val="center"/>
               <w:rPr>
                 <w:rFonts w:ascii="Times New Roman" w:hAnsi="Times New Roman" w:cs="Times New Roman"/>
@@ -5638,6 +6827,7 @@
           <w:p>
             <w:pPr>
               <w:widowControl w:val="0"/>
+              <w:spacing w:after="0" w:line="240" w:lineRule="auto"/>
               <w:jc w:val="center"/>
               <w:rPr>
                 <w:rFonts w:ascii="Times New Roman" w:hAnsi="Times New Roman" w:cs="Times New Roman"/>
@@ -5653,6 +6843,22 @@
         </w:tc>
       </w:tr>
       <w:tr>
+        <w:tblPrEx>
+          <w:tblBorders>
+            <w:top w:val="single" w:color="auto" w:sz="4" w:space="0"/>
+            <w:left w:val="single" w:color="auto" w:sz="4" w:space="0"/>
+            <w:bottom w:val="single" w:color="auto" w:sz="4" w:space="0"/>
+            <w:right w:val="single" w:color="auto" w:sz="4" w:space="0"/>
+            <w:insideH w:val="single" w:color="auto" w:sz="4" w:space="0"/>
+            <w:insideV w:val="single" w:color="auto" w:sz="4" w:space="0"/>
+          </w:tblBorders>
+          <w:tblCellMar>
+            <w:top w:w="0" w:type="dxa"/>
+            <w:left w:w="108" w:type="dxa"/>
+            <w:bottom w:w="0" w:type="dxa"/>
+            <w:right w:w="108" w:type="dxa"/>
+          </w:tblCellMar>
+        </w:tblPrEx>
         <w:tc>
           <w:tcPr>
             <w:tcW w:w="1490" w:type="dxa"/>
@@ -5660,6 +6866,7 @@
           <w:p>
             <w:pPr>
               <w:widowControl w:val="0"/>
+              <w:spacing w:after="0" w:line="240" w:lineRule="auto"/>
               <w:jc w:val="center"/>
               <w:rPr>
                 <w:rFonts w:ascii="Times New Roman" w:hAnsi="Times New Roman" w:cs="Times New Roman"/>
@@ -5680,6 +6887,7 @@
           <w:p>
             <w:pPr>
               <w:widowControl w:val="0"/>
+              <w:spacing w:after="0" w:line="240" w:lineRule="auto"/>
               <w:jc w:val="center"/>
               <w:rPr>
                 <w:rFonts w:ascii="Times New Roman" w:hAnsi="Times New Roman" w:cs="Times New Roman"/>
@@ -5700,58 +6908,17 @@
           <w:p>
             <w:pPr>
               <w:widowControl w:val="0"/>
-              <w:jc w:val="center"/>
-              <w:rPr>
-                <w:rFonts w:ascii="Times New Roman" w:hAnsi="Times New Roman" w:cs="Times New Roman"/>
-              </w:rPr>
-            </w:pPr>
-            <w:r>
-              <w:rPr>
-                <w:rFonts w:ascii="Times New Roman" w:hAnsi="Times New Roman" w:cs="Times New Roman"/>
-              </w:rPr>
-              <w:t>В форме обратной связи (</w:t>
-            </w:r>
-            <w:proofErr w:type="spellStart"/>
-            <w:r>
-              <w:rPr>
-                <w:rFonts w:ascii="Times New Roman" w:hAnsi="Times New Roman" w:cs="Times New Roman"/>
-              </w:rPr>
-              <w:t>feedback.php</w:t>
-            </w:r>
-            <w:proofErr w:type="spellEnd"/>
-            <w:r>
-              <w:rPr>
-                <w:rFonts w:ascii="Times New Roman" w:hAnsi="Times New Roman" w:cs="Times New Roman"/>
-              </w:rPr>
-              <w:t xml:space="preserve">) отсутствует валидация формата </w:t>
-            </w:r>
-            <w:proofErr w:type="spellStart"/>
-            <w:r>
-              <w:rPr>
-                <w:rFonts w:ascii="Times New Roman" w:hAnsi="Times New Roman" w:cs="Times New Roman"/>
-              </w:rPr>
-              <w:t>email</w:t>
-            </w:r>
-            <w:proofErr w:type="spellEnd"/>
-            <w:r>
-              <w:rPr>
-                <w:rFonts w:ascii="Times New Roman" w:hAnsi="Times New Roman" w:cs="Times New Roman"/>
-              </w:rPr>
-              <w:t xml:space="preserve"> и </w:t>
-            </w:r>
-            <w:proofErr w:type="spellStart"/>
-            <w:r>
-              <w:rPr>
-                <w:rFonts w:ascii="Times New Roman" w:hAnsi="Times New Roman" w:cs="Times New Roman"/>
-              </w:rPr>
-              <w:t>phone</w:t>
-            </w:r>
-            <w:proofErr w:type="spellEnd"/>
-            <w:r>
-              <w:rPr>
-                <w:rFonts w:ascii="Times New Roman" w:hAnsi="Times New Roman" w:cs="Times New Roman"/>
-              </w:rPr>
-              <w:t>.</w:t>
+              <w:spacing w:after="0" w:line="240" w:lineRule="auto"/>
+              <w:jc w:val="center"/>
+              <w:rPr>
+                <w:rFonts w:ascii="Times New Roman" w:hAnsi="Times New Roman" w:cs="Times New Roman"/>
+              </w:rPr>
+            </w:pPr>
+            <w:r>
+              <w:rPr>
+                <w:rFonts w:ascii="Times New Roman" w:hAnsi="Times New Roman" w:cs="Times New Roman"/>
+              </w:rPr>
+              <w:t>В форме обратной связи (feedback.php) отсутствует валидация формата email и phone.</w:t>
             </w:r>
           </w:p>
         </w:tc>
@@ -5762,6 +6929,7 @@
           <w:p>
             <w:pPr>
               <w:widowControl w:val="0"/>
+              <w:spacing w:after="0" w:line="240" w:lineRule="auto"/>
               <w:jc w:val="center"/>
               <w:rPr>
                 <w:rFonts w:ascii="Times New Roman" w:hAnsi="Times New Roman" w:cs="Times New Roman"/>
@@ -5782,6 +6950,7 @@
           <w:p>
             <w:pPr>
               <w:widowControl w:val="0"/>
+              <w:spacing w:after="0" w:line="240" w:lineRule="auto"/>
               <w:jc w:val="center"/>
               <w:rPr>
                 <w:rFonts w:ascii="Times New Roman" w:hAnsi="Times New Roman" w:cs="Times New Roman"/>
@@ -5797,6 +6966,22 @@
         </w:tc>
       </w:tr>
       <w:tr>
+        <w:tblPrEx>
+          <w:tblBorders>
+            <w:top w:val="single" w:color="auto" w:sz="4" w:space="0"/>
+            <w:left w:val="single" w:color="auto" w:sz="4" w:space="0"/>
+            <w:bottom w:val="single" w:color="auto" w:sz="4" w:space="0"/>
+            <w:right w:val="single" w:color="auto" w:sz="4" w:space="0"/>
+            <w:insideH w:val="single" w:color="auto" w:sz="4" w:space="0"/>
+            <w:insideV w:val="single" w:color="auto" w:sz="4" w:space="0"/>
+          </w:tblBorders>
+          <w:tblCellMar>
+            <w:top w:w="0" w:type="dxa"/>
+            <w:left w:w="108" w:type="dxa"/>
+            <w:bottom w:w="0" w:type="dxa"/>
+            <w:right w:w="108" w:type="dxa"/>
+          </w:tblCellMar>
+        </w:tblPrEx>
         <w:tc>
           <w:tcPr>
             <w:tcW w:w="1490" w:type="dxa"/>
@@ -5804,6 +6989,7 @@
           <w:p>
             <w:pPr>
               <w:widowControl w:val="0"/>
+              <w:spacing w:after="0" w:line="240" w:lineRule="auto"/>
               <w:jc w:val="center"/>
               <w:rPr>
                 <w:rFonts w:ascii="Times New Roman" w:hAnsi="Times New Roman" w:cs="Times New Roman"/>
@@ -5824,6 +7010,7 @@
           <w:p>
             <w:pPr>
               <w:widowControl w:val="0"/>
+              <w:spacing w:after="0" w:line="240" w:lineRule="auto"/>
               <w:jc w:val="center"/>
               <w:rPr>
                 <w:rFonts w:ascii="Times New Roman" w:hAnsi="Times New Roman" w:cs="Times New Roman"/>
@@ -5844,6 +7031,7 @@
           <w:p>
             <w:pPr>
               <w:widowControl w:val="0"/>
+              <w:spacing w:after="0" w:line="240" w:lineRule="auto"/>
               <w:jc w:val="center"/>
               <w:rPr>
                 <w:rFonts w:ascii="Times New Roman" w:hAnsi="Times New Roman" w:cs="Times New Roman"/>
@@ -5864,6 +7052,7 @@
           <w:p>
             <w:pPr>
               <w:widowControl w:val="0"/>
+              <w:spacing w:after="0" w:line="240" w:lineRule="auto"/>
               <w:jc w:val="center"/>
               <w:rPr>
                 <w:rFonts w:ascii="Times New Roman" w:hAnsi="Times New Roman" w:cs="Times New Roman"/>
@@ -5884,6 +7073,7 @@
           <w:p>
             <w:pPr>
               <w:widowControl w:val="0"/>
+              <w:spacing w:after="0" w:line="240" w:lineRule="auto"/>
               <w:jc w:val="center"/>
               <w:rPr>
                 <w:rFonts w:ascii="Times New Roman" w:hAnsi="Times New Roman" w:cs="Times New Roman"/>
@@ -5899,6 +7089,22 @@
         </w:tc>
       </w:tr>
       <w:tr>
+        <w:tblPrEx>
+          <w:tblBorders>
+            <w:top w:val="single" w:color="auto" w:sz="4" w:space="0"/>
+            <w:left w:val="single" w:color="auto" w:sz="4" w:space="0"/>
+            <w:bottom w:val="single" w:color="auto" w:sz="4" w:space="0"/>
+            <w:right w:val="single" w:color="auto" w:sz="4" w:space="0"/>
+            <w:insideH w:val="single" w:color="auto" w:sz="4" w:space="0"/>
+            <w:insideV w:val="single" w:color="auto" w:sz="4" w:space="0"/>
+          </w:tblBorders>
+          <w:tblCellMar>
+            <w:top w:w="0" w:type="dxa"/>
+            <w:left w:w="108" w:type="dxa"/>
+            <w:bottom w:w="0" w:type="dxa"/>
+            <w:right w:w="108" w:type="dxa"/>
+          </w:tblCellMar>
+        </w:tblPrEx>
         <w:tc>
           <w:tcPr>
             <w:tcW w:w="1490" w:type="dxa"/>
@@ -5906,6 +7112,7 @@
           <w:p>
             <w:pPr>
               <w:widowControl w:val="0"/>
+              <w:spacing w:after="0" w:line="240" w:lineRule="auto"/>
               <w:jc w:val="center"/>
               <w:rPr>
                 <w:rFonts w:ascii="Times New Roman" w:hAnsi="Times New Roman" w:cs="Times New Roman"/>
@@ -5926,6 +7133,7 @@
           <w:p>
             <w:pPr>
               <w:widowControl w:val="0"/>
+              <w:spacing w:after="0" w:line="240" w:lineRule="auto"/>
               <w:jc w:val="center"/>
               <w:rPr>
                 <w:rFonts w:ascii="Times New Roman" w:hAnsi="Times New Roman" w:cs="Times New Roman"/>
@@ -5946,6 +7154,7 @@
           <w:p>
             <w:pPr>
               <w:widowControl w:val="0"/>
+              <w:spacing w:after="0" w:line="240" w:lineRule="auto"/>
               <w:jc w:val="center"/>
               <w:rPr>
                 <w:rFonts w:ascii="Times New Roman" w:hAnsi="Times New Roman" w:cs="Times New Roman"/>
@@ -5966,6 +7175,7 @@
           <w:p>
             <w:pPr>
               <w:widowControl w:val="0"/>
+              <w:spacing w:after="0" w:line="240" w:lineRule="auto"/>
               <w:jc w:val="center"/>
               <w:rPr>
                 <w:rFonts w:ascii="Times New Roman" w:hAnsi="Times New Roman" w:cs="Times New Roman"/>
@@ -5986,6 +7196,7 @@
           <w:p>
             <w:pPr>
               <w:widowControl w:val="0"/>
+              <w:spacing w:after="0" w:line="240" w:lineRule="auto"/>
               <w:jc w:val="center"/>
               <w:rPr>
                 <w:rFonts w:ascii="Times New Roman" w:hAnsi="Times New Roman" w:cs="Times New Roman"/>
@@ -6001,6 +7212,22 @@
         </w:tc>
       </w:tr>
       <w:tr>
+        <w:tblPrEx>
+          <w:tblBorders>
+            <w:top w:val="single" w:color="auto" w:sz="4" w:space="0"/>
+            <w:left w:val="single" w:color="auto" w:sz="4" w:space="0"/>
+            <w:bottom w:val="single" w:color="auto" w:sz="4" w:space="0"/>
+            <w:right w:val="single" w:color="auto" w:sz="4" w:space="0"/>
+            <w:insideH w:val="single" w:color="auto" w:sz="4" w:space="0"/>
+            <w:insideV w:val="single" w:color="auto" w:sz="4" w:space="0"/>
+          </w:tblBorders>
+          <w:tblCellMar>
+            <w:top w:w="0" w:type="dxa"/>
+            <w:left w:w="108" w:type="dxa"/>
+            <w:bottom w:w="0" w:type="dxa"/>
+            <w:right w:w="108" w:type="dxa"/>
+          </w:tblCellMar>
+        </w:tblPrEx>
         <w:tc>
           <w:tcPr>
             <w:tcW w:w="1490" w:type="dxa"/>
@@ -6008,6 +7235,7 @@
           <w:p>
             <w:pPr>
               <w:widowControl w:val="0"/>
+              <w:spacing w:after="0" w:line="240" w:lineRule="auto"/>
               <w:jc w:val="center"/>
               <w:rPr>
                 <w:rFonts w:ascii="Times New Roman" w:hAnsi="Times New Roman" w:cs="Times New Roman"/>
@@ -6028,6 +7256,7 @@
           <w:p>
             <w:pPr>
               <w:widowControl w:val="0"/>
+              <w:spacing w:after="0" w:line="240" w:lineRule="auto"/>
               <w:jc w:val="center"/>
               <w:rPr>
                 <w:rFonts w:ascii="Times New Roman" w:hAnsi="Times New Roman" w:cs="Times New Roman"/>
@@ -6048,6 +7277,7 @@
           <w:p>
             <w:pPr>
               <w:widowControl w:val="0"/>
+              <w:spacing w:after="0" w:line="240" w:lineRule="auto"/>
               <w:jc w:val="center"/>
               <w:rPr>
                 <w:rFonts w:ascii="Times New Roman" w:hAnsi="Times New Roman" w:cs="Times New Roman"/>
@@ -6068,6 +7298,7 @@
           <w:p>
             <w:pPr>
               <w:widowControl w:val="0"/>
+              <w:spacing w:after="0" w:line="240" w:lineRule="auto"/>
               <w:jc w:val="center"/>
               <w:rPr>
                 <w:rFonts w:ascii="Times New Roman" w:hAnsi="Times New Roman" w:cs="Times New Roman"/>
@@ -6088,6 +7319,7 @@
           <w:p>
             <w:pPr>
               <w:widowControl w:val="0"/>
+              <w:spacing w:after="0" w:line="240" w:lineRule="auto"/>
               <w:jc w:val="center"/>
               <w:rPr>
                 <w:rFonts w:ascii="Times New Roman" w:hAnsi="Times New Roman" w:cs="Times New Roman"/>
@@ -6103,6 +7335,22 @@
         </w:tc>
       </w:tr>
       <w:tr>
+        <w:tblPrEx>
+          <w:tblBorders>
+            <w:top w:val="single" w:color="auto" w:sz="4" w:space="0"/>
+            <w:left w:val="single" w:color="auto" w:sz="4" w:space="0"/>
+            <w:bottom w:val="single" w:color="auto" w:sz="4" w:space="0"/>
+            <w:right w:val="single" w:color="auto" w:sz="4" w:space="0"/>
+            <w:insideH w:val="single" w:color="auto" w:sz="4" w:space="0"/>
+            <w:insideV w:val="single" w:color="auto" w:sz="4" w:space="0"/>
+          </w:tblBorders>
+          <w:tblCellMar>
+            <w:top w:w="0" w:type="dxa"/>
+            <w:left w:w="108" w:type="dxa"/>
+            <w:bottom w:w="0" w:type="dxa"/>
+            <w:right w:w="108" w:type="dxa"/>
+          </w:tblCellMar>
+        </w:tblPrEx>
         <w:tc>
           <w:tcPr>
             <w:tcW w:w="1490" w:type="dxa"/>
@@ -6110,6 +7358,7 @@
           <w:p>
             <w:pPr>
               <w:widowControl w:val="0"/>
+              <w:spacing w:after="0" w:line="240" w:lineRule="auto"/>
               <w:jc w:val="center"/>
               <w:rPr>
                 <w:rFonts w:ascii="Times New Roman" w:hAnsi="Times New Roman" w:cs="Times New Roman"/>
@@ -6130,6 +7379,7 @@
           <w:p>
             <w:pPr>
               <w:widowControl w:val="0"/>
+              <w:spacing w:after="0" w:line="240" w:lineRule="auto"/>
               <w:jc w:val="center"/>
               <w:rPr>
                 <w:rFonts w:ascii="Times New Roman" w:hAnsi="Times New Roman" w:cs="Times New Roman"/>
@@ -6150,6 +7400,7 @@
           <w:p>
             <w:pPr>
               <w:widowControl w:val="0"/>
+              <w:spacing w:after="0" w:line="240" w:lineRule="auto"/>
               <w:jc w:val="center"/>
               <w:rPr>
                 <w:rFonts w:ascii="Times New Roman" w:hAnsi="Times New Roman" w:cs="Times New Roman"/>
@@ -6170,6 +7421,7 @@
           <w:p>
             <w:pPr>
               <w:widowControl w:val="0"/>
+              <w:spacing w:after="0" w:line="240" w:lineRule="auto"/>
               <w:jc w:val="center"/>
               <w:rPr>
                 <w:rFonts w:ascii="Times New Roman" w:hAnsi="Times New Roman" w:cs="Times New Roman"/>
@@ -6190,6 +7442,7 @@
           <w:p>
             <w:pPr>
               <w:widowControl w:val="0"/>
+              <w:spacing w:after="0" w:line="240" w:lineRule="auto"/>
               <w:jc w:val="center"/>
               <w:rPr>
                 <w:rFonts w:ascii="Times New Roman" w:hAnsi="Times New Roman" w:cs="Times New Roman"/>
@@ -6205,6 +7458,22 @@
         </w:tc>
       </w:tr>
       <w:tr>
+        <w:tblPrEx>
+          <w:tblBorders>
+            <w:top w:val="single" w:color="auto" w:sz="4" w:space="0"/>
+            <w:left w:val="single" w:color="auto" w:sz="4" w:space="0"/>
+            <w:bottom w:val="single" w:color="auto" w:sz="4" w:space="0"/>
+            <w:right w:val="single" w:color="auto" w:sz="4" w:space="0"/>
+            <w:insideH w:val="single" w:color="auto" w:sz="4" w:space="0"/>
+            <w:insideV w:val="single" w:color="auto" w:sz="4" w:space="0"/>
+          </w:tblBorders>
+          <w:tblCellMar>
+            <w:top w:w="0" w:type="dxa"/>
+            <w:left w:w="108" w:type="dxa"/>
+            <w:bottom w:w="0" w:type="dxa"/>
+            <w:right w:w="108" w:type="dxa"/>
+          </w:tblCellMar>
+        </w:tblPrEx>
         <w:tc>
           <w:tcPr>
             <w:tcW w:w="1490" w:type="dxa"/>
@@ -6212,6 +7481,7 @@
           <w:p>
             <w:pPr>
               <w:widowControl w:val="0"/>
+              <w:spacing w:after="0" w:line="240" w:lineRule="auto"/>
               <w:jc w:val="center"/>
               <w:rPr>
                 <w:rFonts w:ascii="Times New Roman" w:hAnsi="Times New Roman" w:cs="Times New Roman"/>
@@ -6232,6 +7502,7 @@
           <w:p>
             <w:pPr>
               <w:widowControl w:val="0"/>
+              <w:spacing w:after="0" w:line="240" w:lineRule="auto"/>
               <w:jc w:val="center"/>
               <w:rPr>
                 <w:rFonts w:ascii="Times New Roman" w:hAnsi="Times New Roman" w:cs="Times New Roman"/>
@@ -6252,6 +7523,7 @@
           <w:p>
             <w:pPr>
               <w:widowControl w:val="0"/>
+              <w:spacing w:after="0" w:line="240" w:lineRule="auto"/>
               <w:jc w:val="center"/>
               <w:rPr>
                 <w:rFonts w:ascii="Times New Roman" w:hAnsi="Times New Roman" w:cs="Times New Roman"/>
@@ -6272,6 +7544,7 @@
           <w:p>
             <w:pPr>
               <w:widowControl w:val="0"/>
+              <w:spacing w:after="0" w:line="240" w:lineRule="auto"/>
               <w:jc w:val="center"/>
               <w:rPr>
                 <w:rFonts w:ascii="Times New Roman" w:hAnsi="Times New Roman" w:cs="Times New Roman"/>
@@ -6292,6 +7565,7 @@
           <w:p>
             <w:pPr>
               <w:widowControl w:val="0"/>
+              <w:spacing w:after="0" w:line="240" w:lineRule="auto"/>
               <w:jc w:val="center"/>
               <w:rPr>
                 <w:rFonts w:ascii="Times New Roman" w:hAnsi="Times New Roman" w:cs="Times New Roman"/>
@@ -6307,6 +7581,22 @@
         </w:tc>
       </w:tr>
       <w:tr>
+        <w:tblPrEx>
+          <w:tblBorders>
+            <w:top w:val="single" w:color="auto" w:sz="4" w:space="0"/>
+            <w:left w:val="single" w:color="auto" w:sz="4" w:space="0"/>
+            <w:bottom w:val="single" w:color="auto" w:sz="4" w:space="0"/>
+            <w:right w:val="single" w:color="auto" w:sz="4" w:space="0"/>
+            <w:insideH w:val="single" w:color="auto" w:sz="4" w:space="0"/>
+            <w:insideV w:val="single" w:color="auto" w:sz="4" w:space="0"/>
+          </w:tblBorders>
+          <w:tblCellMar>
+            <w:top w:w="0" w:type="dxa"/>
+            <w:left w:w="108" w:type="dxa"/>
+            <w:bottom w:w="0" w:type="dxa"/>
+            <w:right w:w="108" w:type="dxa"/>
+          </w:tblCellMar>
+        </w:tblPrEx>
         <w:tc>
           <w:tcPr>
             <w:tcW w:w="1490" w:type="dxa"/>
@@ -6314,6 +7604,7 @@
           <w:p>
             <w:pPr>
               <w:widowControl w:val="0"/>
+              <w:spacing w:after="0" w:line="240" w:lineRule="auto"/>
               <w:jc w:val="center"/>
               <w:rPr>
                 <w:rFonts w:ascii="Times New Roman" w:hAnsi="Times New Roman" w:cs="Times New Roman"/>
@@ -6334,6 +7625,7 @@
           <w:p>
             <w:pPr>
               <w:widowControl w:val="0"/>
+              <w:spacing w:after="0" w:line="240" w:lineRule="auto"/>
               <w:jc w:val="center"/>
               <w:rPr>
                 <w:rFonts w:ascii="Times New Roman" w:hAnsi="Times New Roman" w:cs="Times New Roman"/>
@@ -6354,6 +7646,7 @@
           <w:p>
             <w:pPr>
               <w:widowControl w:val="0"/>
+              <w:spacing w:after="0" w:line="240" w:lineRule="auto"/>
               <w:jc w:val="center"/>
               <w:rPr>
                 <w:rFonts w:ascii="Times New Roman" w:hAnsi="Times New Roman" w:cs="Times New Roman"/>
@@ -6374,6 +7667,7 @@
           <w:p>
             <w:pPr>
               <w:widowControl w:val="0"/>
+              <w:spacing w:after="0" w:line="240" w:lineRule="auto"/>
               <w:jc w:val="center"/>
               <w:rPr>
                 <w:rFonts w:ascii="Times New Roman" w:hAnsi="Times New Roman" w:cs="Times New Roman"/>
@@ -6394,6 +7688,7 @@
           <w:p>
             <w:pPr>
               <w:widowControl w:val="0"/>
+              <w:spacing w:after="0" w:line="240" w:lineRule="auto"/>
               <w:jc w:val="center"/>
               <w:rPr>
                 <w:rFonts w:ascii="Times New Roman" w:hAnsi="Times New Roman" w:cs="Times New Roman"/>
@@ -6409,6 +7704,22 @@
         </w:tc>
       </w:tr>
       <w:tr>
+        <w:tblPrEx>
+          <w:tblBorders>
+            <w:top w:val="single" w:color="auto" w:sz="4" w:space="0"/>
+            <w:left w:val="single" w:color="auto" w:sz="4" w:space="0"/>
+            <w:bottom w:val="single" w:color="auto" w:sz="4" w:space="0"/>
+            <w:right w:val="single" w:color="auto" w:sz="4" w:space="0"/>
+            <w:insideH w:val="single" w:color="auto" w:sz="4" w:space="0"/>
+            <w:insideV w:val="single" w:color="auto" w:sz="4" w:space="0"/>
+          </w:tblBorders>
+          <w:tblCellMar>
+            <w:top w:w="0" w:type="dxa"/>
+            <w:left w:w="108" w:type="dxa"/>
+            <w:bottom w:w="0" w:type="dxa"/>
+            <w:right w:w="108" w:type="dxa"/>
+          </w:tblCellMar>
+        </w:tblPrEx>
         <w:tc>
           <w:tcPr>
             <w:tcW w:w="1490" w:type="dxa"/>
@@ -6416,6 +7727,7 @@
           <w:p>
             <w:pPr>
               <w:widowControl w:val="0"/>
+              <w:spacing w:after="0" w:line="240" w:lineRule="auto"/>
               <w:jc w:val="center"/>
               <w:rPr>
                 <w:rFonts w:ascii="Times New Roman" w:hAnsi="Times New Roman" w:cs="Times New Roman"/>
@@ -6436,6 +7748,7 @@
           <w:p>
             <w:pPr>
               <w:widowControl w:val="0"/>
+              <w:spacing w:after="0" w:line="240" w:lineRule="auto"/>
               <w:jc w:val="center"/>
               <w:rPr>
                 <w:rFonts w:ascii="Times New Roman" w:hAnsi="Times New Roman" w:cs="Times New Roman"/>
@@ -6456,6 +7769,7 @@
           <w:p>
             <w:pPr>
               <w:widowControl w:val="0"/>
+              <w:spacing w:after="0" w:line="240" w:lineRule="auto"/>
               <w:jc w:val="center"/>
               <w:rPr>
                 <w:rFonts w:ascii="Times New Roman" w:hAnsi="Times New Roman" w:cs="Times New Roman"/>
@@ -6476,6 +7790,7 @@
           <w:p>
             <w:pPr>
               <w:widowControl w:val="0"/>
+              <w:spacing w:after="0" w:line="240" w:lineRule="auto"/>
               <w:jc w:val="center"/>
               <w:rPr>
                 <w:rFonts w:ascii="Times New Roman" w:hAnsi="Times New Roman" w:cs="Times New Roman"/>
@@ -6496,6 +7811,7 @@
           <w:p>
             <w:pPr>
               <w:widowControl w:val="0"/>
+              <w:spacing w:after="0" w:line="240" w:lineRule="auto"/>
               <w:jc w:val="center"/>
               <w:rPr>
                 <w:rFonts w:ascii="Times New Roman" w:hAnsi="Times New Roman" w:cs="Times New Roman"/>
@@ -6538,15 +7854,29 @@
           <w:sz w:val="28"/>
           <w:szCs w:val="28"/>
         </w:rPr>
-        <w:lastRenderedPageBreak/>
         <w:t>Продолжение таблицы 2</w:t>
       </w:r>
     </w:p>
     <w:tbl>
       <w:tblPr>
-        <w:tblStyle w:val="ae"/>
+        <w:tblStyle w:val="17"/>
         <w:tblW w:w="0" w:type="auto"/>
-        <w:tblLook w:val="04A0" w:firstRow="1" w:lastRow="0" w:firstColumn="1" w:lastColumn="0" w:noHBand="0" w:noVBand="1"/>
+        <w:tblInd w:w="0" w:type="dxa"/>
+        <w:tblBorders>
+          <w:top w:val="single" w:color="auto" w:sz="4" w:space="0"/>
+          <w:left w:val="single" w:color="auto" w:sz="4" w:space="0"/>
+          <w:bottom w:val="single" w:color="auto" w:sz="4" w:space="0"/>
+          <w:right w:val="single" w:color="auto" w:sz="4" w:space="0"/>
+          <w:insideH w:val="single" w:color="auto" w:sz="4" w:space="0"/>
+          <w:insideV w:val="single" w:color="auto" w:sz="4" w:space="0"/>
+        </w:tblBorders>
+        <w:tblLayout w:type="autofit"/>
+        <w:tblCellMar>
+          <w:top w:w="0" w:type="dxa"/>
+          <w:left w:w="108" w:type="dxa"/>
+          <w:bottom w:w="0" w:type="dxa"/>
+          <w:right w:w="108" w:type="dxa"/>
+        </w:tblCellMar>
       </w:tblPr>
       <w:tblGrid>
         <w:gridCol w:w="1655"/>
@@ -6556,6 +7886,22 @@
         <w:gridCol w:w="1920"/>
       </w:tblGrid>
       <w:tr>
+        <w:tblPrEx>
+          <w:tblBorders>
+            <w:top w:val="single" w:color="auto" w:sz="4" w:space="0"/>
+            <w:left w:val="single" w:color="auto" w:sz="4" w:space="0"/>
+            <w:bottom w:val="single" w:color="auto" w:sz="4" w:space="0"/>
+            <w:right w:val="single" w:color="auto" w:sz="4" w:space="0"/>
+            <w:insideH w:val="single" w:color="auto" w:sz="4" w:space="0"/>
+            <w:insideV w:val="single" w:color="auto" w:sz="4" w:space="0"/>
+          </w:tblBorders>
+          <w:tblCellMar>
+            <w:top w:w="0" w:type="dxa"/>
+            <w:left w:w="108" w:type="dxa"/>
+            <w:bottom w:w="0" w:type="dxa"/>
+            <w:right w:w="108" w:type="dxa"/>
+          </w:tblCellMar>
+        </w:tblPrEx>
         <w:tc>
           <w:tcPr>
             <w:tcW w:w="1655" w:type="dxa"/>
@@ -6564,6 +7910,7 @@
           <w:p>
             <w:pPr>
               <w:widowControl w:val="0"/>
+              <w:spacing w:after="0" w:line="240" w:lineRule="auto"/>
               <w:jc w:val="center"/>
               <w:rPr>
                 <w:rFonts w:ascii="Times New Roman" w:hAnsi="Times New Roman" w:cs="Times New Roman"/>
@@ -6574,14 +7921,7 @@
                 <w:rFonts w:ascii="Times New Roman" w:hAnsi="Times New Roman" w:cs="Times New Roman"/>
                 <w:color w:val="FFFFFF"/>
               </w:rPr>
-              <w:t xml:space="preserve">Порядковый </w:t>
-            </w:r>
-            <w:r>
-              <w:rPr>
-                <w:rFonts w:ascii="Times New Roman" w:hAnsi="Times New Roman" w:cs="Times New Roman"/>
-                <w:color w:val="FFFFFF"/>
-              </w:rPr>
-              <w:t>№</w:t>
+              <w:t>Порядковый №</w:t>
             </w:r>
           </w:p>
         </w:tc>
@@ -6593,6 +7933,7 @@
           <w:p>
             <w:pPr>
               <w:widowControl w:val="0"/>
+              <w:spacing w:after="0" w:line="240" w:lineRule="auto"/>
               <w:jc w:val="center"/>
               <w:rPr>
                 <w:rFonts w:ascii="Times New Roman" w:hAnsi="Times New Roman" w:cs="Times New Roman"/>
@@ -6616,6 +7957,7 @@
           <w:p>
             <w:pPr>
               <w:widowControl w:val="0"/>
+              <w:spacing w:after="0" w:line="240" w:lineRule="auto"/>
               <w:jc w:val="center"/>
               <w:rPr>
                 <w:rFonts w:ascii="Times New Roman" w:hAnsi="Times New Roman" w:cs="Times New Roman"/>
@@ -6638,6 +7980,7 @@
           <w:p>
             <w:pPr>
               <w:widowControl w:val="0"/>
+              <w:spacing w:after="0" w:line="240" w:lineRule="auto"/>
               <w:jc w:val="center"/>
               <w:rPr>
                 <w:rFonts w:ascii="Times New Roman" w:hAnsi="Times New Roman" w:cs="Times New Roman"/>
@@ -6661,6 +8004,7 @@
           <w:p>
             <w:pPr>
               <w:widowControl w:val="0"/>
+              <w:spacing w:after="0" w:line="240" w:lineRule="auto"/>
               <w:jc w:val="center"/>
               <w:rPr>
                 <w:rFonts w:ascii="Times New Roman" w:hAnsi="Times New Roman" w:cs="Times New Roman"/>
@@ -6677,6 +8021,22 @@
         </w:tc>
       </w:tr>
       <w:tr>
+        <w:tblPrEx>
+          <w:tblBorders>
+            <w:top w:val="single" w:color="auto" w:sz="4" w:space="0"/>
+            <w:left w:val="single" w:color="auto" w:sz="4" w:space="0"/>
+            <w:bottom w:val="single" w:color="auto" w:sz="4" w:space="0"/>
+            <w:right w:val="single" w:color="auto" w:sz="4" w:space="0"/>
+            <w:insideH w:val="single" w:color="auto" w:sz="4" w:space="0"/>
+            <w:insideV w:val="single" w:color="auto" w:sz="4" w:space="0"/>
+          </w:tblBorders>
+          <w:tblCellMar>
+            <w:top w:w="0" w:type="dxa"/>
+            <w:left w:w="108" w:type="dxa"/>
+            <w:bottom w:w="0" w:type="dxa"/>
+            <w:right w:w="108" w:type="dxa"/>
+          </w:tblCellMar>
+        </w:tblPrEx>
         <w:tc>
           <w:tcPr>
             <w:tcW w:w="1655" w:type="dxa"/>
@@ -6684,6 +8044,7 @@
           <w:p>
             <w:pPr>
               <w:widowControl w:val="0"/>
+              <w:spacing w:after="0" w:line="240" w:lineRule="auto"/>
               <w:jc w:val="center"/>
               <w:rPr>
                 <w:rFonts w:ascii="Times New Roman" w:hAnsi="Times New Roman" w:cs="Times New Roman"/>
@@ -6704,6 +8065,7 @@
           <w:p>
             <w:pPr>
               <w:widowControl w:val="0"/>
+              <w:spacing w:after="0" w:line="240" w:lineRule="auto"/>
               <w:jc w:val="center"/>
               <w:rPr>
                 <w:rFonts w:ascii="Times New Roman" w:hAnsi="Times New Roman" w:cs="Times New Roman"/>
@@ -6724,6 +8086,7 @@
           <w:p>
             <w:pPr>
               <w:widowControl w:val="0"/>
+              <w:spacing w:after="0" w:line="240" w:lineRule="auto"/>
               <w:jc w:val="center"/>
               <w:rPr>
                 <w:rFonts w:ascii="Times New Roman" w:hAnsi="Times New Roman" w:cs="Times New Roman"/>
@@ -6744,6 +8107,7 @@
           <w:p>
             <w:pPr>
               <w:widowControl w:val="0"/>
+              <w:spacing w:after="0" w:line="240" w:lineRule="auto"/>
               <w:jc w:val="center"/>
               <w:rPr>
                 <w:rFonts w:ascii="Times New Roman" w:hAnsi="Times New Roman" w:cs="Times New Roman"/>
@@ -6764,6 +8128,7 @@
           <w:p>
             <w:pPr>
               <w:widowControl w:val="0"/>
+              <w:spacing w:after="0" w:line="240" w:lineRule="auto"/>
               <w:jc w:val="center"/>
               <w:rPr>
                 <w:rFonts w:ascii="Times New Roman" w:hAnsi="Times New Roman" w:cs="Times New Roman"/>
@@ -6779,6 +8144,22 @@
         </w:tc>
       </w:tr>
       <w:tr>
+        <w:tblPrEx>
+          <w:tblBorders>
+            <w:top w:val="single" w:color="auto" w:sz="4" w:space="0"/>
+            <w:left w:val="single" w:color="auto" w:sz="4" w:space="0"/>
+            <w:bottom w:val="single" w:color="auto" w:sz="4" w:space="0"/>
+            <w:right w:val="single" w:color="auto" w:sz="4" w:space="0"/>
+            <w:insideH w:val="single" w:color="auto" w:sz="4" w:space="0"/>
+            <w:insideV w:val="single" w:color="auto" w:sz="4" w:space="0"/>
+          </w:tblBorders>
+          <w:tblCellMar>
+            <w:top w:w="0" w:type="dxa"/>
+            <w:left w:w="108" w:type="dxa"/>
+            <w:bottom w:w="0" w:type="dxa"/>
+            <w:right w:w="108" w:type="dxa"/>
+          </w:tblCellMar>
+        </w:tblPrEx>
         <w:tc>
           <w:tcPr>
             <w:tcW w:w="1655" w:type="dxa"/>
@@ -6786,6 +8167,7 @@
           <w:p>
             <w:pPr>
               <w:widowControl w:val="0"/>
+              <w:spacing w:after="0" w:line="240" w:lineRule="auto"/>
               <w:jc w:val="center"/>
               <w:rPr>
                 <w:rFonts w:ascii="Times New Roman" w:hAnsi="Times New Roman" w:cs="Times New Roman"/>
@@ -6806,6 +8188,7 @@
           <w:p>
             <w:pPr>
               <w:widowControl w:val="0"/>
+              <w:spacing w:after="0" w:line="240" w:lineRule="auto"/>
               <w:jc w:val="center"/>
               <w:rPr>
                 <w:rFonts w:ascii="Times New Roman" w:hAnsi="Times New Roman" w:cs="Times New Roman"/>
@@ -6826,6 +8209,7 @@
           <w:p>
             <w:pPr>
               <w:widowControl w:val="0"/>
+              <w:spacing w:after="0" w:line="240" w:lineRule="auto"/>
               <w:jc w:val="center"/>
               <w:rPr>
                 <w:rFonts w:ascii="Times New Roman" w:hAnsi="Times New Roman" w:cs="Times New Roman"/>
@@ -6846,6 +8230,7 @@
           <w:p>
             <w:pPr>
               <w:widowControl w:val="0"/>
+              <w:spacing w:after="0" w:line="240" w:lineRule="auto"/>
               <w:jc w:val="center"/>
               <w:rPr>
                 <w:rFonts w:ascii="Times New Roman" w:hAnsi="Times New Roman" w:cs="Times New Roman"/>
@@ -6866,6 +8251,7 @@
           <w:p>
             <w:pPr>
               <w:widowControl w:val="0"/>
+              <w:spacing w:after="0" w:line="240" w:lineRule="auto"/>
               <w:jc w:val="center"/>
               <w:rPr>
                 <w:rFonts w:ascii="Times New Roman" w:hAnsi="Times New Roman" w:cs="Times New Roman"/>
@@ -6881,6 +8267,22 @@
         </w:tc>
       </w:tr>
       <w:tr>
+        <w:tblPrEx>
+          <w:tblBorders>
+            <w:top w:val="single" w:color="auto" w:sz="4" w:space="0"/>
+            <w:left w:val="single" w:color="auto" w:sz="4" w:space="0"/>
+            <w:bottom w:val="single" w:color="auto" w:sz="4" w:space="0"/>
+            <w:right w:val="single" w:color="auto" w:sz="4" w:space="0"/>
+            <w:insideH w:val="single" w:color="auto" w:sz="4" w:space="0"/>
+            <w:insideV w:val="single" w:color="auto" w:sz="4" w:space="0"/>
+          </w:tblBorders>
+          <w:tblCellMar>
+            <w:top w:w="0" w:type="dxa"/>
+            <w:left w:w="108" w:type="dxa"/>
+            <w:bottom w:w="0" w:type="dxa"/>
+            <w:right w:w="108" w:type="dxa"/>
+          </w:tblCellMar>
+        </w:tblPrEx>
         <w:tc>
           <w:tcPr>
             <w:tcW w:w="1655" w:type="dxa"/>
@@ -6888,6 +8290,7 @@
           <w:p>
             <w:pPr>
               <w:widowControl w:val="0"/>
+              <w:spacing w:after="0" w:line="240" w:lineRule="auto"/>
               <w:jc w:val="center"/>
               <w:rPr>
                 <w:rFonts w:ascii="Times New Roman" w:hAnsi="Times New Roman" w:cs="Times New Roman"/>
@@ -6908,6 +8311,7 @@
           <w:p>
             <w:pPr>
               <w:widowControl w:val="0"/>
+              <w:spacing w:after="0" w:line="240" w:lineRule="auto"/>
               <w:jc w:val="center"/>
               <w:rPr>
                 <w:rFonts w:ascii="Times New Roman" w:hAnsi="Times New Roman" w:cs="Times New Roman"/>
@@ -6928,6 +8332,7 @@
           <w:p>
             <w:pPr>
               <w:widowControl w:val="0"/>
+              <w:spacing w:after="0" w:line="240" w:lineRule="auto"/>
               <w:jc w:val="center"/>
               <w:rPr>
                 <w:rFonts w:ascii="Times New Roman" w:hAnsi="Times New Roman" w:cs="Times New Roman"/>
@@ -6948,6 +8353,7 @@
           <w:p>
             <w:pPr>
               <w:widowControl w:val="0"/>
+              <w:spacing w:after="0" w:line="240" w:lineRule="auto"/>
               <w:jc w:val="center"/>
               <w:rPr>
                 <w:rFonts w:ascii="Times New Roman" w:hAnsi="Times New Roman" w:cs="Times New Roman"/>
@@ -6968,6 +8374,7 @@
           <w:p>
             <w:pPr>
               <w:widowControl w:val="0"/>
+              <w:spacing w:after="0" w:line="240" w:lineRule="auto"/>
               <w:jc w:val="center"/>
               <w:rPr>
                 <w:rFonts w:ascii="Times New Roman" w:hAnsi="Times New Roman" w:cs="Times New Roman"/>
@@ -6983,6 +8390,22 @@
         </w:tc>
       </w:tr>
       <w:tr>
+        <w:tblPrEx>
+          <w:tblBorders>
+            <w:top w:val="single" w:color="auto" w:sz="4" w:space="0"/>
+            <w:left w:val="single" w:color="auto" w:sz="4" w:space="0"/>
+            <w:bottom w:val="single" w:color="auto" w:sz="4" w:space="0"/>
+            <w:right w:val="single" w:color="auto" w:sz="4" w:space="0"/>
+            <w:insideH w:val="single" w:color="auto" w:sz="4" w:space="0"/>
+            <w:insideV w:val="single" w:color="auto" w:sz="4" w:space="0"/>
+          </w:tblBorders>
+          <w:tblCellMar>
+            <w:top w:w="0" w:type="dxa"/>
+            <w:left w:w="108" w:type="dxa"/>
+            <w:bottom w:w="0" w:type="dxa"/>
+            <w:right w:w="108" w:type="dxa"/>
+          </w:tblCellMar>
+        </w:tblPrEx>
         <w:tc>
           <w:tcPr>
             <w:tcW w:w="1655" w:type="dxa"/>
@@ -6990,6 +8413,7 @@
           <w:p>
             <w:pPr>
               <w:widowControl w:val="0"/>
+              <w:spacing w:after="0" w:line="240" w:lineRule="auto"/>
               <w:jc w:val="center"/>
               <w:rPr>
                 <w:rFonts w:ascii="Times New Roman" w:hAnsi="Times New Roman" w:cs="Times New Roman"/>
@@ -7010,6 +8434,7 @@
           <w:p>
             <w:pPr>
               <w:widowControl w:val="0"/>
+              <w:spacing w:after="0" w:line="240" w:lineRule="auto"/>
               <w:jc w:val="center"/>
               <w:rPr>
                 <w:rFonts w:ascii="Times New Roman" w:hAnsi="Times New Roman" w:cs="Times New Roman"/>
@@ -7030,6 +8455,7 @@
           <w:p>
             <w:pPr>
               <w:widowControl w:val="0"/>
+              <w:spacing w:after="0" w:line="240" w:lineRule="auto"/>
               <w:jc w:val="center"/>
               <w:rPr>
                 <w:rFonts w:ascii="Times New Roman" w:hAnsi="Times New Roman" w:cs="Times New Roman"/>
@@ -7050,6 +8476,7 @@
           <w:p>
             <w:pPr>
               <w:widowControl w:val="0"/>
+              <w:spacing w:after="0" w:line="240" w:lineRule="auto"/>
               <w:jc w:val="center"/>
               <w:rPr>
                 <w:rFonts w:ascii="Times New Roman" w:hAnsi="Times New Roman" w:cs="Times New Roman"/>
@@ -7070,6 +8497,7 @@
           <w:p>
             <w:pPr>
               <w:widowControl w:val="0"/>
+              <w:spacing w:after="0" w:line="240" w:lineRule="auto"/>
               <w:jc w:val="center"/>
               <w:rPr>
                 <w:rFonts w:ascii="Times New Roman" w:hAnsi="Times New Roman" w:cs="Times New Roman"/>
@@ -7085,6 +8513,22 @@
         </w:tc>
       </w:tr>
       <w:tr>
+        <w:tblPrEx>
+          <w:tblBorders>
+            <w:top w:val="single" w:color="auto" w:sz="4" w:space="0"/>
+            <w:left w:val="single" w:color="auto" w:sz="4" w:space="0"/>
+            <w:bottom w:val="single" w:color="auto" w:sz="4" w:space="0"/>
+            <w:right w:val="single" w:color="auto" w:sz="4" w:space="0"/>
+            <w:insideH w:val="single" w:color="auto" w:sz="4" w:space="0"/>
+            <w:insideV w:val="single" w:color="auto" w:sz="4" w:space="0"/>
+          </w:tblBorders>
+          <w:tblCellMar>
+            <w:top w:w="0" w:type="dxa"/>
+            <w:left w:w="108" w:type="dxa"/>
+            <w:bottom w:w="0" w:type="dxa"/>
+            <w:right w:w="108" w:type="dxa"/>
+          </w:tblCellMar>
+        </w:tblPrEx>
         <w:tc>
           <w:tcPr>
             <w:tcW w:w="1655" w:type="dxa"/>
@@ -7092,6 +8536,7 @@
           <w:p>
             <w:pPr>
               <w:widowControl w:val="0"/>
+              <w:spacing w:after="0" w:line="240" w:lineRule="auto"/>
               <w:jc w:val="center"/>
               <w:rPr>
                 <w:rFonts w:ascii="Times New Roman" w:hAnsi="Times New Roman" w:cs="Times New Roman"/>
@@ -7112,6 +8557,7 @@
           <w:p>
             <w:pPr>
               <w:widowControl w:val="0"/>
+              <w:spacing w:after="0" w:line="240" w:lineRule="auto"/>
               <w:jc w:val="center"/>
               <w:rPr>
                 <w:rFonts w:ascii="Times New Roman" w:hAnsi="Times New Roman" w:cs="Times New Roman"/>
@@ -7132,6 +8578,7 @@
           <w:p>
             <w:pPr>
               <w:widowControl w:val="0"/>
+              <w:spacing w:after="0" w:line="240" w:lineRule="auto"/>
               <w:jc w:val="center"/>
               <w:rPr>
                 <w:rFonts w:ascii="Times New Roman" w:hAnsi="Times New Roman" w:cs="Times New Roman"/>
@@ -7152,6 +8599,7 @@
           <w:p>
             <w:pPr>
               <w:widowControl w:val="0"/>
+              <w:spacing w:after="0" w:line="240" w:lineRule="auto"/>
               <w:jc w:val="center"/>
               <w:rPr>
                 <w:rFonts w:ascii="Times New Roman" w:hAnsi="Times New Roman" w:cs="Times New Roman"/>
@@ -7172,6 +8620,7 @@
           <w:p>
             <w:pPr>
               <w:widowControl w:val="0"/>
+              <w:spacing w:after="0" w:line="240" w:lineRule="auto"/>
               <w:jc w:val="center"/>
               <w:rPr>
                 <w:rFonts w:ascii="Times New Roman" w:hAnsi="Times New Roman" w:cs="Times New Roman"/>
@@ -7187,6 +8636,22 @@
         </w:tc>
       </w:tr>
       <w:tr>
+        <w:tblPrEx>
+          <w:tblBorders>
+            <w:top w:val="single" w:color="auto" w:sz="4" w:space="0"/>
+            <w:left w:val="single" w:color="auto" w:sz="4" w:space="0"/>
+            <w:bottom w:val="single" w:color="auto" w:sz="4" w:space="0"/>
+            <w:right w:val="single" w:color="auto" w:sz="4" w:space="0"/>
+            <w:insideH w:val="single" w:color="auto" w:sz="4" w:space="0"/>
+            <w:insideV w:val="single" w:color="auto" w:sz="4" w:space="0"/>
+          </w:tblBorders>
+          <w:tblCellMar>
+            <w:top w:w="0" w:type="dxa"/>
+            <w:left w:w="108" w:type="dxa"/>
+            <w:bottom w:w="0" w:type="dxa"/>
+            <w:right w:w="108" w:type="dxa"/>
+          </w:tblCellMar>
+        </w:tblPrEx>
         <w:tc>
           <w:tcPr>
             <w:tcW w:w="1655" w:type="dxa"/>
@@ -7194,6 +8659,7 @@
           <w:p>
             <w:pPr>
               <w:widowControl w:val="0"/>
+              <w:spacing w:after="0" w:line="240" w:lineRule="auto"/>
               <w:jc w:val="center"/>
               <w:rPr>
                 <w:rFonts w:ascii="Times New Roman" w:hAnsi="Times New Roman" w:cs="Times New Roman"/>
@@ -7214,6 +8680,7 @@
           <w:p>
             <w:pPr>
               <w:widowControl w:val="0"/>
+              <w:spacing w:after="0" w:line="240" w:lineRule="auto"/>
               <w:jc w:val="center"/>
               <w:rPr>
                 <w:rFonts w:ascii="Times New Roman" w:hAnsi="Times New Roman" w:cs="Times New Roman"/>
@@ -7234,6 +8701,7 @@
           <w:p>
             <w:pPr>
               <w:widowControl w:val="0"/>
+              <w:spacing w:after="0" w:line="240" w:lineRule="auto"/>
               <w:jc w:val="center"/>
               <w:rPr>
                 <w:rFonts w:ascii="Times New Roman" w:hAnsi="Times New Roman" w:cs="Times New Roman"/>
@@ -7254,6 +8722,7 @@
           <w:p>
             <w:pPr>
               <w:widowControl w:val="0"/>
+              <w:spacing w:after="0" w:line="240" w:lineRule="auto"/>
               <w:jc w:val="center"/>
               <w:rPr>
                 <w:rFonts w:ascii="Times New Roman" w:hAnsi="Times New Roman" w:cs="Times New Roman"/>
@@ -7274,6 +8743,7 @@
           <w:p>
             <w:pPr>
               <w:widowControl w:val="0"/>
+              <w:spacing w:after="0" w:line="240" w:lineRule="auto"/>
               <w:jc w:val="center"/>
               <w:rPr>
                 <w:rFonts w:ascii="Times New Roman" w:hAnsi="Times New Roman" w:cs="Times New Roman"/>
@@ -7289,6 +8759,22 @@
         </w:tc>
       </w:tr>
       <w:tr>
+        <w:tblPrEx>
+          <w:tblBorders>
+            <w:top w:val="single" w:color="auto" w:sz="4" w:space="0"/>
+            <w:left w:val="single" w:color="auto" w:sz="4" w:space="0"/>
+            <w:bottom w:val="single" w:color="auto" w:sz="4" w:space="0"/>
+            <w:right w:val="single" w:color="auto" w:sz="4" w:space="0"/>
+            <w:insideH w:val="single" w:color="auto" w:sz="4" w:space="0"/>
+            <w:insideV w:val="single" w:color="auto" w:sz="4" w:space="0"/>
+          </w:tblBorders>
+          <w:tblCellMar>
+            <w:top w:w="0" w:type="dxa"/>
+            <w:left w:w="108" w:type="dxa"/>
+            <w:bottom w:w="0" w:type="dxa"/>
+            <w:right w:w="108" w:type="dxa"/>
+          </w:tblCellMar>
+        </w:tblPrEx>
         <w:tc>
           <w:tcPr>
             <w:tcW w:w="1655" w:type="dxa"/>
@@ -7296,6 +8782,7 @@
           <w:p>
             <w:pPr>
               <w:widowControl w:val="0"/>
+              <w:spacing w:after="0" w:line="240" w:lineRule="auto"/>
               <w:jc w:val="center"/>
               <w:rPr>
                 <w:rFonts w:ascii="Times New Roman" w:hAnsi="Times New Roman" w:cs="Times New Roman"/>
@@ -7316,6 +8803,7 @@
           <w:p>
             <w:pPr>
               <w:widowControl w:val="0"/>
+              <w:spacing w:after="0" w:line="240" w:lineRule="auto"/>
               <w:jc w:val="center"/>
               <w:rPr>
                 <w:rFonts w:ascii="Times New Roman" w:hAnsi="Times New Roman" w:cs="Times New Roman"/>
@@ -7336,6 +8824,7 @@
           <w:p>
             <w:pPr>
               <w:widowControl w:val="0"/>
+              <w:spacing w:after="0" w:line="240" w:lineRule="auto"/>
               <w:jc w:val="center"/>
               <w:rPr>
                 <w:rFonts w:ascii="Times New Roman" w:hAnsi="Times New Roman" w:cs="Times New Roman"/>
@@ -7356,6 +8845,7 @@
           <w:p>
             <w:pPr>
               <w:widowControl w:val="0"/>
+              <w:spacing w:after="0" w:line="240" w:lineRule="auto"/>
               <w:jc w:val="center"/>
               <w:rPr>
                 <w:rFonts w:ascii="Times New Roman" w:hAnsi="Times New Roman" w:cs="Times New Roman"/>
@@ -7376,6 +8866,7 @@
           <w:p>
             <w:pPr>
               <w:widowControl w:val="0"/>
+              <w:spacing w:after="0" w:line="240" w:lineRule="auto"/>
               <w:jc w:val="center"/>
               <w:rPr>
                 <w:rFonts w:ascii="Times New Roman" w:hAnsi="Times New Roman" w:cs="Times New Roman"/>
@@ -7406,812 +8897,251 @@
     <w:sectPr>
       <w:pgSz w:w="11906" w:h="16838"/>
       <w:pgMar w:top="1134" w:right="851" w:bottom="1134" w:left="1701" w:header="708" w:footer="708" w:gutter="0"/>
-      <w:cols w:space="708"/>
-      <w:docGrid w:linePitch="360"/>
+      <w:cols w:space="708" w:num="1"/>
+      <w:docGrid w:linePitch="360" w:charSpace="0"/>
     </w:sectPr>
   </w:body>
 </w:document>
 </file>
 
-<file path=word/numbering.xml><?xml version="1.0" encoding="utf-8"?>
-<w:numbering xmlns:wpc="http://schemas.microsoft.com/office/word/2010/wordprocessingCanvas" xmlns:cx="http://schemas.microsoft.com/office/drawing/2014/chartex" xmlns:cx1="http://schemas.microsoft.com/office/drawing/2015/9/8/chartex" xmlns:cx2="http://schemas.microsoft.com/office/drawing/2015/10/21/chartex" xmlns:cx3="http://schemas.microsoft.com/office/drawing/2016/5/9/chartex" xmlns:cx4="http://schemas.microsoft.com/office/drawing/2016/5/10/chartex" xmlns:cx5="http://schemas.microsoft.com/office/drawing/2016/5/11/chartex" xmlns:cx6="http://schemas.microsoft.com/office/drawing/2016/5/12/chartex" xmlns:cx7="http://schemas.microsoft.com/office/drawing/2016/5/13/chartex" xmlns:cx8="http://schemas.microsoft.com/office/drawing/2016/5/14/chartex" xmlns:mc="http://schemas.openxmlformats.org/markup-compatibility/2006" xmlns:aink="http://schemas.microsoft.com/office/drawing/2016/ink" xmlns:am3d="http://schemas.microsoft.com/office/drawing/2017/model3d" xmlns:o="urn:schemas-microsoft-com:office:office" xmlns:oel="http://schemas.microsoft.com/office/2019/extlst" xmlns:r="http://schemas.openxmlformats.org/officeDocument/2006/relationships" xmlns:m="http://schemas.openxmlformats.org/officeDocument/2006/math" xmlns:v="urn:schemas-microsoft-com:vml" xmlns:wp14="http://schemas.microsoft.com/office/word/2010/wordprocessingDrawing" xmlns:wp="http://schemas.openxmlformats.org/drawingml/2006/wordprocessingDrawing" xmlns:w10="urn:schemas-microsoft-com:office:word" xmlns:w="http://schemas.openxmlformats.org/wordprocessingml/2006/main" xmlns:w14="http://schemas.microsoft.com/office/word/2010/wordml" xmlns:w15="http://schemas.microsoft.com/office/word/2012/wordml" xmlns:w16cex="http://schemas.microsoft.com/office/word/2018/wordml/cex" xmlns:w16cid="http://schemas.microsoft.com/office/word/2016/wordml/cid" xmlns:w16="http://schemas.microsoft.com/office/word/2018/wordml" xmlns:w16du="http://schemas.microsoft.com/office/word/2023/wordml/word16du" xmlns:w16sdtdh="http://schemas.microsoft.com/office/word/2020/wordml/sdtdatahash" xmlns:w16sdtfl="http://schemas.microsoft.com/office/word/2024/wordml/sdtformatlock" xmlns:w16se="http://schemas.microsoft.com/office/word/2015/wordml/symex" xmlns:wpg="http://schemas.microsoft.com/office/word/2010/wordprocessingGroup" xmlns:wpi="http://schemas.microsoft.com/office/word/2010/wordprocessingInk" xmlns:wne="http://schemas.microsoft.com/office/word/2006/wordml" xmlns:wps="http://schemas.microsoft.com/office/word/2010/wordprocessingShape" mc:Ignorable="w14 w15 w16se w16cid w16 w16cex w16sdtdh w16sdtfl w16du wp14">
-  <w:abstractNum w:abstractNumId="0" w15:restartNumberingAfterBreak="0">
-    <w:nsid w:val="11FA559C"/>
-    <w:multiLevelType w:val="multilevel"/>
-    <w:tmpl w:val="F754E3D2"/>
-    <w:lvl w:ilvl="0">
-      <w:start w:val="1"/>
-      <w:numFmt w:val="decimal"/>
-      <w:lvlText w:val="%1."/>
-      <w:lvlJc w:val="left"/>
+<file path=word/endnotes.xml><?xml version="1.0" encoding="utf-8"?>
+<w:endnotes xmlns:wpc="http://schemas.microsoft.com/office/word/2010/wordprocessingCanvas" xmlns:mc="http://schemas.openxmlformats.org/markup-compatibility/2006" xmlns:o="urn:schemas-microsoft-com:office:office" xmlns:r="http://schemas.openxmlformats.org/officeDocument/2006/relationships" xmlns:m="http://schemas.openxmlformats.org/officeDocument/2006/math" xmlns:v="urn:schemas-microsoft-com:vml" xmlns:wp14="http://schemas.microsoft.com/office/word/2010/wordprocessingDrawing" xmlns:wp="http://schemas.openxmlformats.org/drawingml/2006/wordprocessingDrawing" xmlns:w="http://schemas.openxmlformats.org/wordprocessingml/2006/main" xmlns:w14="http://schemas.microsoft.com/office/word/2010/wordml" xmlns:w15="http://schemas.microsoft.com/office/word/2012/wordml" xmlns:w10="urn:schemas-microsoft-com:office:word" xmlns:wpg="http://schemas.microsoft.com/office/word/2010/wordprocessingGroup" xmlns:wpi="http://schemas.microsoft.com/office/word/2010/wordprocessingInk" xmlns:wne="http://schemas.microsoft.com/office/word/2006/wordml" xmlns:wps="http://schemas.microsoft.com/office/word/2010/wordprocessingShape" xmlns:wpsCustomData="http://www.wps.cn/officeDocument/2013/wpsCustomData" mc:Ignorable="w14 w15 wp14">
+  <w:endnote w:type="separator" w:id="0">
+    <w:p>
       <w:pPr>
-        <w:tabs>
-          <w:tab w:val="num" w:pos="720"/>
-        </w:tabs>
-        <w:ind w:left="720" w:hanging="360"/>
+        <w:spacing w:line="240" w:lineRule="auto"/>
       </w:pPr>
-    </w:lvl>
-    <w:lvl w:ilvl="1" w:tentative="1">
-      <w:start w:val="1"/>
-      <w:numFmt w:val="decimal"/>
-      <w:lvlText w:val="%2."/>
-      <w:lvlJc w:val="left"/>
+      <w:r>
+        <w:separator/>
+      </w:r>
+    </w:p>
+  </w:endnote>
+  <w:endnote w:type="continuationSeparator" w:id="1">
+    <w:p>
       <w:pPr>
-        <w:tabs>
-          <w:tab w:val="num" w:pos="1440"/>
-        </w:tabs>
-        <w:ind w:left="1440" w:hanging="360"/>
+        <w:spacing w:line="240" w:lineRule="auto"/>
       </w:pPr>
-    </w:lvl>
-    <w:lvl w:ilvl="2" w:tentative="1">
-      <w:start w:val="1"/>
-      <w:numFmt w:val="decimal"/>
-      <w:lvlText w:val="%3."/>
-      <w:lvlJc w:val="left"/>
+      <w:r>
+        <w:continuationSeparator/>
+      </w:r>
+    </w:p>
+  </w:endnote>
+</w:endnotes>
+</file>
+
+<file path=word/footnotes.xml><?xml version="1.0" encoding="utf-8"?>
+<w:footnotes xmlns:wpc="http://schemas.microsoft.com/office/word/2010/wordprocessingCanvas" xmlns:mc="http://schemas.openxmlformats.org/markup-compatibility/2006" xmlns:o="urn:schemas-microsoft-com:office:office" xmlns:r="http://schemas.openxmlformats.org/officeDocument/2006/relationships" xmlns:m="http://schemas.openxmlformats.org/officeDocument/2006/math" xmlns:v="urn:schemas-microsoft-com:vml" xmlns:wp14="http://schemas.microsoft.com/office/word/2010/wordprocessingDrawing" xmlns:wp="http://schemas.openxmlformats.org/drawingml/2006/wordprocessingDrawing" xmlns:w="http://schemas.openxmlformats.org/wordprocessingml/2006/main" xmlns:w14="http://schemas.microsoft.com/office/word/2010/wordml" xmlns:w15="http://schemas.microsoft.com/office/word/2012/wordml" xmlns:w10="urn:schemas-microsoft-com:office:word" xmlns:wpg="http://schemas.microsoft.com/office/word/2010/wordprocessingGroup" xmlns:wpi="http://schemas.microsoft.com/office/word/2010/wordprocessingInk" xmlns:wne="http://schemas.microsoft.com/office/word/2006/wordml" xmlns:wps="http://schemas.microsoft.com/office/word/2010/wordprocessingShape" xmlns:wpsCustomData="http://www.wps.cn/officeDocument/2013/wpsCustomData" mc:Ignorable="w14 w15 wp14">
+  <w:footnote w:type="separator" w:id="0">
+    <w:p>
       <w:pPr>
-        <w:tabs>
-          <w:tab w:val="num" w:pos="2160"/>
-        </w:tabs>
-        <w:ind w:left="2160" w:hanging="360"/>
+        <w:spacing w:before="0" w:after="0" w:line="278" w:lineRule="auto"/>
       </w:pPr>
-    </w:lvl>
-    <w:lvl w:ilvl="3" w:tentative="1">
-      <w:start w:val="1"/>
-      <w:numFmt w:val="decimal"/>
-      <w:lvlText w:val="%4."/>
-      <w:lvlJc w:val="left"/>
+      <w:r>
+        <w:separator/>
+      </w:r>
+    </w:p>
+  </w:footnote>
+  <w:footnote w:type="continuationSeparator" w:id="1">
+    <w:p>
       <w:pPr>
-        <w:tabs>
-          <w:tab w:val="num" w:pos="2880"/>
-        </w:tabs>
-        <w:ind w:left="2880" w:hanging="360"/>
+        <w:spacing w:before="0" w:after="0" w:line="278" w:lineRule="auto"/>
       </w:pPr>
-    </w:lvl>
-    <w:lvl w:ilvl="4" w:tentative="1">
-      <w:start w:val="1"/>
-      <w:numFmt w:val="decimal"/>
-      <w:lvlText w:val="%5."/>
-      <w:lvlJc w:val="left"/>
-      <w:pPr>
-        <w:tabs>
-          <w:tab w:val="num" w:pos="3600"/>
-        </w:tabs>
-        <w:ind w:left="3600" w:hanging="360"/>
-      </w:pPr>
-    </w:lvl>
-    <w:lvl w:ilvl="5" w:tentative="1">
-      <w:start w:val="1"/>
-      <w:numFmt w:val="decimal"/>
-      <w:lvlText w:val="%6."/>
-      <w:lvlJc w:val="left"/>
-      <w:pPr>
-        <w:tabs>
-          <w:tab w:val="num" w:pos="4320"/>
-        </w:tabs>
-        <w:ind w:left="4320" w:hanging="360"/>
-      </w:pPr>
-    </w:lvl>
-    <w:lvl w:ilvl="6" w:tentative="1">
-      <w:start w:val="1"/>
-      <w:numFmt w:val="decimal"/>
-      <w:lvlText w:val="%7."/>
-      <w:lvlJc w:val="left"/>
-      <w:pPr>
-        <w:tabs>
-          <w:tab w:val="num" w:pos="5040"/>
-        </w:tabs>
-        <w:ind w:left="5040" w:hanging="360"/>
-      </w:pPr>
-    </w:lvl>
-    <w:lvl w:ilvl="7" w:tentative="1">
-      <w:start w:val="1"/>
-      <w:numFmt w:val="decimal"/>
-      <w:lvlText w:val="%8."/>
-      <w:lvlJc w:val="left"/>
-      <w:pPr>
-        <w:tabs>
-          <w:tab w:val="num" w:pos="5760"/>
-        </w:tabs>
-        <w:ind w:left="5760" w:hanging="360"/>
-      </w:pPr>
-    </w:lvl>
-    <w:lvl w:ilvl="8" w:tentative="1">
-      <w:start w:val="1"/>
-      <w:numFmt w:val="decimal"/>
-      <w:lvlText w:val="%9."/>
-      <w:lvlJc w:val="left"/>
-      <w:pPr>
-        <w:tabs>
-          <w:tab w:val="num" w:pos="6480"/>
-        </w:tabs>
-        <w:ind w:left="6480" w:hanging="360"/>
-      </w:pPr>
-    </w:lvl>
-  </w:abstractNum>
-  <w:abstractNum w:abstractNumId="1" w15:restartNumberingAfterBreak="0">
-    <w:nsid w:val="4DCD050A"/>
-    <w:multiLevelType w:val="multilevel"/>
-    <w:tmpl w:val="05F010B2"/>
-    <w:lvl w:ilvl="0">
-      <w:start w:val="1"/>
-      <w:numFmt w:val="bullet"/>
-      <w:lvlText w:val=""/>
-      <w:lvlJc w:val="left"/>
-      <w:pPr>
-        <w:tabs>
-          <w:tab w:val="num" w:pos="720"/>
-        </w:tabs>
-        <w:ind w:left="720" w:hanging="360"/>
-      </w:pPr>
-      <w:rPr>
-        <w:rFonts w:ascii="Symbol" w:hAnsi="Symbol" w:hint="default"/>
-        <w:sz w:val="20"/>
-      </w:rPr>
-    </w:lvl>
-    <w:lvl w:ilvl="1" w:tentative="1">
-      <w:start w:val="1"/>
-      <w:numFmt w:val="bullet"/>
-      <w:lvlText w:val="o"/>
-      <w:lvlJc w:val="left"/>
-      <w:pPr>
-        <w:tabs>
-          <w:tab w:val="num" w:pos="1440"/>
-        </w:tabs>
-        <w:ind w:left="1440" w:hanging="360"/>
-      </w:pPr>
-      <w:rPr>
-        <w:rFonts w:ascii="Courier New" w:hAnsi="Courier New" w:hint="default"/>
-        <w:sz w:val="20"/>
-      </w:rPr>
-    </w:lvl>
-    <w:lvl w:ilvl="2" w:tentative="1">
-      <w:start w:val="1"/>
-      <w:numFmt w:val="bullet"/>
-      <w:lvlText w:val=""/>
-      <w:lvlJc w:val="left"/>
-      <w:pPr>
-        <w:tabs>
-          <w:tab w:val="num" w:pos="2160"/>
-        </w:tabs>
-        <w:ind w:left="2160" w:hanging="360"/>
-      </w:pPr>
-      <w:rPr>
-        <w:rFonts w:ascii="Wingdings" w:hAnsi="Wingdings" w:hint="default"/>
-        <w:sz w:val="20"/>
-      </w:rPr>
-    </w:lvl>
-    <w:lvl w:ilvl="3" w:tentative="1">
-      <w:start w:val="1"/>
-      <w:numFmt w:val="bullet"/>
-      <w:lvlText w:val=""/>
-      <w:lvlJc w:val="left"/>
-      <w:pPr>
-        <w:tabs>
-          <w:tab w:val="num" w:pos="2880"/>
-        </w:tabs>
-        <w:ind w:left="2880" w:hanging="360"/>
-      </w:pPr>
-      <w:rPr>
-        <w:rFonts w:ascii="Wingdings" w:hAnsi="Wingdings" w:hint="default"/>
-        <w:sz w:val="20"/>
-      </w:rPr>
-    </w:lvl>
-    <w:lvl w:ilvl="4" w:tentative="1">
-      <w:start w:val="1"/>
-      <w:numFmt w:val="bullet"/>
-      <w:lvlText w:val=""/>
-      <w:lvlJc w:val="left"/>
-      <w:pPr>
-        <w:tabs>
-          <w:tab w:val="num" w:pos="3600"/>
-        </w:tabs>
-        <w:ind w:left="3600" w:hanging="360"/>
-      </w:pPr>
-      <w:rPr>
-        <w:rFonts w:ascii="Wingdings" w:hAnsi="Wingdings" w:hint="default"/>
-        <w:sz w:val="20"/>
-      </w:rPr>
-    </w:lvl>
-    <w:lvl w:ilvl="5" w:tentative="1">
-      <w:start w:val="1"/>
-      <w:numFmt w:val="bullet"/>
-      <w:lvlText w:val=""/>
-      <w:lvlJc w:val="left"/>
-      <w:pPr>
-        <w:tabs>
-          <w:tab w:val="num" w:pos="4320"/>
-        </w:tabs>
-        <w:ind w:left="4320" w:hanging="360"/>
-      </w:pPr>
-      <w:rPr>
-        <w:rFonts w:ascii="Wingdings" w:hAnsi="Wingdings" w:hint="default"/>
-        <w:sz w:val="20"/>
-      </w:rPr>
-    </w:lvl>
-    <w:lvl w:ilvl="6" w:tentative="1">
-      <w:start w:val="1"/>
-      <w:numFmt w:val="bullet"/>
-      <w:lvlText w:val=""/>
-      <w:lvlJc w:val="left"/>
-      <w:pPr>
-        <w:tabs>
-          <w:tab w:val="num" w:pos="5040"/>
-        </w:tabs>
-        <w:ind w:left="5040" w:hanging="360"/>
-      </w:pPr>
-      <w:rPr>
-        <w:rFonts w:ascii="Wingdings" w:hAnsi="Wingdings" w:hint="default"/>
-        <w:sz w:val="20"/>
-      </w:rPr>
-    </w:lvl>
-    <w:lvl w:ilvl="7" w:tentative="1">
-      <w:start w:val="1"/>
-      <w:numFmt w:val="bullet"/>
-      <w:lvlText w:val=""/>
-      <w:lvlJc w:val="left"/>
-      <w:pPr>
-        <w:tabs>
-          <w:tab w:val="num" w:pos="5760"/>
-        </w:tabs>
-        <w:ind w:left="5760" w:hanging="360"/>
-      </w:pPr>
-      <w:rPr>
-        <w:rFonts w:ascii="Wingdings" w:hAnsi="Wingdings" w:hint="default"/>
-        <w:sz w:val="20"/>
-      </w:rPr>
-    </w:lvl>
-    <w:lvl w:ilvl="8" w:tentative="1">
-      <w:start w:val="1"/>
-      <w:numFmt w:val="bullet"/>
-      <w:lvlText w:val=""/>
-      <w:lvlJc w:val="left"/>
-      <w:pPr>
-        <w:tabs>
-          <w:tab w:val="num" w:pos="6480"/>
-        </w:tabs>
-        <w:ind w:left="6480" w:hanging="360"/>
-      </w:pPr>
-      <w:rPr>
-        <w:rFonts w:ascii="Wingdings" w:hAnsi="Wingdings" w:hint="default"/>
-        <w:sz w:val="20"/>
-      </w:rPr>
-    </w:lvl>
-  </w:abstractNum>
-  <w:abstractNum w:abstractNumId="2" w15:restartNumberingAfterBreak="0">
-    <w:nsid w:val="6E364BF4"/>
-    <w:multiLevelType w:val="multilevel"/>
-    <w:tmpl w:val="0E760782"/>
-    <w:lvl w:ilvl="0">
-      <w:start w:val="1"/>
-      <w:numFmt w:val="decimal"/>
-      <w:lvlText w:val="%1."/>
-      <w:lvlJc w:val="left"/>
-      <w:pPr>
-        <w:tabs>
-          <w:tab w:val="num" w:pos="720"/>
-        </w:tabs>
-        <w:ind w:left="720" w:hanging="360"/>
-      </w:pPr>
-    </w:lvl>
-    <w:lvl w:ilvl="1" w:tentative="1">
-      <w:start w:val="1"/>
-      <w:numFmt w:val="decimal"/>
-      <w:lvlText w:val="%2."/>
-      <w:lvlJc w:val="left"/>
-      <w:pPr>
-        <w:tabs>
-          <w:tab w:val="num" w:pos="1440"/>
-        </w:tabs>
-        <w:ind w:left="1440" w:hanging="360"/>
-      </w:pPr>
-    </w:lvl>
-    <w:lvl w:ilvl="2" w:tentative="1">
-      <w:start w:val="1"/>
-      <w:numFmt w:val="decimal"/>
-      <w:lvlText w:val="%3."/>
-      <w:lvlJc w:val="left"/>
-      <w:pPr>
-        <w:tabs>
-          <w:tab w:val="num" w:pos="2160"/>
-        </w:tabs>
-        <w:ind w:left="2160" w:hanging="360"/>
-      </w:pPr>
-    </w:lvl>
-    <w:lvl w:ilvl="3" w:tentative="1">
-      <w:start w:val="1"/>
-      <w:numFmt w:val="decimal"/>
-      <w:lvlText w:val="%4."/>
-      <w:lvlJc w:val="left"/>
-      <w:pPr>
-        <w:tabs>
-          <w:tab w:val="num" w:pos="2880"/>
-        </w:tabs>
-        <w:ind w:left="2880" w:hanging="360"/>
-      </w:pPr>
-    </w:lvl>
-    <w:lvl w:ilvl="4" w:tentative="1">
-      <w:start w:val="1"/>
-      <w:numFmt w:val="decimal"/>
-      <w:lvlText w:val="%5."/>
-      <w:lvlJc w:val="left"/>
-      <w:pPr>
-        <w:tabs>
-          <w:tab w:val="num" w:pos="3600"/>
-        </w:tabs>
-        <w:ind w:left="3600" w:hanging="360"/>
-      </w:pPr>
-    </w:lvl>
-    <w:lvl w:ilvl="5" w:tentative="1">
-      <w:start w:val="1"/>
-      <w:numFmt w:val="decimal"/>
-      <w:lvlText w:val="%6."/>
-      <w:lvlJc w:val="left"/>
-      <w:pPr>
-        <w:tabs>
-          <w:tab w:val="num" w:pos="4320"/>
-        </w:tabs>
-        <w:ind w:left="4320" w:hanging="360"/>
-      </w:pPr>
-    </w:lvl>
-    <w:lvl w:ilvl="6" w:tentative="1">
-      <w:start w:val="1"/>
-      <w:numFmt w:val="decimal"/>
-      <w:lvlText w:val="%7."/>
-      <w:lvlJc w:val="left"/>
-      <w:pPr>
-        <w:tabs>
-          <w:tab w:val="num" w:pos="5040"/>
-        </w:tabs>
-        <w:ind w:left="5040" w:hanging="360"/>
-      </w:pPr>
-    </w:lvl>
-    <w:lvl w:ilvl="7" w:tentative="1">
-      <w:start w:val="1"/>
-      <w:numFmt w:val="decimal"/>
-      <w:lvlText w:val="%8."/>
-      <w:lvlJc w:val="left"/>
-      <w:pPr>
-        <w:tabs>
-          <w:tab w:val="num" w:pos="5760"/>
-        </w:tabs>
-        <w:ind w:left="5760" w:hanging="360"/>
-      </w:pPr>
-    </w:lvl>
-    <w:lvl w:ilvl="8" w:tentative="1">
-      <w:start w:val="1"/>
-      <w:numFmt w:val="decimal"/>
-      <w:lvlText w:val="%9."/>
-      <w:lvlJc w:val="left"/>
-      <w:pPr>
-        <w:tabs>
-          <w:tab w:val="num" w:pos="6480"/>
-        </w:tabs>
-        <w:ind w:left="6480" w:hanging="360"/>
-      </w:pPr>
-    </w:lvl>
-  </w:abstractNum>
-  <w:num w:numId="1" w16cid:durableId="1314144375">
-    <w:abstractNumId w:val="0"/>
-  </w:num>
-  <w:num w:numId="2" w16cid:durableId="801457605">
-    <w:abstractNumId w:val="2"/>
-  </w:num>
-  <w:num w:numId="3" w16cid:durableId="21828885">
-    <w:abstractNumId w:val="1"/>
-  </w:num>
-</w:numbering>
+      <w:r>
+        <w:continuationSeparator/>
+      </w:r>
+    </w:p>
+  </w:footnote>
+</w:footnotes>
 </file>
 
 <file path=word/styles.xml><?xml version="1.0" encoding="utf-8"?>
-<w:styles xmlns:mc="http://schemas.openxmlformats.org/markup-compatibility/2006" xmlns:r="http://schemas.openxmlformats.org/officeDocument/2006/relationships" xmlns:w="http://schemas.openxmlformats.org/wordprocessingml/2006/main" xmlns:w14="http://schemas.microsoft.com/office/word/2010/wordml" xmlns:w15="http://schemas.microsoft.com/office/word/2012/wordml" xmlns:w16cex="http://schemas.microsoft.com/office/word/2018/wordml/cex" xmlns:w16cid="http://schemas.microsoft.com/office/word/2016/wordml/cid" xmlns:w16="http://schemas.microsoft.com/office/word/2018/wordml" xmlns:w16du="http://schemas.microsoft.com/office/word/2023/wordml/word16du" xmlns:w16sdtdh="http://schemas.microsoft.com/office/word/2020/wordml/sdtdatahash" xmlns:w16sdtfl="http://schemas.microsoft.com/office/word/2024/wordml/sdtformatlock" xmlns:w16se="http://schemas.microsoft.com/office/word/2015/wordml/symex" mc:Ignorable="w14 w15 w16se w16cid w16 w16cex w16sdtdh w16sdtfl w16du">
+<w:styles xmlns:mc="http://schemas.openxmlformats.org/markup-compatibility/2006" xmlns:o="urn:schemas-microsoft-com:office:office" xmlns:r="http://schemas.openxmlformats.org/officeDocument/2006/relationships" xmlns:m="http://schemas.openxmlformats.org/officeDocument/2006/math" xmlns:v="urn:schemas-microsoft-com:vml" xmlns:w="http://schemas.openxmlformats.org/wordprocessingml/2006/main" xmlns:w14="http://schemas.microsoft.com/office/word/2010/wordml" xmlns:w10="urn:schemas-microsoft-com:office:word" xmlns:sl="http://schemas.openxmlformats.org/schemaLibrary/2006/main" xmlns:wpsCustomData="http://www.wps.cn/officeDocument/2013/wpsCustomData" mc:Ignorable="w14">
   <w:docDefaults>
     <w:rPrDefault>
       <w:rPr>
-        <w:rFonts w:asciiTheme="minorHAnsi" w:eastAsiaTheme="minorHAnsi" w:hAnsiTheme="minorHAnsi" w:cstheme="minorBidi"/>
-        <w:kern w:val="2"/>
-        <w:sz w:val="24"/>
-        <w:szCs w:val="24"/>
-        <w:lang w:val="ru-RU" w:eastAsia="en-US" w:bidi="ar-SA"/>
-        <w14:ligatures w14:val="standardContextual"/>
+        <w:rFonts w:asciiTheme="minorHAnsi" w:hAnsiTheme="minorHAnsi" w:eastAsiaTheme="minorHAnsi" w:cstheme="minorBidi"/>
       </w:rPr>
     </w:rPrDefault>
-    <w:pPrDefault>
-      <w:pPr>
-        <w:spacing w:after="160" w:line="278" w:lineRule="auto"/>
-      </w:pPr>
-    </w:pPrDefault>
+    <w:pPrDefault/>
   </w:docDefaults>
-  <w:latentStyles w:defLockedState="0" w:defUIPriority="99" w:defSemiHidden="0" w:defUnhideWhenUsed="0" w:defQFormat="0" w:count="376">
-    <w:lsdException w:name="Normal" w:uiPriority="0" w:qFormat="1"/>
-    <w:lsdException w:name="heading 1" w:uiPriority="9" w:qFormat="1"/>
-    <w:lsdException w:name="heading 2" w:semiHidden="1" w:uiPriority="9" w:unhideWhenUsed="1" w:qFormat="1"/>
-    <w:lsdException w:name="heading 3" w:semiHidden="1" w:uiPriority="9" w:unhideWhenUsed="1" w:qFormat="1"/>
-    <w:lsdException w:name="heading 4" w:semiHidden="1" w:uiPriority="9" w:unhideWhenUsed="1" w:qFormat="1"/>
-    <w:lsdException w:name="heading 5" w:semiHidden="1" w:uiPriority="9" w:unhideWhenUsed="1" w:qFormat="1"/>
-    <w:lsdException w:name="heading 6" w:semiHidden="1" w:uiPriority="9" w:unhideWhenUsed="1" w:qFormat="1"/>
-    <w:lsdException w:name="heading 7" w:semiHidden="1" w:uiPriority="9" w:unhideWhenUsed="1" w:qFormat="1"/>
-    <w:lsdException w:name="heading 8" w:semiHidden="1" w:uiPriority="9" w:unhideWhenUsed="1" w:qFormat="1"/>
-    <w:lsdException w:name="heading 9" w:semiHidden="1" w:uiPriority="9" w:unhideWhenUsed="1" w:qFormat="1"/>
-    <w:lsdException w:name="index 1" w:semiHidden="1" w:unhideWhenUsed="1"/>
-    <w:lsdException w:name="index 2" w:semiHidden="1" w:unhideWhenUsed="1"/>
-    <w:lsdException w:name="index 3" w:semiHidden="1" w:unhideWhenUsed="1"/>
-    <w:lsdException w:name="index 4" w:semiHidden="1" w:unhideWhenUsed="1"/>
-    <w:lsdException w:name="index 5" w:semiHidden="1" w:unhideWhenUsed="1"/>
-    <w:lsdException w:name="index 6" w:semiHidden="1" w:unhideWhenUsed="1"/>
-    <w:lsdException w:name="index 7" w:semiHidden="1" w:unhideWhenUsed="1"/>
-    <w:lsdException w:name="index 8" w:semiHidden="1" w:unhideWhenUsed="1"/>
-    <w:lsdException w:name="index 9" w:semiHidden="1" w:unhideWhenUsed="1"/>
-    <w:lsdException w:name="toc 1" w:semiHidden="1" w:uiPriority="39" w:unhideWhenUsed="1"/>
-    <w:lsdException w:name="toc 2" w:semiHidden="1" w:uiPriority="39" w:unhideWhenUsed="1"/>
-    <w:lsdException w:name="toc 3" w:semiHidden="1" w:uiPriority="39" w:unhideWhenUsed="1"/>
-    <w:lsdException w:name="toc 4" w:semiHidden="1" w:uiPriority="39" w:unhideWhenUsed="1"/>
-    <w:lsdException w:name="toc 5" w:semiHidden="1" w:uiPriority="39" w:unhideWhenUsed="1"/>
-    <w:lsdException w:name="toc 6" w:semiHidden="1" w:uiPriority="39" w:unhideWhenUsed="1"/>
-    <w:lsdException w:name="toc 7" w:semiHidden="1" w:uiPriority="39" w:unhideWhenUsed="1"/>
-    <w:lsdException w:name="toc 8" w:semiHidden="1" w:uiPriority="39" w:unhideWhenUsed="1"/>
-    <w:lsdException w:name="toc 9" w:semiHidden="1" w:uiPriority="39" w:unhideWhenUsed="1"/>
-    <w:lsdException w:name="Normal Indent" w:semiHidden="1" w:unhideWhenUsed="1"/>
-    <w:lsdException w:name="footnote text" w:semiHidden="1" w:unhideWhenUsed="1"/>
-    <w:lsdException w:name="annotation text" w:semiHidden="1" w:unhideWhenUsed="1"/>
-    <w:lsdException w:name="header" w:semiHidden="1" w:unhideWhenUsed="1"/>
-    <w:lsdException w:name="footer" w:semiHidden="1" w:unhideWhenUsed="1"/>
-    <w:lsdException w:name="index heading" w:semiHidden="1" w:unhideWhenUsed="1"/>
-    <w:lsdException w:name="caption" w:semiHidden="1" w:uiPriority="35" w:unhideWhenUsed="1" w:qFormat="1"/>
-    <w:lsdException w:name="table of figures" w:semiHidden="1" w:unhideWhenUsed="1"/>
-    <w:lsdException w:name="envelope address" w:semiHidden="1" w:unhideWhenUsed="1"/>
-    <w:lsdException w:name="envelope return" w:semiHidden="1" w:unhideWhenUsed="1"/>
-    <w:lsdException w:name="footnote reference" w:semiHidden="1" w:unhideWhenUsed="1"/>
-    <w:lsdException w:name="annotation reference" w:semiHidden="1" w:unhideWhenUsed="1"/>
-    <w:lsdException w:name="line number" w:semiHidden="1" w:unhideWhenUsed="1"/>
-    <w:lsdException w:name="page number" w:semiHidden="1" w:unhideWhenUsed="1"/>
-    <w:lsdException w:name="endnote reference" w:semiHidden="1" w:unhideWhenUsed="1"/>
-    <w:lsdException w:name="endnote text" w:semiHidden="1" w:unhideWhenUsed="1"/>
-    <w:lsdException w:name="table of authorities" w:semiHidden="1" w:unhideWhenUsed="1"/>
-    <w:lsdException w:name="macro" w:semiHidden="1" w:unhideWhenUsed="1"/>
-    <w:lsdException w:name="toa heading" w:semiHidden="1" w:unhideWhenUsed="1"/>
-    <w:lsdException w:name="List" w:semiHidden="1" w:unhideWhenUsed="1"/>
-    <w:lsdException w:name="List Bullet" w:semiHidden="1" w:unhideWhenUsed="1"/>
-    <w:lsdException w:name="List Number" w:semiHidden="1" w:unhideWhenUsed="1"/>
-    <w:lsdException w:name="List 2" w:semiHidden="1" w:unhideWhenUsed="1"/>
-    <w:lsdException w:name="List 3" w:semiHidden="1" w:unhideWhenUsed="1"/>
-    <w:lsdException w:name="List 4" w:semiHidden="1" w:unhideWhenUsed="1"/>
-    <w:lsdException w:name="List 5" w:semiHidden="1" w:unhideWhenUsed="1"/>
-    <w:lsdException w:name="List Bullet 2" w:semiHidden="1" w:unhideWhenUsed="1"/>
-    <w:lsdException w:name="List Bullet 3" w:semiHidden="1" w:unhideWhenUsed="1"/>
-    <w:lsdException w:name="List Bullet 4" w:semiHidden="1" w:unhideWhenUsed="1"/>
-    <w:lsdException w:name="List Bullet 5" w:semiHidden="1" w:unhideWhenUsed="1"/>
-    <w:lsdException w:name="List Number 2" w:semiHidden="1" w:unhideWhenUsed="1"/>
-    <w:lsdException w:name="List Number 3" w:semiHidden="1" w:unhideWhenUsed="1"/>
-    <w:lsdException w:name="List Number 4" w:semiHidden="1" w:unhideWhenUsed="1"/>
-    <w:lsdException w:name="List Number 5" w:semiHidden="1" w:unhideWhenUsed="1"/>
-    <w:lsdException w:name="Title" w:uiPriority="10" w:qFormat="1"/>
-    <w:lsdException w:name="Closing" w:semiHidden="1" w:unhideWhenUsed="1"/>
-    <w:lsdException w:name="Signature" w:semiHidden="1" w:unhideWhenUsed="1"/>
-    <w:lsdException w:name="Default Paragraph Font" w:semiHidden="1" w:uiPriority="1" w:unhideWhenUsed="1"/>
-    <w:lsdException w:name="Body Text" w:semiHidden="1" w:unhideWhenUsed="1"/>
-    <w:lsdException w:name="Body Text Indent" w:semiHidden="1" w:unhideWhenUsed="1"/>
-    <w:lsdException w:name="List Continue" w:semiHidden="1" w:unhideWhenUsed="1"/>
-    <w:lsdException w:name="List Continue 2" w:semiHidden="1" w:unhideWhenUsed="1"/>
-    <w:lsdException w:name="List Continue 3" w:semiHidden="1" w:unhideWhenUsed="1"/>
-    <w:lsdException w:name="List Continue 4" w:semiHidden="1" w:unhideWhenUsed="1"/>
-    <w:lsdException w:name="List Continue 5" w:semiHidden="1" w:unhideWhenUsed="1"/>
-    <w:lsdException w:name="Message Header" w:semiHidden="1" w:unhideWhenUsed="1"/>
-    <w:lsdException w:name="Subtitle" w:uiPriority="11" w:qFormat="1"/>
-    <w:lsdException w:name="Salutation" w:semiHidden="1" w:unhideWhenUsed="1"/>
-    <w:lsdException w:name="Date" w:semiHidden="1" w:unhideWhenUsed="1"/>
-    <w:lsdException w:name="Body Text First Indent" w:semiHidden="1" w:unhideWhenUsed="1"/>
-    <w:lsdException w:name="Body Text First Indent 2" w:semiHidden="1" w:unhideWhenUsed="1"/>
-    <w:lsdException w:name="Note Heading" w:semiHidden="1" w:unhideWhenUsed="1"/>
-    <w:lsdException w:name="Body Text 2" w:semiHidden="1" w:unhideWhenUsed="1"/>
-    <w:lsdException w:name="Body Text 3" w:semiHidden="1" w:unhideWhenUsed="1"/>
-    <w:lsdException w:name="Body Text Indent 2" w:semiHidden="1" w:unhideWhenUsed="1"/>
-    <w:lsdException w:name="Body Text Indent 3" w:semiHidden="1" w:unhideWhenUsed="1"/>
-    <w:lsdException w:name="Block Text" w:semiHidden="1" w:unhideWhenUsed="1"/>
-    <w:lsdException w:name="Hyperlink" w:semiHidden="1" w:unhideWhenUsed="1"/>
-    <w:lsdException w:name="FollowedHyperlink" w:semiHidden="1" w:unhideWhenUsed="1"/>
-    <w:lsdException w:name="Strong" w:uiPriority="22" w:qFormat="1"/>
-    <w:lsdException w:name="Emphasis" w:uiPriority="20" w:qFormat="1"/>
-    <w:lsdException w:name="Document Map" w:semiHidden="1" w:unhideWhenUsed="1"/>
-    <w:lsdException w:name="Plain Text" w:semiHidden="1" w:unhideWhenUsed="1"/>
-    <w:lsdException w:name="E-mail Signature" w:semiHidden="1" w:unhideWhenUsed="1"/>
-    <w:lsdException w:name="HTML Top of Form" w:semiHidden="1" w:unhideWhenUsed="1"/>
-    <w:lsdException w:name="HTML Bottom of Form" w:semiHidden="1" w:unhideWhenUsed="1"/>
-    <w:lsdException w:name="Normal (Web)" w:semiHidden="1" w:unhideWhenUsed="1"/>
-    <w:lsdException w:name="HTML Acronym" w:semiHidden="1" w:unhideWhenUsed="1"/>
-    <w:lsdException w:name="HTML Address" w:semiHidden="1" w:unhideWhenUsed="1"/>
-    <w:lsdException w:name="HTML Cite" w:semiHidden="1" w:unhideWhenUsed="1"/>
-    <w:lsdException w:name="HTML Code" w:semiHidden="1" w:unhideWhenUsed="1"/>
-    <w:lsdException w:name="HTML Definition" w:semiHidden="1" w:unhideWhenUsed="1"/>
-    <w:lsdException w:name="HTML Keyboard" w:semiHidden="1" w:unhideWhenUsed="1"/>
-    <w:lsdException w:name="HTML Preformatted" w:semiHidden="1" w:unhideWhenUsed="1"/>
-    <w:lsdException w:name="HTML Sample" w:semiHidden="1" w:unhideWhenUsed="1"/>
-    <w:lsdException w:name="HTML Typewriter" w:semiHidden="1" w:unhideWhenUsed="1"/>
-    <w:lsdException w:name="HTML Variable" w:semiHidden="1" w:unhideWhenUsed="1"/>
-    <w:lsdException w:name="Normal Table" w:semiHidden="1" w:unhideWhenUsed="1"/>
-    <w:lsdException w:name="annotation subject" w:semiHidden="1" w:unhideWhenUsed="1"/>
-    <w:lsdException w:name="No List" w:semiHidden="1" w:unhideWhenUsed="1"/>
-    <w:lsdException w:name="Outline List 1" w:semiHidden="1" w:unhideWhenUsed="1"/>
-    <w:lsdException w:name="Outline List 2" w:semiHidden="1" w:unhideWhenUsed="1"/>
-    <w:lsdException w:name="Outline List 3" w:semiHidden="1" w:unhideWhenUsed="1"/>
-    <w:lsdException w:name="Table Simple 1" w:semiHidden="1" w:unhideWhenUsed="1"/>
-    <w:lsdException w:name="Table Simple 2" w:semiHidden="1" w:unhideWhenUsed="1"/>
-    <w:lsdException w:name="Table Simple 3" w:semiHidden="1" w:unhideWhenUsed="1"/>
-    <w:lsdException w:name="Table Classic 1" w:semiHidden="1" w:unhideWhenUsed="1"/>
-    <w:lsdException w:name="Table Classic 2" w:semiHidden="1" w:unhideWhenUsed="1"/>
-    <w:lsdException w:name="Table Classic 3" w:semiHidden="1" w:unhideWhenUsed="1"/>
-    <w:lsdException w:name="Table Classic 4" w:semiHidden="1" w:unhideWhenUsed="1"/>
-    <w:lsdException w:name="Table Colorful 1" w:semiHidden="1" w:unhideWhenUsed="1"/>
-    <w:lsdException w:name="Table Colorful 2" w:semiHidden="1" w:unhideWhenUsed="1"/>
-    <w:lsdException w:name="Table Colorful 3" w:semiHidden="1" w:unhideWhenUsed="1"/>
-    <w:lsdException w:name="Table Columns 1" w:semiHidden="1" w:unhideWhenUsed="1"/>
-    <w:lsdException w:name="Table Columns 2" w:semiHidden="1" w:unhideWhenUsed="1"/>
-    <w:lsdException w:name="Table Columns 3" w:semiHidden="1" w:unhideWhenUsed="1"/>
-    <w:lsdException w:name="Table Columns 4" w:semiHidden="1" w:unhideWhenUsed="1"/>
-    <w:lsdException w:name="Table Columns 5" w:semiHidden="1" w:unhideWhenUsed="1"/>
-    <w:lsdException w:name="Table Grid 1" w:semiHidden="1" w:unhideWhenUsed="1"/>
-    <w:lsdException w:name="Table Grid 2" w:semiHidden="1" w:unhideWhenUsed="1"/>
-    <w:lsdException w:name="Table Grid 3" w:semiHidden="1" w:unhideWhenUsed="1"/>
-    <w:lsdException w:name="Table Grid 4" w:semiHidden="1" w:unhideWhenUsed="1"/>
-    <w:lsdException w:name="Table Grid 5" w:semiHidden="1" w:unhideWhenUsed="1"/>
-    <w:lsdException w:name="Table Grid 6" w:semiHidden="1" w:unhideWhenUsed="1"/>
-    <w:lsdException w:name="Table Grid 7" w:semiHidden="1" w:unhideWhenUsed="1"/>
-    <w:lsdException w:name="Table Grid 8" w:semiHidden="1" w:unhideWhenUsed="1"/>
-    <w:lsdException w:name="Table List 1" w:semiHidden="1" w:unhideWhenUsed="1"/>
-    <w:lsdException w:name="Table List 2" w:semiHidden="1" w:unhideWhenUsed="1"/>
-    <w:lsdException w:name="Table List 3" w:semiHidden="1" w:unhideWhenUsed="1"/>
-    <w:lsdException w:name="Table List 4" w:semiHidden="1" w:unhideWhenUsed="1"/>
-    <w:lsdException w:name="Table List 5" w:semiHidden="1" w:unhideWhenUsed="1"/>
-    <w:lsdException w:name="Table List 6" w:semiHidden="1" w:unhideWhenUsed="1"/>
-    <w:lsdException w:name="Table List 7" w:semiHidden="1" w:unhideWhenUsed="1"/>
-    <w:lsdException w:name="Table List 8" w:semiHidden="1" w:unhideWhenUsed="1"/>
-    <w:lsdException w:name="Table 3D effects 1" w:semiHidden="1" w:unhideWhenUsed="1"/>
-    <w:lsdException w:name="Table 3D effects 2" w:semiHidden="1" w:unhideWhenUsed="1"/>
-    <w:lsdException w:name="Table 3D effects 3" w:semiHidden="1" w:unhideWhenUsed="1"/>
-    <w:lsdException w:name="Table Contemporary" w:semiHidden="1" w:unhideWhenUsed="1"/>
-    <w:lsdException w:name="Table Elegant" w:semiHidden="1" w:unhideWhenUsed="1"/>
-    <w:lsdException w:name="Table Professional" w:semiHidden="1" w:unhideWhenUsed="1"/>
-    <w:lsdException w:name="Table Subtle 1" w:semiHidden="1" w:unhideWhenUsed="1"/>
-    <w:lsdException w:name="Table Subtle 2" w:semiHidden="1" w:unhideWhenUsed="1"/>
-    <w:lsdException w:name="Table Web 1" w:semiHidden="1" w:unhideWhenUsed="1"/>
-    <w:lsdException w:name="Table Web 2" w:semiHidden="1" w:unhideWhenUsed="1"/>
-    <w:lsdException w:name="Table Web 3" w:semiHidden="1" w:unhideWhenUsed="1"/>
-    <w:lsdException w:name="Balloon Text" w:semiHidden="1" w:unhideWhenUsed="1"/>
-    <w:lsdException w:name="Table Grid" w:uiPriority="39"/>
-    <w:lsdException w:name="Table Theme" w:semiHidden="1" w:unhideWhenUsed="1"/>
-    <w:lsdException w:name="Placeholder Text" w:semiHidden="1"/>
-    <w:lsdException w:name="No Spacing" w:uiPriority="1" w:qFormat="1"/>
-    <w:lsdException w:name="Light Shading" w:uiPriority="60"/>
-    <w:lsdException w:name="Light List" w:uiPriority="61"/>
-    <w:lsdException w:name="Light Grid" w:uiPriority="62"/>
-    <w:lsdException w:name="Medium Shading 1" w:uiPriority="63"/>
-    <w:lsdException w:name="Medium Shading 2" w:uiPriority="64"/>
-    <w:lsdException w:name="Medium List 1" w:uiPriority="65"/>
-    <w:lsdException w:name="Medium List 2" w:uiPriority="66"/>
-    <w:lsdException w:name="Medium Grid 1" w:uiPriority="67"/>
-    <w:lsdException w:name="Medium Grid 2" w:uiPriority="68"/>
-    <w:lsdException w:name="Medium Grid 3" w:uiPriority="69"/>
-    <w:lsdException w:name="Dark List" w:uiPriority="70"/>
-    <w:lsdException w:name="Colorful Shading" w:uiPriority="71"/>
-    <w:lsdException w:name="Colorful List" w:uiPriority="72"/>
-    <w:lsdException w:name="Colorful Grid" w:uiPriority="73"/>
-    <w:lsdException w:name="Light Shading Accent 1" w:uiPriority="60"/>
-    <w:lsdException w:name="Light List Accent 1" w:uiPriority="61"/>
-    <w:lsdException w:name="Light Grid Accent 1" w:uiPriority="62"/>
-    <w:lsdException w:name="Medium Shading 1 Accent 1" w:uiPriority="63"/>
-    <w:lsdException w:name="Medium Shading 2 Accent 1" w:uiPriority="64"/>
-    <w:lsdException w:name="Medium List 1 Accent 1" w:uiPriority="65"/>
-    <w:lsdException w:name="Revision" w:semiHidden="1"/>
-    <w:lsdException w:name="List Paragraph" w:uiPriority="34" w:qFormat="1"/>
-    <w:lsdException w:name="Quote" w:uiPriority="29" w:qFormat="1"/>
-    <w:lsdException w:name="Intense Quote" w:uiPriority="30" w:qFormat="1"/>
-    <w:lsdException w:name="Medium List 2 Accent 1" w:uiPriority="66"/>
-    <w:lsdException w:name="Medium Grid 1 Accent 1" w:uiPriority="67"/>
-    <w:lsdException w:name="Medium Grid 2 Accent 1" w:uiPriority="68"/>
-    <w:lsdException w:name="Medium Grid 3 Accent 1" w:uiPriority="69"/>
-    <w:lsdException w:name="Dark List Accent 1" w:uiPriority="70"/>
-    <w:lsdException w:name="Colorful Shading Accent 1" w:uiPriority="71"/>
-    <w:lsdException w:name="Colorful List Accent 1" w:uiPriority="72"/>
-    <w:lsdException w:name="Colorful Grid Accent 1" w:uiPriority="73"/>
-    <w:lsdException w:name="Light Shading Accent 2" w:uiPriority="60"/>
-    <w:lsdException w:name="Light List Accent 2" w:uiPriority="61"/>
-    <w:lsdException w:name="Light Grid Accent 2" w:uiPriority="62"/>
-    <w:lsdException w:name="Medium Shading 1 Accent 2" w:uiPriority="63"/>
-    <w:lsdException w:name="Medium Shading 2 Accent 2" w:uiPriority="64"/>
-    <w:lsdException w:name="Medium List 1 Accent 2" w:uiPriority="65"/>
-    <w:lsdException w:name="Medium List 2 Accent 2" w:uiPriority="66"/>
-    <w:lsdException w:name="Medium Grid 1 Accent 2" w:uiPriority="67"/>
-    <w:lsdException w:name="Medium Grid 2 Accent 2" w:uiPriority="68"/>
-    <w:lsdException w:name="Medium Grid 3 Accent 2" w:uiPriority="69"/>
-    <w:lsdException w:name="Dark List Accent 2" w:uiPriority="70"/>
-    <w:lsdException w:name="Colorful Shading Accent 2" w:uiPriority="71"/>
-    <w:lsdException w:name="Colorful List Accent 2" w:uiPriority="72"/>
-    <w:lsdException w:name="Colorful Grid Accent 2" w:uiPriority="73"/>
-    <w:lsdException w:name="Light Shading Accent 3" w:uiPriority="60"/>
-    <w:lsdException w:name="Light List Accent 3" w:uiPriority="61"/>
-    <w:lsdException w:name="Light Grid Accent 3" w:uiPriority="62"/>
-    <w:lsdException w:name="Medium Shading 1 Accent 3" w:uiPriority="63"/>
-    <w:lsdException w:name="Medium Shading 2 Accent 3" w:uiPriority="64"/>
-    <w:lsdException w:name="Medium List 1 Accent 3" w:uiPriority="65"/>
-    <w:lsdException w:name="Medium List 2 Accent 3" w:uiPriority="66"/>
-    <w:lsdException w:name="Medium Grid 1 Accent 3" w:uiPriority="67"/>
-    <w:lsdException w:name="Medium Grid 2 Accent 3" w:uiPriority="68"/>
-    <w:lsdException w:name="Medium Grid 3 Accent 3" w:uiPriority="69"/>
-    <w:lsdException w:name="Dark List Accent 3" w:uiPriority="70"/>
-    <w:lsdException w:name="Colorful Shading Accent 3" w:uiPriority="71"/>
-    <w:lsdException w:name="Colorful List Accent 3" w:uiPriority="72"/>
-    <w:lsdException w:name="Colorful Grid Accent 3" w:uiPriority="73"/>
-    <w:lsdException w:name="Light Shading Accent 4" w:uiPriority="60"/>
-    <w:lsdException w:name="Light List Accent 4" w:uiPriority="61"/>
-    <w:lsdException w:name="Light Grid Accent 4" w:uiPriority="62"/>
-    <w:lsdException w:name="Medium Shading 1 Accent 4" w:uiPriority="63"/>
-    <w:lsdException w:name="Medium Shading 2 Accent 4" w:uiPriority="64"/>
-    <w:lsdException w:name="Medium List 1 Accent 4" w:uiPriority="65"/>
-    <w:lsdException w:name="Medium List 2 Accent 4" w:uiPriority="66"/>
-    <w:lsdException w:name="Medium Grid 1 Accent 4" w:uiPriority="67"/>
-    <w:lsdException w:name="Medium Grid 2 Accent 4" w:uiPriority="68"/>
-    <w:lsdException w:name="Medium Grid 3 Accent 4" w:uiPriority="69"/>
-    <w:lsdException w:name="Dark List Accent 4" w:uiPriority="70"/>
-    <w:lsdException w:name="Colorful Shading Accent 4" w:uiPriority="71"/>
-    <w:lsdException w:name="Colorful List Accent 4" w:uiPriority="72"/>
-    <w:lsdException w:name="Colorful Grid Accent 4" w:uiPriority="73"/>
-    <w:lsdException w:name="Light Shading Accent 5" w:uiPriority="60"/>
-    <w:lsdException w:name="Light List Accent 5" w:uiPriority="61"/>
-    <w:lsdException w:name="Light Grid Accent 5" w:uiPriority="62"/>
-    <w:lsdException w:name="Medium Shading 1 Accent 5" w:uiPriority="63"/>
-    <w:lsdException w:name="Medium Shading 2 Accent 5" w:uiPriority="64"/>
-    <w:lsdException w:name="Medium List 1 Accent 5" w:uiPriority="65"/>
-    <w:lsdException w:name="Medium List 2 Accent 5" w:uiPriority="66"/>
-    <w:lsdException w:name="Medium Grid 1 Accent 5" w:uiPriority="67"/>
-    <w:lsdException w:name="Medium Grid 2 Accent 5" w:uiPriority="68"/>
-    <w:lsdException w:name="Medium Grid 3 Accent 5" w:uiPriority="69"/>
-    <w:lsdException w:name="Dark List Accent 5" w:uiPriority="70"/>
-    <w:lsdException w:name="Colorful Shading Accent 5" w:uiPriority="71"/>
-    <w:lsdException w:name="Colorful List Accent 5" w:uiPriority="72"/>
-    <w:lsdException w:name="Colorful Grid Accent 5" w:uiPriority="73"/>
-    <w:lsdException w:name="Light Shading Accent 6" w:uiPriority="60"/>
-    <w:lsdException w:name="Light List Accent 6" w:uiPriority="61"/>
-    <w:lsdException w:name="Light Grid Accent 6" w:uiPriority="62"/>
-    <w:lsdException w:name="Medium Shading 1 Accent 6" w:uiPriority="63"/>
-    <w:lsdException w:name="Medium Shading 2 Accent 6" w:uiPriority="64"/>
-    <w:lsdException w:name="Medium List 1 Accent 6" w:uiPriority="65"/>
-    <w:lsdException w:name="Medium List 2 Accent 6" w:uiPriority="66"/>
-    <w:lsdException w:name="Medium Grid 1 Accent 6" w:uiPriority="67"/>
-    <w:lsdException w:name="Medium Grid 2 Accent 6" w:uiPriority="68"/>
-    <w:lsdException w:name="Medium Grid 3 Accent 6" w:uiPriority="69"/>
-    <w:lsdException w:name="Dark List Accent 6" w:uiPriority="70"/>
-    <w:lsdException w:name="Colorful Shading Accent 6" w:uiPriority="71"/>
-    <w:lsdException w:name="Colorful List Accent 6" w:uiPriority="72"/>
-    <w:lsdException w:name="Colorful Grid Accent 6" w:uiPriority="73"/>
-    <w:lsdException w:name="Subtle Emphasis" w:uiPriority="19" w:qFormat="1"/>
-    <w:lsdException w:name="Intense Emphasis" w:uiPriority="21" w:qFormat="1"/>
-    <w:lsdException w:name="Subtle Reference" w:uiPriority="31" w:qFormat="1"/>
-    <w:lsdException w:name="Intense Reference" w:uiPriority="32" w:qFormat="1"/>
-    <w:lsdException w:name="Book Title" w:uiPriority="33" w:qFormat="1"/>
-    <w:lsdException w:name="Bibliography" w:semiHidden="1" w:uiPriority="37" w:unhideWhenUsed="1"/>
-    <w:lsdException w:name="TOC Heading" w:semiHidden="1" w:uiPriority="39" w:unhideWhenUsed="1" w:qFormat="1"/>
-    <w:lsdException w:name="Plain Table 1" w:uiPriority="41"/>
-    <w:lsdException w:name="Plain Table 2" w:uiPriority="42"/>
-    <w:lsdException w:name="Plain Table 3" w:uiPriority="43"/>
-    <w:lsdException w:name="Plain Table 4" w:uiPriority="44"/>
-    <w:lsdException w:name="Plain Table 5" w:uiPriority="45"/>
-    <w:lsdException w:name="Grid Table Light" w:uiPriority="40"/>
-    <w:lsdException w:name="Grid Table 1 Light" w:uiPriority="46"/>
-    <w:lsdException w:name="Grid Table 2" w:uiPriority="47"/>
-    <w:lsdException w:name="Grid Table 3" w:uiPriority="48"/>
-    <w:lsdException w:name="Grid Table 4" w:uiPriority="49"/>
-    <w:lsdException w:name="Grid Table 5 Dark" w:uiPriority="50"/>
-    <w:lsdException w:name="Grid Table 6 Colorful" w:uiPriority="51"/>
-    <w:lsdException w:name="Grid Table 7 Colorful" w:uiPriority="52"/>
-    <w:lsdException w:name="Grid Table 1 Light Accent 1" w:uiPriority="46"/>
-    <w:lsdException w:name="Grid Table 2 Accent 1" w:uiPriority="47"/>
-    <w:lsdException w:name="Grid Table 3 Accent 1" w:uiPriority="48"/>
-    <w:lsdException w:name="Grid Table 4 Accent 1" w:uiPriority="49"/>
-    <w:lsdException w:name="Grid Table 5 Dark Accent 1" w:uiPriority="50"/>
-    <w:lsdException w:name="Grid Table 6 Colorful Accent 1" w:uiPriority="51"/>
-    <w:lsdException w:name="Grid Table 7 Colorful Accent 1" w:uiPriority="52"/>
-    <w:lsdException w:name="Grid Table 1 Light Accent 2" w:uiPriority="46"/>
-    <w:lsdException w:name="Grid Table 2 Accent 2" w:uiPriority="47"/>
-    <w:lsdException w:name="Grid Table 3 Accent 2" w:uiPriority="48"/>
-    <w:lsdException w:name="Grid Table 4 Accent 2" w:uiPriority="49"/>
-    <w:lsdException w:name="Grid Table 5 Dark Accent 2" w:uiPriority="50"/>
-    <w:lsdException w:name="Grid Table 6 Colorful Accent 2" w:uiPriority="51"/>
-    <w:lsdException w:name="Grid Table 7 Colorful Accent 2" w:uiPriority="52"/>
-    <w:lsdException w:name="Grid Table 1 Light Accent 3" w:uiPriority="46"/>
-    <w:lsdException w:name="Grid Table 2 Accent 3" w:uiPriority="47"/>
-    <w:lsdException w:name="Grid Table 3 Accent 3" w:uiPriority="48"/>
-    <w:lsdException w:name="Grid Table 4 Accent 3" w:uiPriority="49"/>
-    <w:lsdException w:name="Grid Table 5 Dark Accent 3" w:uiPriority="50"/>
-    <w:lsdException w:name="Grid Table 6 Colorful Accent 3" w:uiPriority="51"/>
-    <w:lsdException w:name="Grid Table 7 Colorful Accent 3" w:uiPriority="52"/>
-    <w:lsdException w:name="Grid Table 1 Light Accent 4" w:uiPriority="46"/>
-    <w:lsdException w:name="Grid Table 2 Accent 4" w:uiPriority="47"/>
-    <w:lsdException w:name="Grid Table 3 Accent 4" w:uiPriority="48"/>
-    <w:lsdException w:name="Grid Table 4 Accent 4" w:uiPriority="49"/>
-    <w:lsdException w:name="Grid Table 5 Dark Accent 4" w:uiPriority="50"/>
-    <w:lsdException w:name="Grid Table 6 Colorful Accent 4" w:uiPriority="51"/>
-    <w:lsdException w:name="Grid Table 7 Colorful Accent 4" w:uiPriority="52"/>
-    <w:lsdException w:name="Grid Table 1 Light Accent 5" w:uiPriority="46"/>
-    <w:lsdException w:name="Grid Table 2 Accent 5" w:uiPriority="47"/>
-    <w:lsdException w:name="Grid Table 3 Accent 5" w:uiPriority="48"/>
-    <w:lsdException w:name="Grid Table 4 Accent 5" w:uiPriority="49"/>
-    <w:lsdException w:name="Grid Table 5 Dark Accent 5" w:uiPriority="50"/>
-    <w:lsdException w:name="Grid Table 6 Colorful Accent 5" w:uiPriority="51"/>
-    <w:lsdException w:name="Grid Table 7 Colorful Accent 5" w:uiPriority="52"/>
-    <w:lsdException w:name="Grid Table 1 Light Accent 6" w:uiPriority="46"/>
-    <w:lsdException w:name="Grid Table 2 Accent 6" w:uiPriority="47"/>
-    <w:lsdException w:name="Grid Table 3 Accent 6" w:uiPriority="48"/>
-    <w:lsdException w:name="Grid Table 4 Accent 6" w:uiPriority="49"/>
-    <w:lsdException w:name="Grid Table 5 Dark Accent 6" w:uiPriority="50"/>
-    <w:lsdException w:name="Grid Table 6 Colorful Accent 6" w:uiPriority="51"/>
-    <w:lsdException w:name="Grid Table 7 Colorful Accent 6" w:uiPriority="52"/>
-    <w:lsdException w:name="List Table 1 Light" w:uiPriority="46"/>
-    <w:lsdException w:name="List Table 2" w:uiPriority="47"/>
-    <w:lsdException w:name="List Table 3" w:uiPriority="48"/>
-    <w:lsdException w:name="List Table 4" w:uiPriority="49"/>
-    <w:lsdException w:name="List Table 5 Dark" w:uiPriority="50"/>
-    <w:lsdException w:name="List Table 6 Colorful" w:uiPriority="51"/>
-    <w:lsdException w:name="List Table 7 Colorful" w:uiPriority="52"/>
-    <w:lsdException w:name="List Table 1 Light Accent 1" w:uiPriority="46"/>
-    <w:lsdException w:name="List Table 2 Accent 1" w:uiPriority="47"/>
-    <w:lsdException w:name="List Table 3 Accent 1" w:uiPriority="48"/>
-    <w:lsdException w:name="List Table 4 Accent 1" w:uiPriority="49"/>
-    <w:lsdException w:name="List Table 5 Dark Accent 1" w:uiPriority="50"/>
-    <w:lsdException w:name="List Table 6 Colorful Accent 1" w:uiPriority="51"/>
-    <w:lsdException w:name="List Table 7 Colorful Accent 1" w:uiPriority="52"/>
-    <w:lsdException w:name="List Table 1 Light Accent 2" w:uiPriority="46"/>
-    <w:lsdException w:name="List Table 2 Accent 2" w:uiPriority="47"/>
-    <w:lsdException w:name="List Table 3 Accent 2" w:uiPriority="48"/>
-    <w:lsdException w:name="List Table 4 Accent 2" w:uiPriority="49"/>
-    <w:lsdException w:name="List Table 5 Dark Accent 2" w:uiPriority="50"/>
-    <w:lsdException w:name="List Table 6 Colorful Accent 2" w:uiPriority="51"/>
-    <w:lsdException w:name="List Table 7 Colorful Accent 2" w:uiPriority="52"/>
-    <w:lsdException w:name="List Table 1 Light Accent 3" w:uiPriority="46"/>
-    <w:lsdException w:name="List Table 2 Accent 3" w:uiPriority="47"/>
-    <w:lsdException w:name="List Table 3 Accent 3" w:uiPriority="48"/>
-    <w:lsdException w:name="List Table 4 Accent 3" w:uiPriority="49"/>
-    <w:lsdException w:name="List Table 5 Dark Accent 3" w:uiPriority="50"/>
-    <w:lsdException w:name="List Table 6 Colorful Accent 3" w:uiPriority="51"/>
-    <w:lsdException w:name="List Table 7 Colorful Accent 3" w:uiPriority="52"/>
-    <w:lsdException w:name="List Table 1 Light Accent 4" w:uiPriority="46"/>
-    <w:lsdException w:name="List Table 2 Accent 4" w:uiPriority="47"/>
-    <w:lsdException w:name="List Table 3 Accent 4" w:uiPriority="48"/>
-    <w:lsdException w:name="List Table 4 Accent 4" w:uiPriority="49"/>
-    <w:lsdException w:name="List Table 5 Dark Accent 4" w:uiPriority="50"/>
-    <w:lsdException w:name="List Table 6 Colorful Accent 4" w:uiPriority="51"/>
-    <w:lsdException w:name="List Table 7 Colorful Accent 4" w:uiPriority="52"/>
-    <w:lsdException w:name="List Table 1 Light Accent 5" w:uiPriority="46"/>
-    <w:lsdException w:name="List Table 2 Accent 5" w:uiPriority="47"/>
-    <w:lsdException w:name="List Table 3 Accent 5" w:uiPriority="48"/>
-    <w:lsdException w:name="List Table 4 Accent 5" w:uiPriority="49"/>
-    <w:lsdException w:name="List Table 5 Dark Accent 5" w:uiPriority="50"/>
-    <w:lsdException w:name="List Table 6 Colorful Accent 5" w:uiPriority="51"/>
-    <w:lsdException w:name="List Table 7 Colorful Accent 5" w:uiPriority="52"/>
-    <w:lsdException w:name="List Table 1 Light Accent 6" w:uiPriority="46"/>
-    <w:lsdException w:name="List Table 2 Accent 6" w:uiPriority="47"/>
-    <w:lsdException w:name="List Table 3 Accent 6" w:uiPriority="48"/>
-    <w:lsdException w:name="List Table 4 Accent 6" w:uiPriority="49"/>
-    <w:lsdException w:name="List Table 5 Dark Accent 6" w:uiPriority="50"/>
-    <w:lsdException w:name="List Table 6 Colorful Accent 6" w:uiPriority="51"/>
-    <w:lsdException w:name="List Table 7 Colorful Accent 6" w:uiPriority="52"/>
-    <w:lsdException w:name="Mention" w:semiHidden="1" w:unhideWhenUsed="1"/>
-    <w:lsdException w:name="Smart Hyperlink" w:semiHidden="1" w:unhideWhenUsed="1"/>
-    <w:lsdException w:name="Hashtag" w:semiHidden="1" w:unhideWhenUsed="1"/>
-    <w:lsdException w:name="Unresolved Mention" w:semiHidden="1" w:unhideWhenUsed="1"/>
-    <w:lsdException w:name="Smart Link" w:semiHidden="1" w:unhideWhenUsed="1"/>
+  <w:latentStyles w:count="260" w:defQFormat="0" w:defUnhideWhenUsed="1" w:defSemiHidden="1" w:defUIPriority="99" w:defLockedState="0">
+    <w:lsdException w:qFormat="1" w:unhideWhenUsed="0" w:uiPriority="0" w:semiHidden="0" w:name="Normal"/>
+    <w:lsdException w:qFormat="1" w:unhideWhenUsed="0" w:uiPriority="9" w:semiHidden="0" w:name="heading 1"/>
+    <w:lsdException w:qFormat="1" w:uiPriority="9" w:name="heading 2"/>
+    <w:lsdException w:qFormat="1" w:uiPriority="9" w:name="heading 3"/>
+    <w:lsdException w:qFormat="1" w:uiPriority="9" w:name="heading 4"/>
+    <w:lsdException w:qFormat="1" w:uiPriority="9" w:name="heading 5"/>
+    <w:lsdException w:qFormat="1" w:uiPriority="9" w:name="heading 6"/>
+    <w:lsdException w:qFormat="1" w:uiPriority="9" w:name="heading 7"/>
+    <w:lsdException w:qFormat="1" w:uiPriority="9" w:name="heading 8"/>
+    <w:lsdException w:qFormat="1" w:uiPriority="9" w:name="heading 9"/>
+    <w:lsdException w:uiPriority="99" w:name="index 1"/>
+    <w:lsdException w:uiPriority="99" w:name="index 2"/>
+    <w:lsdException w:uiPriority="99" w:name="index 3"/>
+    <w:lsdException w:uiPriority="99" w:name="index 4"/>
+    <w:lsdException w:uiPriority="99" w:name="index 5"/>
+    <w:lsdException w:uiPriority="99" w:name="index 6"/>
+    <w:lsdException w:uiPriority="99" w:name="index 7"/>
+    <w:lsdException w:uiPriority="99" w:name="index 8"/>
+    <w:lsdException w:uiPriority="99" w:name="index 9"/>
+    <w:lsdException w:uiPriority="39" w:name="toc 1"/>
+    <w:lsdException w:uiPriority="39" w:name="toc 2"/>
+    <w:lsdException w:uiPriority="39" w:name="toc 3"/>
+    <w:lsdException w:uiPriority="39" w:name="toc 4"/>
+    <w:lsdException w:uiPriority="39" w:name="toc 5"/>
+    <w:lsdException w:uiPriority="39" w:name="toc 6"/>
+    <w:lsdException w:uiPriority="39" w:name="toc 7"/>
+    <w:lsdException w:uiPriority="39" w:name="toc 8"/>
+    <w:lsdException w:uiPriority="39" w:name="toc 9"/>
+    <w:lsdException w:uiPriority="99" w:name="Normal Indent"/>
+    <w:lsdException w:uiPriority="99" w:name="footnote text"/>
+    <w:lsdException w:uiPriority="99" w:name="annotation text"/>
+    <w:lsdException w:uiPriority="99" w:name="header"/>
+    <w:lsdException w:uiPriority="99" w:name="footer"/>
+    <w:lsdException w:uiPriority="99" w:name="index heading"/>
+    <w:lsdException w:qFormat="1" w:uiPriority="35" w:name="caption"/>
+    <w:lsdException w:uiPriority="99" w:name="table of figures"/>
+    <w:lsdException w:uiPriority="99" w:name="envelope address"/>
+    <w:lsdException w:uiPriority="99" w:name="envelope return"/>
+    <w:lsdException w:uiPriority="99" w:name="footnote reference"/>
+    <w:lsdException w:uiPriority="99" w:name="annotation reference"/>
+    <w:lsdException w:uiPriority="99" w:name="line number"/>
+    <w:lsdException w:uiPriority="99" w:name="page number"/>
+    <w:lsdException w:uiPriority="99" w:name="endnote reference"/>
+    <w:lsdException w:uiPriority="99" w:name="endnote text"/>
+    <w:lsdException w:uiPriority="99" w:name="table of authorities"/>
+    <w:lsdException w:uiPriority="99" w:name="macro"/>
+    <w:lsdException w:uiPriority="99" w:name="toa heading"/>
+    <w:lsdException w:uiPriority="99" w:name="List"/>
+    <w:lsdException w:uiPriority="99" w:name="List Bullet"/>
+    <w:lsdException w:uiPriority="99" w:name="List Number"/>
+    <w:lsdException w:uiPriority="99" w:name="List 2"/>
+    <w:lsdException w:uiPriority="99" w:name="List 3"/>
+    <w:lsdException w:uiPriority="99" w:name="List 4"/>
+    <w:lsdException w:uiPriority="99" w:name="List 5"/>
+    <w:lsdException w:uiPriority="99" w:name="List Bullet 2"/>
+    <w:lsdException w:uiPriority="99" w:name="List Bullet 3"/>
+    <w:lsdException w:uiPriority="99" w:name="List Bullet 4"/>
+    <w:lsdException w:uiPriority="99" w:name="List Bullet 5"/>
+    <w:lsdException w:uiPriority="99" w:name="List Number 2"/>
+    <w:lsdException w:uiPriority="99" w:name="List Number 3"/>
+    <w:lsdException w:uiPriority="99" w:name="List Number 4"/>
+    <w:lsdException w:uiPriority="99" w:name="List Number 5"/>
+    <w:lsdException w:qFormat="1" w:unhideWhenUsed="0" w:uiPriority="10" w:semiHidden="0" w:name="Title"/>
+    <w:lsdException w:uiPriority="99" w:name="Closing"/>
+    <w:lsdException w:uiPriority="99" w:name="Signature"/>
+    <w:lsdException w:uiPriority="1" w:semiHidden="0" w:name="Default Paragraph Font"/>
+    <w:lsdException w:uiPriority="99" w:name="Body Text"/>
+    <w:lsdException w:uiPriority="99" w:name="Body Text Indent"/>
+    <w:lsdException w:uiPriority="99" w:name="List Continue"/>
+    <w:lsdException w:uiPriority="99" w:name="List Continue 2"/>
+    <w:lsdException w:uiPriority="99" w:name="List Continue 3"/>
+    <w:lsdException w:uiPriority="99" w:name="List Continue 4"/>
+    <w:lsdException w:uiPriority="99" w:name="List Continue 5"/>
+    <w:lsdException w:uiPriority="99" w:name="Message Header"/>
+    <w:lsdException w:qFormat="1" w:unhideWhenUsed="0" w:uiPriority="11" w:semiHidden="0" w:name="Subtitle"/>
+    <w:lsdException w:uiPriority="99" w:name="Salutation"/>
+    <w:lsdException w:uiPriority="99" w:name="Date"/>
+    <w:lsdException w:uiPriority="99" w:name="Body Text First Indent"/>
+    <w:lsdException w:uiPriority="99" w:name="Body Text First Indent 2"/>
+    <w:lsdException w:uiPriority="99" w:name="Note Heading"/>
+    <w:lsdException w:uiPriority="99" w:name="Body Text 2"/>
+    <w:lsdException w:uiPriority="99" w:name="Body Text 3"/>
+    <w:lsdException w:uiPriority="99" w:name="Body Text Indent 2"/>
+    <w:lsdException w:uiPriority="99" w:name="Body Text Indent 3"/>
+    <w:lsdException w:uiPriority="99" w:name="Block Text"/>
+    <w:lsdException w:uiPriority="99" w:semiHidden="0" w:name="Hyperlink"/>
+    <w:lsdException w:uiPriority="99" w:name="FollowedHyperlink"/>
+    <w:lsdException w:qFormat="1" w:unhideWhenUsed="0" w:uiPriority="22" w:semiHidden="0" w:name="Strong"/>
+    <w:lsdException w:qFormat="1" w:unhideWhenUsed="0" w:uiPriority="20" w:semiHidden="0" w:name="Emphasis"/>
+    <w:lsdException w:uiPriority="99" w:name="Document Map"/>
+    <w:lsdException w:uiPriority="99" w:name="Plain Text"/>
+    <w:lsdException w:uiPriority="99" w:name="E-mail Signature"/>
+    <w:lsdException w:uiPriority="99" w:name="Normal (Web)"/>
+    <w:lsdException w:uiPriority="99" w:name="HTML Acronym"/>
+    <w:lsdException w:uiPriority="99" w:name="HTML Address"/>
+    <w:lsdException w:uiPriority="99" w:name="HTML Cite"/>
+    <w:lsdException w:uiPriority="99" w:name="HTML Code"/>
+    <w:lsdException w:uiPriority="99" w:name="HTML Definition"/>
+    <w:lsdException w:uiPriority="99" w:name="HTML Keyboard"/>
+    <w:lsdException w:uiPriority="99" w:name="HTML Preformatted"/>
+    <w:lsdException w:uiPriority="99" w:name="HTML Sample"/>
+    <w:lsdException w:uiPriority="99" w:name="HTML Typewriter"/>
+    <w:lsdException w:uiPriority="99" w:name="HTML Variable"/>
+    <w:lsdException w:uiPriority="99" w:name="Normal Table"/>
+    <w:lsdException w:uiPriority="99" w:name="annotation subject"/>
+    <w:lsdException w:uiPriority="99" w:name="Table Simple 1"/>
+    <w:lsdException w:uiPriority="99" w:name="Table Simple 2"/>
+    <w:lsdException w:uiPriority="99" w:name="Table Simple 3"/>
+    <w:lsdException w:uiPriority="99" w:name="Table Classic 1"/>
+    <w:lsdException w:uiPriority="99" w:name="Table Classic 2"/>
+    <w:lsdException w:uiPriority="99" w:name="Table Classic 3"/>
+    <w:lsdException w:uiPriority="99" w:name="Table Classic 4"/>
+    <w:lsdException w:uiPriority="99" w:name="Table Colorful 1"/>
+    <w:lsdException w:uiPriority="99" w:name="Table Colorful 2"/>
+    <w:lsdException w:uiPriority="99" w:name="Table Colorful 3"/>
+    <w:lsdException w:uiPriority="99" w:name="Table Columns 1"/>
+    <w:lsdException w:uiPriority="99" w:name="Table Columns 2"/>
+    <w:lsdException w:uiPriority="99" w:name="Table Columns 3"/>
+    <w:lsdException w:uiPriority="99" w:name="Table Columns 4"/>
+    <w:lsdException w:uiPriority="99" w:name="Table Columns 5"/>
+    <w:lsdException w:uiPriority="99" w:name="Table Grid 1"/>
+    <w:lsdException w:uiPriority="99" w:name="Table Grid 2"/>
+    <w:lsdException w:uiPriority="99" w:name="Table Grid 3"/>
+    <w:lsdException w:uiPriority="99" w:name="Table Grid 4"/>
+    <w:lsdException w:uiPriority="99" w:name="Table Grid 5"/>
+    <w:lsdException w:uiPriority="99" w:name="Table Grid 6"/>
+    <w:lsdException w:uiPriority="99" w:name="Table Grid 7"/>
+    <w:lsdException w:uiPriority="99" w:name="Table Grid 8"/>
+    <w:lsdException w:uiPriority="99" w:name="Table List 1"/>
+    <w:lsdException w:uiPriority="99" w:name="Table List 2"/>
+    <w:lsdException w:uiPriority="99" w:name="Table List 3"/>
+    <w:lsdException w:uiPriority="99" w:name="Table List 4"/>
+    <w:lsdException w:uiPriority="99" w:name="Table List 5"/>
+    <w:lsdException w:uiPriority="99" w:name="Table List 6"/>
+    <w:lsdException w:uiPriority="99" w:name="Table List 7"/>
+    <w:lsdException w:uiPriority="99" w:name="Table List 8"/>
+    <w:lsdException w:uiPriority="99" w:name="Table 3D effects 1"/>
+    <w:lsdException w:uiPriority="99" w:name="Table 3D effects 2"/>
+    <w:lsdException w:uiPriority="99" w:name="Table 3D effects 3"/>
+    <w:lsdException w:uiPriority="99" w:name="Table Contemporary"/>
+    <w:lsdException w:uiPriority="99" w:name="Table Elegant"/>
+    <w:lsdException w:uiPriority="99" w:name="Table Professional"/>
+    <w:lsdException w:uiPriority="99" w:name="Table Subtle 1"/>
+    <w:lsdException w:uiPriority="99" w:name="Table Subtle 2"/>
+    <w:lsdException w:uiPriority="99" w:name="Table Web 1"/>
+    <w:lsdException w:uiPriority="99" w:name="Table Web 2"/>
+    <w:lsdException w:uiPriority="99" w:name="Table Web 3"/>
+    <w:lsdException w:uiPriority="99" w:name="Balloon Text"/>
+    <w:lsdException w:unhideWhenUsed="0" w:uiPriority="39" w:semiHidden="0" w:name="Table Grid"/>
+    <w:lsdException w:uiPriority="99" w:name="Table Theme"/>
+    <w:lsdException w:qFormat="1" w:unhideWhenUsed="0" w:uiPriority="34" w:semiHidden="0" w:name="List Paragraph"/>
+    <w:lsdException w:qFormat="1" w:unhideWhenUsed="0" w:uiPriority="29" w:semiHidden="0" w:name="Quote"/>
+    <w:lsdException w:qFormat="1" w:unhideWhenUsed="0" w:uiPriority="30" w:semiHidden="0" w:name="Intense Quote"/>
   </w:latentStyles>
-  <w:style w:type="paragraph" w:default="1" w:styleId="a">
+  <w:style w:type="paragraph" w:default="1" w:styleId="1">
     <w:name w:val="Normal"/>
     <w:qFormat/>
-    <w:rsid w:val="00FE2A87"/>
+    <w:uiPriority w:val="0"/>
+    <w:pPr>
+      <w:spacing w:after="160" w:line="278" w:lineRule="auto"/>
+    </w:pPr>
+    <w:rPr>
+      <w:rFonts w:asciiTheme="minorHAnsi" w:hAnsiTheme="minorHAnsi" w:eastAsiaTheme="minorHAnsi" w:cstheme="minorBidi"/>
+      <w:kern w:val="2"/>
+      <w:sz w:val="24"/>
+      <w:szCs w:val="24"/>
+      <w:lang w:val="ru-RU" w:eastAsia="en-US" w:bidi="ar-SA"/>
+      <w14:ligatures w14:val="standardContextual"/>
+    </w:rPr>
   </w:style>
-  <w:style w:type="paragraph" w:styleId="1">
+  <w:style w:type="paragraph" w:styleId="2">
     <w:name w:val="heading 1"/>
-    <w:basedOn w:val="a"/>
-    <w:next w:val="a"/>
-    <w:link w:val="10"/>
+    <w:basedOn w:val="1"/>
+    <w:next w:val="1"/>
+    <w:link w:val="18"/>
+    <w:qFormat/>
     <w:uiPriority w:val="9"/>
-    <w:qFormat/>
-    <w:rsid w:val="00AA5A78"/>
     <w:pPr>
       <w:keepNext/>
       <w:keepLines/>
@@ -8219,22 +9149,21 @@
       <w:outlineLvl w:val="0"/>
     </w:pPr>
     <w:rPr>
-      <w:rFonts w:asciiTheme="majorHAnsi" w:eastAsiaTheme="majorEastAsia" w:hAnsiTheme="majorHAnsi" w:cstheme="majorBidi"/>
-      <w:color w:val="2F5496" w:themeColor="accent1" w:themeShade="BF"/>
+      <w:rFonts w:asciiTheme="majorHAnsi" w:hAnsiTheme="majorHAnsi" w:eastAsiaTheme="majorEastAsia" w:cstheme="majorBidi"/>
+      <w:color w:val="2F5597" w:themeColor="accent1" w:themeShade="BF"/>
       <w:sz w:val="40"/>
       <w:szCs w:val="40"/>
     </w:rPr>
   </w:style>
-  <w:style w:type="paragraph" w:styleId="2">
+  <w:style w:type="paragraph" w:styleId="3">
     <w:name w:val="heading 2"/>
-    <w:basedOn w:val="a"/>
-    <w:next w:val="a"/>
-    <w:link w:val="20"/>
-    <w:uiPriority w:val="9"/>
+    <w:basedOn w:val="1"/>
+    <w:next w:val="1"/>
+    <w:link w:val="19"/>
     <w:semiHidden/>
     <w:unhideWhenUsed/>
     <w:qFormat/>
-    <w:rsid w:val="00AA5A78"/>
+    <w:uiPriority w:val="9"/>
     <w:pPr>
       <w:keepNext/>
       <w:keepLines/>
@@ -8242,22 +9171,21 @@
       <w:outlineLvl w:val="1"/>
     </w:pPr>
     <w:rPr>
-      <w:rFonts w:asciiTheme="majorHAnsi" w:eastAsiaTheme="majorEastAsia" w:hAnsiTheme="majorHAnsi" w:cstheme="majorBidi"/>
-      <w:color w:val="2F5496" w:themeColor="accent1" w:themeShade="BF"/>
+      <w:rFonts w:asciiTheme="majorHAnsi" w:hAnsiTheme="majorHAnsi" w:eastAsiaTheme="majorEastAsia" w:cstheme="majorBidi"/>
+      <w:color w:val="2F5597" w:themeColor="accent1" w:themeShade="BF"/>
       <w:sz w:val="32"/>
       <w:szCs w:val="32"/>
     </w:rPr>
   </w:style>
-  <w:style w:type="paragraph" w:styleId="3">
+  <w:style w:type="paragraph" w:styleId="4">
     <w:name w:val="heading 3"/>
-    <w:basedOn w:val="a"/>
-    <w:next w:val="a"/>
-    <w:link w:val="30"/>
-    <w:uiPriority w:val="9"/>
+    <w:basedOn w:val="1"/>
+    <w:next w:val="1"/>
+    <w:link w:val="20"/>
     <w:semiHidden/>
     <w:unhideWhenUsed/>
     <w:qFormat/>
-    <w:rsid w:val="00AA5A78"/>
+    <w:uiPriority w:val="9"/>
     <w:pPr>
       <w:keepNext/>
       <w:keepLines/>
@@ -8266,21 +9194,20 @@
     </w:pPr>
     <w:rPr>
       <w:rFonts w:eastAsiaTheme="majorEastAsia" w:cstheme="majorBidi"/>
-      <w:color w:val="2F5496" w:themeColor="accent1" w:themeShade="BF"/>
+      <w:color w:val="2F5597" w:themeColor="accent1" w:themeShade="BF"/>
       <w:sz w:val="28"/>
       <w:szCs w:val="28"/>
     </w:rPr>
   </w:style>
-  <w:style w:type="paragraph" w:styleId="4">
+  <w:style w:type="paragraph" w:styleId="5">
     <w:name w:val="heading 4"/>
-    <w:basedOn w:val="a"/>
-    <w:next w:val="a"/>
-    <w:link w:val="40"/>
-    <w:uiPriority w:val="9"/>
+    <w:basedOn w:val="1"/>
+    <w:next w:val="1"/>
+    <w:link w:val="21"/>
     <w:semiHidden/>
     <w:unhideWhenUsed/>
     <w:qFormat/>
-    <w:rsid w:val="00AA5A78"/>
+    <w:uiPriority w:val="9"/>
     <w:pPr>
       <w:keepNext/>
       <w:keepLines/>
@@ -8291,19 +9218,18 @@
       <w:rFonts w:eastAsiaTheme="majorEastAsia" w:cstheme="majorBidi"/>
       <w:i/>
       <w:iCs/>
-      <w:color w:val="2F5496" w:themeColor="accent1" w:themeShade="BF"/>
+      <w:color w:val="2F5597" w:themeColor="accent1" w:themeShade="BF"/>
     </w:rPr>
   </w:style>
-  <w:style w:type="paragraph" w:styleId="5">
+  <w:style w:type="paragraph" w:styleId="6">
     <w:name w:val="heading 5"/>
-    <w:basedOn w:val="a"/>
-    <w:next w:val="a"/>
-    <w:link w:val="50"/>
-    <w:uiPriority w:val="9"/>
+    <w:basedOn w:val="1"/>
+    <w:next w:val="1"/>
+    <w:link w:val="22"/>
     <w:semiHidden/>
     <w:unhideWhenUsed/>
     <w:qFormat/>
-    <w:rsid w:val="00AA5A78"/>
+    <w:uiPriority w:val="9"/>
     <w:pPr>
       <w:keepNext/>
       <w:keepLines/>
@@ -8312,19 +9238,18 @@
     </w:pPr>
     <w:rPr>
       <w:rFonts w:eastAsiaTheme="majorEastAsia" w:cstheme="majorBidi"/>
-      <w:color w:val="2F5496" w:themeColor="accent1" w:themeShade="BF"/>
+      <w:color w:val="2F5597" w:themeColor="accent1" w:themeShade="BF"/>
     </w:rPr>
   </w:style>
-  <w:style w:type="paragraph" w:styleId="6">
+  <w:style w:type="paragraph" w:styleId="7">
     <w:name w:val="heading 6"/>
-    <w:basedOn w:val="a"/>
-    <w:next w:val="a"/>
-    <w:link w:val="60"/>
-    <w:uiPriority w:val="9"/>
+    <w:basedOn w:val="1"/>
+    <w:next w:val="1"/>
+    <w:link w:val="23"/>
     <w:semiHidden/>
     <w:unhideWhenUsed/>
     <w:qFormat/>
-    <w:rsid w:val="00AA5A78"/>
+    <w:uiPriority w:val="9"/>
     <w:pPr>
       <w:keepNext/>
       <w:keepLines/>
@@ -8336,18 +9261,25 @@
       <w:i/>
       <w:iCs/>
       <w:color w:val="595959" w:themeColor="text1" w:themeTint="A6"/>
+      <w14:textFill>
+        <w14:solidFill>
+          <w14:schemeClr w14:val="tx1">
+            <w14:lumMod w14:val="65000"/>
+            <w14:lumOff w14:val="35000"/>
+          </w14:schemeClr>
+        </w14:solidFill>
+      </w14:textFill>
     </w:rPr>
   </w:style>
-  <w:style w:type="paragraph" w:styleId="7">
+  <w:style w:type="paragraph" w:styleId="8">
     <w:name w:val="heading 7"/>
-    <w:basedOn w:val="a"/>
-    <w:next w:val="a"/>
-    <w:link w:val="70"/>
-    <w:uiPriority w:val="9"/>
+    <w:basedOn w:val="1"/>
+    <w:next w:val="1"/>
+    <w:link w:val="24"/>
     <w:semiHidden/>
     <w:unhideWhenUsed/>
     <w:qFormat/>
-    <w:rsid w:val="00AA5A78"/>
+    <w:uiPriority w:val="9"/>
     <w:pPr>
       <w:keepNext/>
       <w:keepLines/>
@@ -8357,18 +9289,25 @@
     <w:rPr>
       <w:rFonts w:eastAsiaTheme="majorEastAsia" w:cstheme="majorBidi"/>
       <w:color w:val="595959" w:themeColor="text1" w:themeTint="A6"/>
+      <w14:textFill>
+        <w14:solidFill>
+          <w14:schemeClr w14:val="tx1">
+            <w14:lumMod w14:val="65000"/>
+            <w14:lumOff w14:val="35000"/>
+          </w14:schemeClr>
+        </w14:solidFill>
+      </w14:textFill>
     </w:rPr>
   </w:style>
-  <w:style w:type="paragraph" w:styleId="8">
+  <w:style w:type="paragraph" w:styleId="9">
     <w:name w:val="heading 8"/>
-    <w:basedOn w:val="a"/>
-    <w:next w:val="a"/>
-    <w:link w:val="80"/>
-    <w:uiPriority w:val="9"/>
+    <w:basedOn w:val="1"/>
+    <w:next w:val="1"/>
+    <w:link w:val="25"/>
     <w:semiHidden/>
     <w:unhideWhenUsed/>
     <w:qFormat/>
-    <w:rsid w:val="00AA5A78"/>
+    <w:uiPriority w:val="9"/>
     <w:pPr>
       <w:keepNext/>
       <w:keepLines/>
@@ -8379,19 +9318,26 @@
       <w:rFonts w:eastAsiaTheme="majorEastAsia" w:cstheme="majorBidi"/>
       <w:i/>
       <w:iCs/>
-      <w:color w:val="272727" w:themeColor="text1" w:themeTint="D8"/>
+      <w:color w:val="262626" w:themeColor="text1" w:themeTint="D9"/>
+      <w14:textFill>
+        <w14:solidFill>
+          <w14:schemeClr w14:val="tx1">
+            <w14:lumMod w14:val="85000"/>
+            <w14:lumOff w14:val="15000"/>
+          </w14:schemeClr>
+        </w14:solidFill>
+      </w14:textFill>
     </w:rPr>
   </w:style>
-  <w:style w:type="paragraph" w:styleId="9">
+  <w:style w:type="paragraph" w:styleId="10">
     <w:name w:val="heading 9"/>
-    <w:basedOn w:val="a"/>
-    <w:next w:val="a"/>
-    <w:link w:val="90"/>
-    <w:uiPriority w:val="9"/>
+    <w:basedOn w:val="1"/>
+    <w:next w:val="1"/>
+    <w:link w:val="26"/>
     <w:semiHidden/>
     <w:unhideWhenUsed/>
     <w:qFormat/>
-    <w:rsid w:val="00AA5A78"/>
+    <w:uiPriority w:val="9"/>
     <w:pPr>
       <w:keepNext/>
       <w:keepLines/>
@@ -8400,21 +9346,28 @@
     </w:pPr>
     <w:rPr>
       <w:rFonts w:eastAsiaTheme="majorEastAsia" w:cstheme="majorBidi"/>
-      <w:color w:val="272727" w:themeColor="text1" w:themeTint="D8"/>
+      <w:color w:val="262626" w:themeColor="text1" w:themeTint="D9"/>
+      <w14:textFill>
+        <w14:solidFill>
+          <w14:schemeClr w14:val="tx1">
+            <w14:lumMod w14:val="85000"/>
+            <w14:lumOff w14:val="15000"/>
+          </w14:schemeClr>
+        </w14:solidFill>
+      </w14:textFill>
     </w:rPr>
   </w:style>
-  <w:style w:type="character" w:default="1" w:styleId="a0">
+  <w:style w:type="character" w:default="1" w:styleId="11">
     <w:name w:val="Default Paragraph Font"/>
+    <w:unhideWhenUsed/>
     <w:uiPriority w:val="1"/>
-    <w:unhideWhenUsed/>
   </w:style>
-  <w:style w:type="table" w:default="1" w:styleId="a1">
+  <w:style w:type="table" w:default="1" w:styleId="12">
     <w:name w:val="Normal Table"/>
-    <w:uiPriority w:val="99"/>
     <w:semiHidden/>
     <w:unhideWhenUsed/>
+    <w:uiPriority w:val="99"/>
     <w:tblPr>
-      <w:tblInd w:w="0" w:type="dxa"/>
       <w:tblCellMar>
         <w:top w:w="0" w:type="dxa"/>
         <w:left w:w="108" w:type="dxa"/>
@@ -8423,208 +9376,280 @@
       </w:tblCellMar>
     </w:tblPr>
   </w:style>
-  <w:style w:type="numbering" w:default="1" w:styleId="a2">
-    <w:name w:val="No List"/>
-    <w:uiPriority w:val="99"/>
+  <w:style w:type="character" w:styleId="13">
+    <w:name w:val="FollowedHyperlink"/>
+    <w:basedOn w:val="11"/>
     <w:semiHidden/>
     <w:unhideWhenUsed/>
-  </w:style>
-  <w:style w:type="character" w:customStyle="1" w:styleId="10">
-    <w:name w:val="Заголовок 1 Знак"/>
-    <w:basedOn w:val="a0"/>
-    <w:link w:val="1"/>
-    <w:uiPriority w:val="9"/>
-    <w:rsid w:val="00AA5A78"/>
+    <w:uiPriority w:val="99"/>
     <w:rPr>
-      <w:rFonts w:asciiTheme="majorHAnsi" w:eastAsiaTheme="majorEastAsia" w:hAnsiTheme="majorHAnsi" w:cstheme="majorBidi"/>
-      <w:color w:val="2F5496" w:themeColor="accent1" w:themeShade="BF"/>
-      <w:sz w:val="40"/>
-      <w:szCs w:val="40"/>
+      <w:color w:val="954F72" w:themeColor="followedHyperlink"/>
+      <w:u w:val="single"/>
+      <w14:textFill>
+        <w14:solidFill>
+          <w14:schemeClr w14:val="folHlink"/>
+        </w14:solidFill>
+      </w14:textFill>
     </w:rPr>
   </w:style>
-  <w:style w:type="character" w:customStyle="1" w:styleId="20">
-    <w:name w:val="Заголовок 2 Знак"/>
-    <w:basedOn w:val="a0"/>
-    <w:link w:val="2"/>
-    <w:uiPriority w:val="9"/>
-    <w:semiHidden/>
-    <w:rsid w:val="00AA5A78"/>
+  <w:style w:type="character" w:styleId="14">
+    <w:name w:val="Hyperlink"/>
+    <w:basedOn w:val="11"/>
+    <w:unhideWhenUsed/>
+    <w:uiPriority w:val="99"/>
     <w:rPr>
-      <w:rFonts w:asciiTheme="majorHAnsi" w:eastAsiaTheme="majorEastAsia" w:hAnsiTheme="majorHAnsi" w:cstheme="majorBidi"/>
-      <w:color w:val="2F5496" w:themeColor="accent1" w:themeShade="BF"/>
-      <w:sz w:val="32"/>
-      <w:szCs w:val="32"/>
+      <w:color w:val="0563C1" w:themeColor="hyperlink"/>
+      <w:u w:val="single"/>
+      <w14:textFill>
+        <w14:solidFill>
+          <w14:schemeClr w14:val="hlink"/>
+        </w14:solidFill>
+      </w14:textFill>
     </w:rPr>
   </w:style>
-  <w:style w:type="character" w:customStyle="1" w:styleId="30">
-    <w:name w:val="Заголовок 3 Знак"/>
-    <w:basedOn w:val="a0"/>
-    <w:link w:val="3"/>
-    <w:uiPriority w:val="9"/>
-    <w:semiHidden/>
-    <w:rsid w:val="00AA5A78"/>
-    <w:rPr>
-      <w:rFonts w:eastAsiaTheme="majorEastAsia" w:cstheme="majorBidi"/>
-      <w:color w:val="2F5496" w:themeColor="accent1" w:themeShade="BF"/>
-      <w:sz w:val="28"/>
-      <w:szCs w:val="28"/>
-    </w:rPr>
-  </w:style>
-  <w:style w:type="character" w:customStyle="1" w:styleId="40">
-    <w:name w:val="Заголовок 4 Знак"/>
-    <w:basedOn w:val="a0"/>
-    <w:link w:val="4"/>
-    <w:uiPriority w:val="9"/>
-    <w:semiHidden/>
-    <w:rsid w:val="00AA5A78"/>
-    <w:rPr>
-      <w:rFonts w:eastAsiaTheme="majorEastAsia" w:cstheme="majorBidi"/>
-      <w:i/>
-      <w:iCs/>
-      <w:color w:val="2F5496" w:themeColor="accent1" w:themeShade="BF"/>
-    </w:rPr>
-  </w:style>
-  <w:style w:type="character" w:customStyle="1" w:styleId="50">
-    <w:name w:val="Заголовок 5 Знак"/>
-    <w:basedOn w:val="a0"/>
-    <w:link w:val="5"/>
-    <w:uiPriority w:val="9"/>
-    <w:semiHidden/>
-    <w:rsid w:val="00AA5A78"/>
-    <w:rPr>
-      <w:rFonts w:eastAsiaTheme="majorEastAsia" w:cstheme="majorBidi"/>
-      <w:color w:val="2F5496" w:themeColor="accent1" w:themeShade="BF"/>
-    </w:rPr>
-  </w:style>
-  <w:style w:type="character" w:customStyle="1" w:styleId="60">
-    <w:name w:val="Заголовок 6 Знак"/>
-    <w:basedOn w:val="a0"/>
-    <w:link w:val="6"/>
-    <w:uiPriority w:val="9"/>
-    <w:semiHidden/>
-    <w:rsid w:val="00AA5A78"/>
-    <w:rPr>
-      <w:rFonts w:eastAsiaTheme="majorEastAsia" w:cstheme="majorBidi"/>
-      <w:i/>
-      <w:iCs/>
-      <w:color w:val="595959" w:themeColor="text1" w:themeTint="A6"/>
-    </w:rPr>
-  </w:style>
-  <w:style w:type="character" w:customStyle="1" w:styleId="70">
-    <w:name w:val="Заголовок 7 Знак"/>
-    <w:basedOn w:val="a0"/>
-    <w:link w:val="7"/>
-    <w:uiPriority w:val="9"/>
-    <w:semiHidden/>
-    <w:rsid w:val="00AA5A78"/>
-    <w:rPr>
-      <w:rFonts w:eastAsiaTheme="majorEastAsia" w:cstheme="majorBidi"/>
-      <w:color w:val="595959" w:themeColor="text1" w:themeTint="A6"/>
-    </w:rPr>
-  </w:style>
-  <w:style w:type="character" w:customStyle="1" w:styleId="80">
-    <w:name w:val="Заголовок 8 Знак"/>
-    <w:basedOn w:val="a0"/>
-    <w:link w:val="8"/>
-    <w:uiPriority w:val="9"/>
-    <w:semiHidden/>
-    <w:rsid w:val="00AA5A78"/>
-    <w:rPr>
-      <w:rFonts w:eastAsiaTheme="majorEastAsia" w:cstheme="majorBidi"/>
-      <w:i/>
-      <w:iCs/>
-      <w:color w:val="272727" w:themeColor="text1" w:themeTint="D8"/>
-    </w:rPr>
-  </w:style>
-  <w:style w:type="character" w:customStyle="1" w:styleId="90">
-    <w:name w:val="Заголовок 9 Знак"/>
-    <w:basedOn w:val="a0"/>
-    <w:link w:val="9"/>
-    <w:uiPriority w:val="9"/>
-    <w:semiHidden/>
-    <w:rsid w:val="00AA5A78"/>
-    <w:rPr>
-      <w:rFonts w:eastAsiaTheme="majorEastAsia" w:cstheme="majorBidi"/>
-      <w:color w:val="272727" w:themeColor="text1" w:themeTint="D8"/>
-    </w:rPr>
-  </w:style>
-  <w:style w:type="paragraph" w:styleId="a3">
+  <w:style w:type="paragraph" w:styleId="15">
     <w:name w:val="Title"/>
-    <w:basedOn w:val="a"/>
-    <w:next w:val="a"/>
-    <w:link w:val="a4"/>
+    <w:basedOn w:val="1"/>
+    <w:next w:val="1"/>
+    <w:link w:val="27"/>
+    <w:qFormat/>
     <w:uiPriority w:val="10"/>
-    <w:qFormat/>
-    <w:rsid w:val="00AA5A78"/>
     <w:pPr>
       <w:spacing w:after="80" w:line="240" w:lineRule="auto"/>
       <w:contextualSpacing/>
     </w:pPr>
     <w:rPr>
-      <w:rFonts w:asciiTheme="majorHAnsi" w:eastAsiaTheme="majorEastAsia" w:hAnsiTheme="majorHAnsi" w:cstheme="majorBidi"/>
+      <w:rFonts w:asciiTheme="majorHAnsi" w:hAnsiTheme="majorHAnsi" w:eastAsiaTheme="majorEastAsia" w:cstheme="majorBidi"/>
       <w:spacing w:val="-10"/>
       <w:kern w:val="28"/>
       <w:sz w:val="56"/>
       <w:szCs w:val="56"/>
     </w:rPr>
   </w:style>
-  <w:style w:type="character" w:customStyle="1" w:styleId="a4">
+  <w:style w:type="paragraph" w:styleId="16">
+    <w:name w:val="Subtitle"/>
+    <w:basedOn w:val="1"/>
+    <w:next w:val="1"/>
+    <w:link w:val="28"/>
+    <w:qFormat/>
+    <w:uiPriority w:val="11"/>
+    <w:rPr>
+      <w:rFonts w:eastAsiaTheme="majorEastAsia" w:cstheme="majorBidi"/>
+      <w:color w:val="595959" w:themeColor="text1" w:themeTint="A6"/>
+      <w:spacing w:val="15"/>
+      <w:sz w:val="28"/>
+      <w:szCs w:val="28"/>
+      <w14:textFill>
+        <w14:solidFill>
+          <w14:schemeClr w14:val="tx1">
+            <w14:lumMod w14:val="65000"/>
+            <w14:lumOff w14:val="35000"/>
+          </w14:schemeClr>
+        </w14:solidFill>
+      </w14:textFill>
+    </w:rPr>
+  </w:style>
+  <w:style w:type="table" w:styleId="17">
+    <w:name w:val="Table Grid"/>
+    <w:basedOn w:val="12"/>
+    <w:uiPriority w:val="39"/>
+    <w:pPr>
+      <w:spacing w:after="0" w:line="240" w:lineRule="auto"/>
+    </w:pPr>
+    <w:tblPr>
+      <w:tblBorders>
+        <w:top w:val="single" w:color="auto" w:sz="4" w:space="0"/>
+        <w:left w:val="single" w:color="auto" w:sz="4" w:space="0"/>
+        <w:bottom w:val="single" w:color="auto" w:sz="4" w:space="0"/>
+        <w:right w:val="single" w:color="auto" w:sz="4" w:space="0"/>
+        <w:insideH w:val="single" w:color="auto" w:sz="4" w:space="0"/>
+        <w:insideV w:val="single" w:color="auto" w:sz="4" w:space="0"/>
+      </w:tblBorders>
+    </w:tblPr>
+  </w:style>
+  <w:style w:type="character" w:customStyle="1" w:styleId="18">
+    <w:name w:val="Заголовок 1 Знак"/>
+    <w:basedOn w:val="11"/>
+    <w:link w:val="2"/>
+    <w:uiPriority w:val="9"/>
+    <w:rPr>
+      <w:rFonts w:asciiTheme="majorHAnsi" w:hAnsiTheme="majorHAnsi" w:eastAsiaTheme="majorEastAsia" w:cstheme="majorBidi"/>
+      <w:color w:val="2F5597" w:themeColor="accent1" w:themeShade="BF"/>
+      <w:sz w:val="40"/>
+      <w:szCs w:val="40"/>
+    </w:rPr>
+  </w:style>
+  <w:style w:type="character" w:customStyle="1" w:styleId="19">
+    <w:name w:val="Заголовок 2 Знак"/>
+    <w:basedOn w:val="11"/>
+    <w:link w:val="3"/>
+    <w:semiHidden/>
+    <w:uiPriority w:val="9"/>
+    <w:rPr>
+      <w:rFonts w:asciiTheme="majorHAnsi" w:hAnsiTheme="majorHAnsi" w:eastAsiaTheme="majorEastAsia" w:cstheme="majorBidi"/>
+      <w:color w:val="2F5597" w:themeColor="accent1" w:themeShade="BF"/>
+      <w:sz w:val="32"/>
+      <w:szCs w:val="32"/>
+    </w:rPr>
+  </w:style>
+  <w:style w:type="character" w:customStyle="1" w:styleId="20">
+    <w:name w:val="Заголовок 3 Знак"/>
+    <w:basedOn w:val="11"/>
+    <w:link w:val="4"/>
+    <w:semiHidden/>
+    <w:uiPriority w:val="9"/>
+    <w:rPr>
+      <w:rFonts w:eastAsiaTheme="majorEastAsia" w:cstheme="majorBidi"/>
+      <w:color w:val="2F5597" w:themeColor="accent1" w:themeShade="BF"/>
+      <w:sz w:val="28"/>
+      <w:szCs w:val="28"/>
+    </w:rPr>
+  </w:style>
+  <w:style w:type="character" w:customStyle="1" w:styleId="21">
+    <w:name w:val="Заголовок 4 Знак"/>
+    <w:basedOn w:val="11"/>
+    <w:link w:val="5"/>
+    <w:semiHidden/>
+    <w:uiPriority w:val="9"/>
+    <w:rPr>
+      <w:rFonts w:eastAsiaTheme="majorEastAsia" w:cstheme="majorBidi"/>
+      <w:i/>
+      <w:iCs/>
+      <w:color w:val="2F5597" w:themeColor="accent1" w:themeShade="BF"/>
+    </w:rPr>
+  </w:style>
+  <w:style w:type="character" w:customStyle="1" w:styleId="22">
+    <w:name w:val="Заголовок 5 Знак"/>
+    <w:basedOn w:val="11"/>
+    <w:link w:val="6"/>
+    <w:semiHidden/>
+    <w:uiPriority w:val="9"/>
+    <w:rPr>
+      <w:rFonts w:eastAsiaTheme="majorEastAsia" w:cstheme="majorBidi"/>
+      <w:color w:val="2F5597" w:themeColor="accent1" w:themeShade="BF"/>
+    </w:rPr>
+  </w:style>
+  <w:style w:type="character" w:customStyle="1" w:styleId="23">
+    <w:name w:val="Заголовок 6 Знак"/>
+    <w:basedOn w:val="11"/>
+    <w:link w:val="7"/>
+    <w:semiHidden/>
+    <w:uiPriority w:val="9"/>
+    <w:rPr>
+      <w:rFonts w:eastAsiaTheme="majorEastAsia" w:cstheme="majorBidi"/>
+      <w:i/>
+      <w:iCs/>
+      <w:color w:val="595959" w:themeColor="text1" w:themeTint="A6"/>
+      <w14:textFill>
+        <w14:solidFill>
+          <w14:schemeClr w14:val="tx1">
+            <w14:lumMod w14:val="65000"/>
+            <w14:lumOff w14:val="35000"/>
+          </w14:schemeClr>
+        </w14:solidFill>
+      </w14:textFill>
+    </w:rPr>
+  </w:style>
+  <w:style w:type="character" w:customStyle="1" w:styleId="24">
+    <w:name w:val="Заголовок 7 Знак"/>
+    <w:basedOn w:val="11"/>
+    <w:link w:val="8"/>
+    <w:semiHidden/>
+    <w:uiPriority w:val="9"/>
+    <w:rPr>
+      <w:rFonts w:eastAsiaTheme="majorEastAsia" w:cstheme="majorBidi"/>
+      <w:color w:val="595959" w:themeColor="text1" w:themeTint="A6"/>
+      <w14:textFill>
+        <w14:solidFill>
+          <w14:schemeClr w14:val="tx1">
+            <w14:lumMod w14:val="65000"/>
+            <w14:lumOff w14:val="35000"/>
+          </w14:schemeClr>
+        </w14:solidFill>
+      </w14:textFill>
+    </w:rPr>
+  </w:style>
+  <w:style w:type="character" w:customStyle="1" w:styleId="25">
+    <w:name w:val="Заголовок 8 Знак"/>
+    <w:basedOn w:val="11"/>
+    <w:link w:val="9"/>
+    <w:semiHidden/>
+    <w:uiPriority w:val="9"/>
+    <w:rPr>
+      <w:rFonts w:eastAsiaTheme="majorEastAsia" w:cstheme="majorBidi"/>
+      <w:i/>
+      <w:iCs/>
+      <w:color w:val="262626" w:themeColor="text1" w:themeTint="D9"/>
+      <w14:textFill>
+        <w14:solidFill>
+          <w14:schemeClr w14:val="tx1">
+            <w14:lumMod w14:val="85000"/>
+            <w14:lumOff w14:val="15000"/>
+          </w14:schemeClr>
+        </w14:solidFill>
+      </w14:textFill>
+    </w:rPr>
+  </w:style>
+  <w:style w:type="character" w:customStyle="1" w:styleId="26">
+    <w:name w:val="Заголовок 9 Знак"/>
+    <w:basedOn w:val="11"/>
+    <w:link w:val="10"/>
+    <w:semiHidden/>
+    <w:uiPriority w:val="9"/>
+    <w:rPr>
+      <w:rFonts w:eastAsiaTheme="majorEastAsia" w:cstheme="majorBidi"/>
+      <w:color w:val="262626" w:themeColor="text1" w:themeTint="D9"/>
+      <w14:textFill>
+        <w14:solidFill>
+          <w14:schemeClr w14:val="tx1">
+            <w14:lumMod w14:val="85000"/>
+            <w14:lumOff w14:val="15000"/>
+          </w14:schemeClr>
+        </w14:solidFill>
+      </w14:textFill>
+    </w:rPr>
+  </w:style>
+  <w:style w:type="character" w:customStyle="1" w:styleId="27">
     <w:name w:val="Заголовок Знак"/>
-    <w:basedOn w:val="a0"/>
-    <w:link w:val="a3"/>
+    <w:basedOn w:val="11"/>
+    <w:link w:val="15"/>
     <w:uiPriority w:val="10"/>
-    <w:rsid w:val="00AA5A78"/>
     <w:rPr>
-      <w:rFonts w:asciiTheme="majorHAnsi" w:eastAsiaTheme="majorEastAsia" w:hAnsiTheme="majorHAnsi" w:cstheme="majorBidi"/>
+      <w:rFonts w:asciiTheme="majorHAnsi" w:hAnsiTheme="majorHAnsi" w:eastAsiaTheme="majorEastAsia" w:cstheme="majorBidi"/>
       <w:spacing w:val="-10"/>
       <w:kern w:val="28"/>
       <w:sz w:val="56"/>
       <w:szCs w:val="56"/>
     </w:rPr>
   </w:style>
-  <w:style w:type="paragraph" w:styleId="a5">
-    <w:name w:val="Subtitle"/>
-    <w:basedOn w:val="a"/>
-    <w:next w:val="a"/>
-    <w:link w:val="a6"/>
+  <w:style w:type="character" w:customStyle="1" w:styleId="28">
+    <w:name w:val="Подзаголовок Знак"/>
+    <w:basedOn w:val="11"/>
+    <w:link w:val="16"/>
     <w:uiPriority w:val="11"/>
-    <w:qFormat/>
-    <w:rsid w:val="00AA5A78"/>
-    <w:pPr>
-      <w:numPr>
-        <w:ilvl w:val="1"/>
-      </w:numPr>
-    </w:pPr>
     <w:rPr>
       <w:rFonts w:eastAsiaTheme="majorEastAsia" w:cstheme="majorBidi"/>
       <w:color w:val="595959" w:themeColor="text1" w:themeTint="A6"/>
       <w:spacing w:val="15"/>
       <w:sz w:val="28"/>
       <w:szCs w:val="28"/>
+      <w14:textFill>
+        <w14:solidFill>
+          <w14:schemeClr w14:val="tx1">
+            <w14:lumMod w14:val="65000"/>
+            <w14:lumOff w14:val="35000"/>
+          </w14:schemeClr>
+        </w14:solidFill>
+      </w14:textFill>
     </w:rPr>
   </w:style>
-  <w:style w:type="character" w:customStyle="1" w:styleId="a6">
-    <w:name w:val="Подзаголовок Знак"/>
-    <w:basedOn w:val="a0"/>
-    <w:link w:val="a5"/>
-    <w:uiPriority w:val="11"/>
-    <w:rsid w:val="00AA5A78"/>
-    <w:rPr>
-      <w:rFonts w:eastAsiaTheme="majorEastAsia" w:cstheme="majorBidi"/>
-      <w:color w:val="595959" w:themeColor="text1" w:themeTint="A6"/>
-      <w:spacing w:val="15"/>
-      <w:sz w:val="28"/>
-      <w:szCs w:val="28"/>
-    </w:rPr>
-  </w:style>
-  <w:style w:type="paragraph" w:styleId="21">
+  <w:style w:type="paragraph" w:styleId="29">
     <w:name w:val="Quote"/>
-    <w:basedOn w:val="a"/>
-    <w:next w:val="a"/>
-    <w:link w:val="22"/>
+    <w:basedOn w:val="1"/>
+    <w:next w:val="1"/>
+    <w:link w:val="30"/>
+    <w:qFormat/>
     <w:uiPriority w:val="29"/>
-    <w:qFormat/>
-    <w:rsid w:val="00AA5A78"/>
     <w:pPr>
       <w:spacing w:before="160"/>
       <w:jc w:val="center"/>
@@ -8633,55 +9658,67 @@
       <w:i/>
       <w:iCs/>
       <w:color w:val="404040" w:themeColor="text1" w:themeTint="BF"/>
+      <w14:textFill>
+        <w14:solidFill>
+          <w14:schemeClr w14:val="tx1">
+            <w14:lumMod w14:val="75000"/>
+            <w14:lumOff w14:val="25000"/>
+          </w14:schemeClr>
+        </w14:solidFill>
+      </w14:textFill>
     </w:rPr>
   </w:style>
-  <w:style w:type="character" w:customStyle="1" w:styleId="22">
+  <w:style w:type="character" w:customStyle="1" w:styleId="30">
     <w:name w:val="Цитата 2 Знак"/>
-    <w:basedOn w:val="a0"/>
-    <w:link w:val="21"/>
+    <w:basedOn w:val="11"/>
+    <w:link w:val="29"/>
     <w:uiPriority w:val="29"/>
-    <w:rsid w:val="00AA5A78"/>
     <w:rPr>
       <w:i/>
       <w:iCs/>
       <w:color w:val="404040" w:themeColor="text1" w:themeTint="BF"/>
+      <w14:textFill>
+        <w14:solidFill>
+          <w14:schemeClr w14:val="tx1">
+            <w14:lumMod w14:val="75000"/>
+            <w14:lumOff w14:val="25000"/>
+          </w14:schemeClr>
+        </w14:solidFill>
+      </w14:textFill>
     </w:rPr>
   </w:style>
-  <w:style w:type="paragraph" w:styleId="a7">
+  <w:style w:type="paragraph" w:styleId="31">
     <w:name w:val="List Paragraph"/>
-    <w:basedOn w:val="a"/>
+    <w:basedOn w:val="1"/>
+    <w:qFormat/>
     <w:uiPriority w:val="34"/>
-    <w:qFormat/>
-    <w:rsid w:val="00AA5A78"/>
     <w:pPr>
       <w:ind w:left="720"/>
       <w:contextualSpacing/>
     </w:pPr>
   </w:style>
-  <w:style w:type="character" w:styleId="a8">
+  <w:style w:type="character" w:customStyle="1" w:styleId="32">
     <w:name w:val="Intense Emphasis"/>
-    <w:basedOn w:val="a0"/>
+    <w:basedOn w:val="11"/>
+    <w:qFormat/>
     <w:uiPriority w:val="21"/>
-    <w:qFormat/>
-    <w:rsid w:val="00AA5A78"/>
     <w:rPr>
       <w:i/>
       <w:iCs/>
-      <w:color w:val="2F5496" w:themeColor="accent1" w:themeShade="BF"/>
+      <w:color w:val="2F5597" w:themeColor="accent1" w:themeShade="BF"/>
     </w:rPr>
   </w:style>
-  <w:style w:type="paragraph" w:styleId="a9">
+  <w:style w:type="paragraph" w:styleId="33">
     <w:name w:val="Intense Quote"/>
-    <w:basedOn w:val="a"/>
-    <w:next w:val="a"/>
-    <w:link w:val="aa"/>
+    <w:basedOn w:val="1"/>
+    <w:next w:val="1"/>
+    <w:link w:val="34"/>
+    <w:qFormat/>
     <w:uiPriority w:val="30"/>
-    <w:qFormat/>
-    <w:rsid w:val="00AA5A78"/>
     <w:pPr>
       <w:pBdr>
-        <w:top w:val="single" w:sz="4" w:space="10" w:color="2F5496" w:themeColor="accent1" w:themeShade="BF"/>
-        <w:bottom w:val="single" w:sz="4" w:space="10" w:color="2F5496" w:themeColor="accent1" w:themeShade="BF"/>
+        <w:top w:val="single" w:color="2F5496" w:themeColor="accent1" w:themeShade="BF" w:sz="4" w:space="10"/>
+        <w:bottom w:val="single" w:color="2F5496" w:themeColor="accent1" w:themeShade="BF" w:sz="4" w:space="10"/>
       </w:pBdr>
       <w:spacing w:before="360" w:after="360"/>
       <w:ind w:left="864" w:right="864"/>
@@ -8690,87 +9727,42 @@
     <w:rPr>
       <w:i/>
       <w:iCs/>
-      <w:color w:val="2F5496" w:themeColor="accent1" w:themeShade="BF"/>
+      <w:color w:val="2F5597" w:themeColor="accent1" w:themeShade="BF"/>
     </w:rPr>
   </w:style>
-  <w:style w:type="character" w:customStyle="1" w:styleId="aa">
+  <w:style w:type="character" w:customStyle="1" w:styleId="34">
     <w:name w:val="Выделенная цитата Знак"/>
-    <w:basedOn w:val="a0"/>
-    <w:link w:val="a9"/>
+    <w:basedOn w:val="11"/>
+    <w:link w:val="33"/>
     <w:uiPriority w:val="30"/>
-    <w:rsid w:val="00AA5A78"/>
     <w:rPr>
       <w:i/>
       <w:iCs/>
-      <w:color w:val="2F5496" w:themeColor="accent1" w:themeShade="BF"/>
+      <w:color w:val="2F5597" w:themeColor="accent1" w:themeShade="BF"/>
     </w:rPr>
   </w:style>
-  <w:style w:type="character" w:styleId="ab">
+  <w:style w:type="character" w:customStyle="1" w:styleId="35">
     <w:name w:val="Intense Reference"/>
-    <w:basedOn w:val="a0"/>
+    <w:basedOn w:val="11"/>
+    <w:qFormat/>
     <w:uiPriority w:val="32"/>
-    <w:qFormat/>
-    <w:rsid w:val="00AA5A78"/>
     <w:rPr>
       <w:b/>
       <w:bCs/>
       <w:smallCaps/>
-      <w:color w:val="2F5496" w:themeColor="accent1" w:themeShade="BF"/>
+      <w:color w:val="2F5597" w:themeColor="accent1" w:themeShade="BF"/>
       <w:spacing w:val="5"/>
     </w:rPr>
   </w:style>
-  <w:style w:type="character" w:styleId="ac">
-    <w:name w:val="Hyperlink"/>
-    <w:basedOn w:val="a0"/>
-    <w:uiPriority w:val="99"/>
-    <w:unhideWhenUsed/>
-    <w:rsid w:val="00B40D1E"/>
-    <w:rPr>
-      <w:color w:val="0563C1" w:themeColor="hyperlink"/>
-      <w:u w:val="single"/>
-    </w:rPr>
-  </w:style>
-  <w:style w:type="character" w:styleId="ad">
+  <w:style w:type="character" w:customStyle="1" w:styleId="36">
     <w:name w:val="Unresolved Mention"/>
-    <w:basedOn w:val="a0"/>
-    <w:uiPriority w:val="99"/>
+    <w:basedOn w:val="11"/>
     <w:semiHidden/>
     <w:unhideWhenUsed/>
-    <w:rsid w:val="00B40D1E"/>
+    <w:uiPriority w:val="99"/>
     <w:rPr>
       <w:color w:val="605E5C"/>
       <w:shd w:val="clear" w:color="auto" w:fill="E1DFDD"/>
-    </w:rPr>
-  </w:style>
-  <w:style w:type="table" w:styleId="ae">
-    <w:name w:val="Table Grid"/>
-    <w:basedOn w:val="a1"/>
-    <w:uiPriority w:val="39"/>
-    <w:rsid w:val="00B40D1E"/>
-    <w:pPr>
-      <w:spacing w:after="0" w:line="240" w:lineRule="auto"/>
-    </w:pPr>
-    <w:tblPr>
-      <w:tblBorders>
-        <w:top w:val="single" w:sz="4" w:space="0" w:color="auto"/>
-        <w:left w:val="single" w:sz="4" w:space="0" w:color="auto"/>
-        <w:bottom w:val="single" w:sz="4" w:space="0" w:color="auto"/>
-        <w:right w:val="single" w:sz="4" w:space="0" w:color="auto"/>
-        <w:insideH w:val="single" w:sz="4" w:space="0" w:color="auto"/>
-        <w:insideV w:val="single" w:sz="4" w:space="0" w:color="auto"/>
-      </w:tblBorders>
-    </w:tblPr>
-  </w:style>
-  <w:style w:type="character" w:styleId="af">
-    <w:name w:val="FollowedHyperlink"/>
-    <w:basedOn w:val="a0"/>
-    <w:uiPriority w:val="99"/>
-    <w:semiHidden/>
-    <w:unhideWhenUsed/>
-    <w:rsid w:val="00FE2A87"/>
-    <w:rPr>
-      <w:color w:val="954F72" w:themeColor="followedHyperlink"/>
-      <w:u w:val="single"/>
     </w:rPr>
   </w:style>
 </w:styles>
@@ -8819,7 +9811,7 @@
     </a:clrScheme>
     <a:fontScheme name="Стандартная">
       <a:majorFont>
-        <a:latin typeface="Calibri Light" panose="020F0302020204030204"/>
+        <a:latin typeface="Calibri Light"/>
         <a:ea typeface=""/>
         <a:cs typeface=""/>
         <a:font script="Jpan" typeface="游ゴシック Light"/>
@@ -8852,26 +9844,9 @@
         <a:font script="Viet" typeface="Times New Roman"/>
         <a:font script="Uigh" typeface="Microsoft Uighur"/>
         <a:font script="Geor" typeface="Sylfaen"/>
-        <a:font script="Armn" typeface="Arial"/>
-        <a:font script="Bugi" typeface="Leelawadee UI"/>
-        <a:font script="Bopo" typeface="Microsoft JhengHei"/>
-        <a:font script="Java" typeface="Javanese Text"/>
-        <a:font script="Lisu" typeface="Segoe UI"/>
-        <a:font script="Mymr" typeface="Myanmar Text"/>
-        <a:font script="Nkoo" typeface="Ebrima"/>
-        <a:font script="Olck" typeface="Nirmala UI"/>
-        <a:font script="Osma" typeface="Ebrima"/>
-        <a:font script="Phag" typeface="Phagspa"/>
-        <a:font script="Syrn" typeface="Estrangelo Edessa"/>
-        <a:font script="Syrj" typeface="Estrangelo Edessa"/>
-        <a:font script="Syre" typeface="Estrangelo Edessa"/>
-        <a:font script="Sora" typeface="Nirmala UI"/>
-        <a:font script="Tale" typeface="Microsoft Tai Le"/>
-        <a:font script="Talu" typeface="Microsoft New Tai Lue"/>
-        <a:font script="Tfng" typeface="Ebrima"/>
       </a:majorFont>
       <a:minorFont>
-        <a:latin typeface="Calibri" panose="020F0502020204030204"/>
+        <a:latin typeface="Calibri"/>
         <a:ea typeface=""/>
         <a:cs typeface=""/>
         <a:font script="Jpan" typeface="游明朝"/>
@@ -8904,23 +9879,6 @@
         <a:font script="Viet" typeface="Arial"/>
         <a:font script="Uigh" typeface="Microsoft Uighur"/>
         <a:font script="Geor" typeface="Sylfaen"/>
-        <a:font script="Armn" typeface="Arial"/>
-        <a:font script="Bugi" typeface="Leelawadee UI"/>
-        <a:font script="Bopo" typeface="Microsoft JhengHei"/>
-        <a:font script="Java" typeface="Javanese Text"/>
-        <a:font script="Lisu" typeface="Segoe UI"/>
-        <a:font script="Mymr" typeface="Myanmar Text"/>
-        <a:font script="Nkoo" typeface="Ebrima"/>
-        <a:font script="Olck" typeface="Nirmala UI"/>
-        <a:font script="Osma" typeface="Ebrima"/>
-        <a:font script="Phag" typeface="Phagspa"/>
-        <a:font script="Syrn" typeface="Estrangelo Edessa"/>
-        <a:font script="Syrj" typeface="Estrangelo Edessa"/>
-        <a:font script="Syre" typeface="Estrangelo Edessa"/>
-        <a:font script="Sora" typeface="Nirmala UI"/>
-        <a:font script="Tale" typeface="Microsoft Tai Le"/>
-        <a:font script="Talu" typeface="Microsoft New Tai Lue"/>
-        <a:font script="Tfng" typeface="Ebrima"/>
       </a:minorFont>
     </a:fontScheme>
     <a:fmtScheme name="Стандартная">
@@ -9062,11 +10020,5 @@
     </a:fmtScheme>
   </a:themeElements>
   <a:objectDefaults/>
-  <a:extraClrSchemeLst/>
-  <a:extLst>
-    <a:ext uri="{05A4C25C-085E-4340-85A3-A5531E510DB2}">
-      <thm15:themeFamily xmlns:thm15="http://schemas.microsoft.com/office/thememl/2012/main" name="Office Theme" id="{62F939B6-93AF-4DB8-9C6B-D6C7DFDC589F}" vid="{4A3C46E8-61CC-4603-A589-7422A47A8E4A}"/>
-    </a:ext>
-  </a:extLst>
 </a:theme>
 </file>